--- a/ambr4_sem.docx
+++ b/ambr4_sem.docx
@@ -2755,7 +2755,7 @@
     <w:bookmarkEnd w:id="44"/>
     <w:bookmarkEnd w:id="45"/>
     <w:bookmarkEnd w:id="46"/>
-    <w:bookmarkStart w:id="62" w:name="part-b-apply-your-knowledge"/>
+    <w:bookmarkStart w:id="61" w:name="part-b-apply-your-knowledge"/>
     <w:p>
       <w:pPr>
         <w:pStyle w:val="Heading1"/>
@@ -4826,19 +4826,9 @@
         <w:t xml:space="preserve">Now we have successfully modelled the latent constructs relating to early numeric skills, we can see whether they relate to long-term mathematical performance. The researchers followed up the same children two years later to see how Year 1 abilities predicted mathematical reasoning in Year 3.</w:t>
       </w:r>
     </w:p>
-    <w:bookmarkEnd w:id="59"/>
-    <w:bookmarkStart w:id="60" w:name="Xfd58250ba865d2d427d1fa8e12d52943d6101e5"/>
-    <w:p>
-      <w:pPr>
-        <w:pStyle w:val="Heading2"/>
-      </w:pPr>
-      <w:r>
-        <w:t xml:space="preserve">4.4 Predicting mathematical reasoning from early numeric skills</w:t>
-      </w:r>
-    </w:p>
-    <w:p>
-      <w:pPr>
-        <w:pStyle w:val="FirstParagraph"/>
+    <w:p>
+      <w:pPr>
+        <w:pStyle w:val="BodyText"/>
       </w:pPr>
       <w:r>
         <w:t xml:space="preserve">In our new model formula, we should specify how our latent constructs are measured just as we did before. However, we can now add a structural part to test whether mathematical reasoning (</w:t>
@@ -5203,14 +5193,14 @@
         <w:t xml:space="preserve">## ...transcoding skills a stronger predictor </w:t>
       </w:r>
     </w:p>
-    <w:bookmarkEnd w:id="60"/>
-    <w:bookmarkStart w:id="61" w:name="dealing-with-missing-data"/>
+    <w:bookmarkEnd w:id="59"/>
+    <w:bookmarkStart w:id="60" w:name="dealing-with-missing-data"/>
     <w:p>
       <w:pPr>
         <w:pStyle w:val="Heading2"/>
       </w:pPr>
       <w:r>
-        <w:t xml:space="preserve">4.5 Dealing with missing data</w:t>
+        <w:t xml:space="preserve">4.4 Dealing with missing data</w:t>
       </w:r>
     </w:p>
     <w:p>
@@ -5437,9 +5427,9 @@
         </w:pict>
       </w:r>
     </w:p>
+    <w:bookmarkEnd w:id="60"/>
     <w:bookmarkEnd w:id="61"/>
-    <w:bookmarkEnd w:id="62"/>
-    <w:bookmarkStart w:id="66" w:name="part-c-challenge-yourself"/>
+    <w:bookmarkStart w:id="65" w:name="part-c-challenge-yourself"/>
     <w:p>
       <w:pPr>
         <w:pStyle w:val="Heading1"/>
@@ -5561,18 +5551,18 @@
           <wp:inline>
             <wp:extent cx="4620126" cy="3696101"/>
             <wp:effectExtent b="0" l="0" r="0" t="0"/>
-            <wp:docPr descr="Simplified path diagram showing how number comparison and transcoding skills measured in Year 1 predict speeded arithmetic skills in Year 3." title="" id="64" name="Picture"/>
+            <wp:docPr descr="Simplified path diagram showing how number comparison and transcoding skills measured in Year 1 predict speeded arithmetic skills in Year 3." title="" id="63" name="Picture"/>
             <a:graphic>
               <a:graphicData uri="http://schemas.openxmlformats.org/drawingml/2006/picture">
                 <pic:pic>
                   <pic:nvPicPr>
-                    <pic:cNvPr descr="ambr4_sem_files/figure-docx/challenge-plot-1.png" id="65" name="Picture"/>
+                    <pic:cNvPr descr="ambr4_sem_files/figure-docx/challenge-plot-1.png" id="64" name="Picture"/>
                     <pic:cNvPicPr>
                       <a:picLocks noChangeArrowheads="1" noChangeAspect="1"/>
                     </pic:cNvPicPr>
                   </pic:nvPicPr>
                   <pic:blipFill>
-                    <a:blip r:embed="rId63"/>
+                    <a:blip r:embed="rId62"/>
                     <a:stretch>
                       <a:fillRect/>
                     </a:stretch>
@@ -5614,8 +5604,8 @@
         </w:pict>
       </w:r>
     </w:p>
-    <w:bookmarkEnd w:id="66"/>
-    <w:bookmarkStart w:id="77" w:name="summary"/>
+    <w:bookmarkEnd w:id="65"/>
+    <w:bookmarkStart w:id="76" w:name="summary"/>
     <w:p>
       <w:pPr>
         <w:pStyle w:val="Heading1"/>
@@ -5624,7 +5614,7 @@
         <w:t xml:space="preserve">6. Summary</w:t>
       </w:r>
     </w:p>
-    <w:bookmarkStart w:id="67" w:name="recap"/>
+    <w:bookmarkStart w:id="66" w:name="recap"/>
     <w:p>
       <w:pPr>
         <w:pStyle w:val="Heading2"/>
@@ -5673,8 +5663,8 @@
         <w:t xml:space="preserve">package, and considered issues relating to over-fitting along the way.</w:t>
       </w:r>
     </w:p>
-    <w:bookmarkEnd w:id="67"/>
-    <w:bookmarkStart w:id="76" w:name="further-learning"/>
+    <w:bookmarkEnd w:id="66"/>
+    <w:bookmarkStart w:id="75" w:name="further-learning"/>
     <w:p>
       <w:pPr>
         <w:pStyle w:val="Heading2"/>
@@ -5693,7 +5683,7 @@
       <w:r>
         <w:t xml:space="preserve"> </w:t>
       </w:r>
-      <w:hyperlink r:id="rId68">
+      <w:hyperlink r:id="rId67">
         <w:r>
           <w:rPr>
             <w:rStyle w:val="Hyperlink"/>
@@ -5710,7 +5700,7 @@
       <w:r>
         <w:t xml:space="preserve"> </w:t>
       </w:r>
-      <w:hyperlink r:id="rId69">
+      <w:hyperlink r:id="rId68">
         <w:r>
           <w:rPr>
             <w:rStyle w:val="Hyperlink"/>
@@ -5727,7 +5717,7 @@
       <w:r>
         <w:t xml:space="preserve"> </w:t>
       </w:r>
-      <w:hyperlink r:id="rId70">
+      <w:hyperlink r:id="rId69">
         <w:r>
           <w:rPr>
             <w:rStyle w:val="Hyperlink"/>
@@ -5814,18 +5804,18 @@
                 <wp:inline>
                   <wp:extent cx="152400" cy="152400"/>
                   <wp:effectExtent b="0" l="0" r="0" t="0"/>
-                  <wp:docPr descr="" title="" id="72" name="Picture"/>
+                  <wp:docPr descr="" title="" id="71" name="Picture"/>
                   <a:graphic>
                     <a:graphicData uri="http://schemas.openxmlformats.org/drawingml/2006/picture">
                       <pic:pic>
                         <pic:nvPicPr>
-                          <pic:cNvPr descr="C:\Users\elj504\AppData\Local\Programs\Quarto\share\formats\docx\important.png" id="73" name="Picture"/>
+                          <pic:cNvPr descr="C:\Users\elj504\AppData\Local\Programs\Quarto\share\formats\docx\important.png" id="72" name="Picture"/>
                           <pic:cNvPicPr>
                             <a:picLocks noChangeArrowheads="1" noChangeAspect="1"/>
                           </pic:cNvPicPr>
                         </pic:nvPicPr>
                         <pic:blipFill>
-                          <a:blip r:embed="rId71"/>
+                          <a:blip r:embed="rId70"/>
                           <a:stretch>
                             <a:fillRect/>
                           </a:stretch>
@@ -5887,7 +5877,7 @@
             <w:r>
               <w:t xml:space="preserve"> </w:t>
             </w:r>
-            <w:hyperlink r:id="rId74">
+            <w:hyperlink r:id="rId73">
               <w:r>
                 <w:rPr>
                   <w:rStyle w:val="Hyperlink"/>
@@ -5912,7 +5902,7 @@
             <w:r>
               <w:t xml:space="preserve"> </w:t>
             </w:r>
-            <w:hyperlink r:id="rId75">
+            <w:hyperlink r:id="rId74">
               <w:r>
                 <w:rPr>
                   <w:rStyle w:val="Hyperlink"/>
@@ -5927,8 +5917,8 @@
         </w:tc>
       </w:tr>
     </w:tbl>
+    <w:bookmarkEnd w:id="75"/>
     <w:bookmarkEnd w:id="76"/>
-    <w:bookmarkEnd w:id="77"/>
     <w:sectPr>
       <w:footnotePr>
         <w:numRestart w:val="eachSect"/>

--- a/ambr4_sem.docx
+++ b/ambr4_sem.docx
@@ -1839,7 +1839,10 @@
         <w:t xml:space="preserve">marker method</w:t>
       </w:r>
       <w:r>
-        <w:t xml:space="preserve">) described in the lecture. We can count the remaining free parameters to be estimated, including the remaining factor loadings (6), variance of latent variables (3), covariances between latent variables (3), and error variance for each measured variable (9) = 21 free parameters to be estimated.</w:t>
+        <w:t xml:space="preserve"> </w:t>
+      </w:r>
+      <w:r>
+        <w:t xml:space="preserve">described in the lecture). We can count the remaining free parameters to be estimated, including the remaining factor loadings (6), variance of latent variables (3), covariances between latent variables (3), and error variance for each measured variable (9) = 21 free parameters to be estimated.</w:t>
       </w:r>
     </w:p>
     <w:p>
@@ -2537,7 +2540,7 @@
         <w:t xml:space="preserve"> </w:t>
       </w:r>
       <w:r>
-        <w:t xml:space="preserve">if you want them to be in the original units of the variables (as presented in the CFA output by default - we can similarly ask the summary output to present standardised units if we prefer!).</w:t>
+        <w:t xml:space="preserve">if you want them to be in the original units of the variables (as presented in the CFA output by default - we can similarly ask the summary output to present standardised units if we prefer).</w:t>
       </w:r>
     </w:p>
     <w:p>
@@ -2755,7 +2758,7 @@
     <w:bookmarkEnd w:id="44"/>
     <w:bookmarkEnd w:id="45"/>
     <w:bookmarkEnd w:id="46"/>
-    <w:bookmarkStart w:id="61" w:name="part-b-apply-your-knowledge"/>
+    <w:bookmarkStart w:id="58" w:name="part-b-apply-your-knowledge"/>
     <w:p>
       <w:pPr>
         <w:pStyle w:val="Heading1"/>
@@ -3557,7 +3560,7 @@
         <w:pStyle w:val="FirstParagraph"/>
       </w:pPr>
       <w:r>
-        <w:t xml:space="preserve">Despite being a subset, you’ll notice that this is still a lot of variables to be working with compared to previous weeks! Variables labelled with</w:t>
+        <w:t xml:space="preserve">Despite being a subset of the dataset, you’ll notice that this is still a lot of variables to be working with compared to previous weeks! Variables labelled with</w:t>
       </w:r>
       <w:r>
         <w:t xml:space="preserve"> </w:t>
@@ -4055,7 +4058,7 @@
       </w:r>
     </w:p>
     <w:bookmarkEnd w:id="51"/>
-    <w:bookmarkStart w:id="58" w:name="measurement-model-1"/>
+    <w:bookmarkStart w:id="55" w:name="measurement-model-1"/>
     <w:p>
       <w:pPr>
         <w:pStyle w:val="Heading2"/>
@@ -4095,14 +4098,33 @@
         <w:t xml:space="preserve"> </w:t>
       </w:r>
       <w:r>
-        <w:t xml:space="preserve">function to inspect the relationships between the nine different t1 mathematical tasks - ie. those that begin with t1_tc* and those that begin with t1_nc</w:t>
+        <w:t xml:space="preserve">function to inspect the relationships between the nine different t1 mathematical tasks —ie. those that begin with</w:t>
+      </w:r>
+      <w:r>
+        <w:t xml:space="preserve"> </w:t>
       </w:r>
       <w:r>
         <w:rPr>
           <w:i/>
           <w:iCs/>
         </w:rPr>
-        <w:t xml:space="preserve">.</w:t>
+        <w:t xml:space="preserve">t1_tc</w:t>
+      </w:r>
+      <w:r>
+        <w:t xml:space="preserve"> </w:t>
+      </w:r>
+      <w:r>
+        <w:t xml:space="preserve">and those that begin with</w:t>
+      </w:r>
+      <w:r>
+        <w:t xml:space="preserve"> </w:t>
+      </w:r>
+      <w:r>
+        <w:rPr>
+          <w:i/>
+          <w:iCs/>
+        </w:rPr>
+        <w:t xml:space="preserve">t1_nc.</w:t>
       </w:r>
       <w:r>
         <w:t xml:space="preserve"> </w:t>
@@ -4304,6 +4326,1222 @@
         <w:t xml:space="preserve">Path diagram depicting all 9 numerical measures as a single latent construct.</w:t>
       </w:r>
     </w:p>
+    <w:tbl>
+      <w:tblPr>
+        <w:tblStyle w:val="FigureTable"/>
+        <w:tblW w:type="auto" w:w="0"/>
+        <w:jc w:val="center"/>
+        <w:tblLook w:firstRow="0" w:lastRow="0" w:firstColumn="0" w:lastColumn="0"/>
+      </w:tblPr>
+      <w:tblGrid>
+        <w:gridCol w:w="7920"/>
+      </w:tblGrid>
+      <w:tr>
+        <w:tc>
+          <w:tcPr/>
+          <w:p>
+            <w:pPr>
+              <w:pStyle w:val="Compact"/>
+              <w:jc w:val="center"/>
+            </w:pPr>
+            <w:r>
+              <w:t xml:space="preserve">Path diagram depicting all transcoding and number comparison skills as two related constructs.</w:t>
+            </w:r>
+          </w:p>
+        </w:tc>
+      </w:tr>
+    </w:tbl>
+    <w:p>
+      <w:pPr>
+        <w:pStyle w:val="ImageCaption"/>
+      </w:pPr>
+      <w:r>
+        <w:t xml:space="preserve">Path diagram depicting all transcoding and number comparison skills as two related constructs.</w:t>
+      </w:r>
+    </w:p>
+    <w:p>
+      <w:pPr>
+        <w:pStyle w:val="SourceCode"/>
+      </w:pPr>
+      <w:r>
+        <w:rPr>
+          <w:rStyle w:val="CommentTok"/>
+        </w:rPr>
+        <w:t xml:space="preserve"># Correlations</w:t>
+      </w:r>
+      <w:r>
+        <w:br/>
+      </w:r>
+      <w:r>
+        <w:rPr>
+          <w:rStyle w:val="NormalTok"/>
+        </w:rPr>
+        <w:t xml:space="preserve">maths_dat </w:t>
+      </w:r>
+      <w:r>
+        <w:rPr>
+          <w:rStyle w:val="SpecialCharTok"/>
+        </w:rPr>
+        <w:t xml:space="preserve">%&gt;%</w:t>
+      </w:r>
+      <w:r>
+        <w:rPr>
+          <w:rStyle w:val="NormalTok"/>
+        </w:rPr>
+        <w:t xml:space="preserve"> </w:t>
+      </w:r>
+      <w:r>
+        <w:br/>
+      </w:r>
+      <w:r>
+        <w:rPr>
+          <w:rStyle w:val="NormalTok"/>
+        </w:rPr>
+        <w:t xml:space="preserve">  </w:t>
+      </w:r>
+      <w:r>
+        <w:rPr>
+          <w:rStyle w:val="FunctionTok"/>
+        </w:rPr>
+        <w:t xml:space="preserve">select</w:t>
+      </w:r>
+      <w:r>
+        <w:rPr>
+          <w:rStyle w:val="NormalTok"/>
+        </w:rPr>
+        <w:t xml:space="preserve">(t1_tc1</w:t>
+      </w:r>
+      <w:r>
+        <w:rPr>
+          <w:rStyle w:val="SpecialCharTok"/>
+        </w:rPr>
+        <w:t xml:space="preserve">:</w:t>
+      </w:r>
+      <w:r>
+        <w:rPr>
+          <w:rStyle w:val="NormalTok"/>
+        </w:rPr>
+        <w:t xml:space="preserve">t1_nc6) </w:t>
+      </w:r>
+      <w:r>
+        <w:rPr>
+          <w:rStyle w:val="SpecialCharTok"/>
+        </w:rPr>
+        <w:t xml:space="preserve">%&gt;%</w:t>
+      </w:r>
+      <w:r>
+        <w:rPr>
+          <w:rStyle w:val="NormalTok"/>
+        </w:rPr>
+        <w:t xml:space="preserve"> </w:t>
+      </w:r>
+      <w:r>
+        <w:br/>
+      </w:r>
+      <w:r>
+        <w:rPr>
+          <w:rStyle w:val="NormalTok"/>
+        </w:rPr>
+        <w:t xml:space="preserve">  </w:t>
+      </w:r>
+      <w:r>
+        <w:rPr>
+          <w:rStyle w:val="FunctionTok"/>
+        </w:rPr>
+        <w:t xml:space="preserve">cor</w:t>
+      </w:r>
+      <w:r>
+        <w:rPr>
+          <w:rStyle w:val="NormalTok"/>
+        </w:rPr>
+        <w:t xml:space="preserve">() </w:t>
+      </w:r>
+      <w:r>
+        <w:rPr>
+          <w:rStyle w:val="SpecialCharTok"/>
+        </w:rPr>
+        <w:t xml:space="preserve">%&gt;%</w:t>
+      </w:r>
+      <w:r>
+        <w:rPr>
+          <w:rStyle w:val="NormalTok"/>
+        </w:rPr>
+        <w:t xml:space="preserve"> </w:t>
+      </w:r>
+      <w:r>
+        <w:br/>
+      </w:r>
+      <w:r>
+        <w:rPr>
+          <w:rStyle w:val="NormalTok"/>
+        </w:rPr>
+        <w:t xml:space="preserve">  </w:t>
+      </w:r>
+      <w:r>
+        <w:rPr>
+          <w:rStyle w:val="FunctionTok"/>
+        </w:rPr>
+        <w:t xml:space="preserve">round</w:t>
+      </w:r>
+      <w:r>
+        <w:rPr>
+          <w:rStyle w:val="NormalTok"/>
+        </w:rPr>
+        <w:t xml:space="preserve">(</w:t>
+      </w:r>
+      <w:r>
+        <w:rPr>
+          <w:rStyle w:val="DecValTok"/>
+        </w:rPr>
+        <w:t xml:space="preserve">2</w:t>
+      </w:r>
+      <w:r>
+        <w:rPr>
+          <w:rStyle w:val="NormalTok"/>
+        </w:rPr>
+        <w:t xml:space="preserve">)</w:t>
+      </w:r>
+      <w:r>
+        <w:br/>
+      </w:r>
+      <w:r>
+        <w:br/>
+      </w:r>
+      <w:r>
+        <w:rPr>
+          <w:rStyle w:val="CommentTok"/>
+        </w:rPr>
+        <w:t xml:space="preserve"># One factor model</w:t>
+      </w:r>
+      <w:r>
+        <w:br/>
+      </w:r>
+      <w:r>
+        <w:rPr>
+          <w:rStyle w:val="NormalTok"/>
+        </w:rPr>
+        <w:t xml:space="preserve">numerical_1f </w:t>
+      </w:r>
+      <w:r>
+        <w:rPr>
+          <w:rStyle w:val="OtherTok"/>
+        </w:rPr>
+        <w:t xml:space="preserve">&lt;-</w:t>
+      </w:r>
+      <w:r>
+        <w:rPr>
+          <w:rStyle w:val="NormalTok"/>
+        </w:rPr>
+        <w:t xml:space="preserve"> </w:t>
+      </w:r>
+      <w:r>
+        <w:rPr>
+          <w:rStyle w:val="StringTok"/>
+        </w:rPr>
+        <w:t xml:space="preserve">"numerical =~ t1_tc1 + t1_tc2 + t1_tc3 + </w:t>
+      </w:r>
+      <w:r>
+        <w:br/>
+      </w:r>
+      <w:r>
+        <w:rPr>
+          <w:rStyle w:val="StringTok"/>
+        </w:rPr>
+        <w:t xml:space="preserve">                              t1_nc1 + t1_nc2 + t1_nc3 + </w:t>
+      </w:r>
+      <w:r>
+        <w:br/>
+      </w:r>
+      <w:r>
+        <w:rPr>
+          <w:rStyle w:val="StringTok"/>
+        </w:rPr>
+        <w:t xml:space="preserve">                              t1_nc4 + t1_nc5 + t1_nc6"</w:t>
+      </w:r>
+      <w:r>
+        <w:br/>
+      </w:r>
+      <w:r>
+        <w:rPr>
+          <w:rStyle w:val="NormalTok"/>
+        </w:rPr>
+        <w:t xml:space="preserve">fit_1f </w:t>
+      </w:r>
+      <w:r>
+        <w:rPr>
+          <w:rStyle w:val="OtherTok"/>
+        </w:rPr>
+        <w:t xml:space="preserve">&lt;-</w:t>
+      </w:r>
+      <w:r>
+        <w:rPr>
+          <w:rStyle w:val="NormalTok"/>
+        </w:rPr>
+        <w:t xml:space="preserve"> </w:t>
+      </w:r>
+      <w:r>
+        <w:rPr>
+          <w:rStyle w:val="FunctionTok"/>
+        </w:rPr>
+        <w:t xml:space="preserve">cfa</w:t>
+      </w:r>
+      <w:r>
+        <w:rPr>
+          <w:rStyle w:val="NormalTok"/>
+        </w:rPr>
+        <w:t xml:space="preserve">(numerical_1f, </w:t>
+      </w:r>
+      <w:r>
+        <w:rPr>
+          <w:rStyle w:val="AttributeTok"/>
+        </w:rPr>
+        <w:t xml:space="preserve">data =</w:t>
+      </w:r>
+      <w:r>
+        <w:rPr>
+          <w:rStyle w:val="NormalTok"/>
+        </w:rPr>
+        <w:t xml:space="preserve"> maths_dat)</w:t>
+      </w:r>
+      <w:r>
+        <w:br/>
+      </w:r>
+      <w:r>
+        <w:br/>
+      </w:r>
+      <w:r>
+        <w:rPr>
+          <w:rStyle w:val="CommentTok"/>
+        </w:rPr>
+        <w:t xml:space="preserve"># Two-factor model </w:t>
+      </w:r>
+      <w:r>
+        <w:br/>
+      </w:r>
+      <w:r>
+        <w:rPr>
+          <w:rStyle w:val="NormalTok"/>
+        </w:rPr>
+        <w:t xml:space="preserve">numerical_2f </w:t>
+      </w:r>
+      <w:r>
+        <w:rPr>
+          <w:rStyle w:val="OtherTok"/>
+        </w:rPr>
+        <w:t xml:space="preserve">&lt;-</w:t>
+      </w:r>
+      <w:r>
+        <w:rPr>
+          <w:rStyle w:val="NormalTok"/>
+        </w:rPr>
+        <w:t xml:space="preserve"> </w:t>
+      </w:r>
+      <w:r>
+        <w:rPr>
+          <w:rStyle w:val="StringTok"/>
+        </w:rPr>
+        <w:t xml:space="preserve">"transcoding =~ t1_tc1 + t1_tc2 + t1_tc3 </w:t>
+      </w:r>
+      <w:r>
+        <w:br/>
+      </w:r>
+      <w:r>
+        <w:rPr>
+          <w:rStyle w:val="StringTok"/>
+        </w:rPr>
+        <w:t xml:space="preserve">                 num_comparison =~ t1_nc1 + t1_nc2 + t1_nc3 + </w:t>
+      </w:r>
+      <w:r>
+        <w:br/>
+      </w:r>
+      <w:r>
+        <w:rPr>
+          <w:rStyle w:val="StringTok"/>
+        </w:rPr>
+        <w:t xml:space="preserve">                                   t1_nc4 + t1_nc5 + t1_nc6"</w:t>
+      </w:r>
+      <w:r>
+        <w:br/>
+      </w:r>
+      <w:r>
+        <w:rPr>
+          <w:rStyle w:val="NormalTok"/>
+        </w:rPr>
+        <w:t xml:space="preserve">fit_2f </w:t>
+      </w:r>
+      <w:r>
+        <w:rPr>
+          <w:rStyle w:val="OtherTok"/>
+        </w:rPr>
+        <w:t xml:space="preserve">&lt;-</w:t>
+      </w:r>
+      <w:r>
+        <w:rPr>
+          <w:rStyle w:val="NormalTok"/>
+        </w:rPr>
+        <w:t xml:space="preserve"> </w:t>
+      </w:r>
+      <w:r>
+        <w:rPr>
+          <w:rStyle w:val="FunctionTok"/>
+        </w:rPr>
+        <w:t xml:space="preserve">cfa</w:t>
+      </w:r>
+      <w:r>
+        <w:rPr>
+          <w:rStyle w:val="NormalTok"/>
+        </w:rPr>
+        <w:t xml:space="preserve">(numerical_2f, </w:t>
+      </w:r>
+      <w:r>
+        <w:rPr>
+          <w:rStyle w:val="AttributeTok"/>
+        </w:rPr>
+        <w:t xml:space="preserve">data =</w:t>
+      </w:r>
+      <w:r>
+        <w:rPr>
+          <w:rStyle w:val="NormalTok"/>
+        </w:rPr>
+        <w:t xml:space="preserve"> maths_dat)</w:t>
+      </w:r>
+      <w:r>
+        <w:br/>
+      </w:r>
+      <w:r>
+        <w:br/>
+      </w:r>
+      <w:r>
+        <w:rPr>
+          <w:rStyle w:val="CommentTok"/>
+        </w:rPr>
+        <w:t xml:space="preserve"># Inspect fit of each</w:t>
+      </w:r>
+      <w:r>
+        <w:br/>
+      </w:r>
+      <w:r>
+        <w:rPr>
+          <w:rStyle w:val="FunctionTok"/>
+        </w:rPr>
+        <w:t xml:space="preserve">summary</w:t>
+      </w:r>
+      <w:r>
+        <w:rPr>
+          <w:rStyle w:val="NormalTok"/>
+        </w:rPr>
+        <w:t xml:space="preserve">(fit_1f, </w:t>
+      </w:r>
+      <w:r>
+        <w:rPr>
+          <w:rStyle w:val="AttributeTok"/>
+        </w:rPr>
+        <w:t xml:space="preserve">fit.measures =</w:t>
+      </w:r>
+      <w:r>
+        <w:rPr>
+          <w:rStyle w:val="NormalTok"/>
+        </w:rPr>
+        <w:t xml:space="preserve"> </w:t>
+      </w:r>
+      <w:r>
+        <w:rPr>
+          <w:rStyle w:val="ConstantTok"/>
+        </w:rPr>
+        <w:t xml:space="preserve">TRUE</w:t>
+      </w:r>
+      <w:r>
+        <w:rPr>
+          <w:rStyle w:val="NormalTok"/>
+        </w:rPr>
+        <w:t xml:space="preserve">) </w:t>
+      </w:r>
+      <w:r>
+        <w:rPr>
+          <w:rStyle w:val="CommentTok"/>
+        </w:rPr>
+        <w:t xml:space="preserve"># inadequate</w:t>
+      </w:r>
+      <w:r>
+        <w:br/>
+      </w:r>
+      <w:r>
+        <w:rPr>
+          <w:rStyle w:val="FunctionTok"/>
+        </w:rPr>
+        <w:t xml:space="preserve">summary</w:t>
+      </w:r>
+      <w:r>
+        <w:rPr>
+          <w:rStyle w:val="NormalTok"/>
+        </w:rPr>
+        <w:t xml:space="preserve">(fit_2f, </w:t>
+      </w:r>
+      <w:r>
+        <w:rPr>
+          <w:rStyle w:val="AttributeTok"/>
+        </w:rPr>
+        <w:t xml:space="preserve">fit.measures =</w:t>
+      </w:r>
+      <w:r>
+        <w:rPr>
+          <w:rStyle w:val="NormalTok"/>
+        </w:rPr>
+        <w:t xml:space="preserve"> </w:t>
+      </w:r>
+      <w:r>
+        <w:rPr>
+          <w:rStyle w:val="ConstantTok"/>
+        </w:rPr>
+        <w:t xml:space="preserve">TRUE</w:t>
+      </w:r>
+      <w:r>
+        <w:rPr>
+          <w:rStyle w:val="NormalTok"/>
+        </w:rPr>
+        <w:t xml:space="preserve">) </w:t>
+      </w:r>
+      <w:r>
+        <w:rPr>
+          <w:rStyle w:val="CommentTok"/>
+        </w:rPr>
+        <w:t xml:space="preserve"># good fit - nothing further needed</w:t>
+      </w:r>
+    </w:p>
+    <w:bookmarkEnd w:id="55"/>
+    <w:bookmarkStart w:id="56" w:name="structural-model"/>
+    <w:p>
+      <w:pPr>
+        <w:pStyle w:val="Heading2"/>
+      </w:pPr>
+      <w:r>
+        <w:t xml:space="preserve">4.3 Structural model</w:t>
+      </w:r>
+    </w:p>
+    <w:p>
+      <w:pPr>
+        <w:pStyle w:val="FirstParagraph"/>
+      </w:pPr>
+      <w:r>
+        <w:t xml:space="preserve">Now we have successfully modelled the latent constructs relating to early numeric skills, we can see whether they relate to long-term mathematical performance. The researchers followed up the same children two years later to see how Year 1 abilities predicted mathematical reasoning in Year 3.</w:t>
+      </w:r>
+    </w:p>
+    <w:p>
+      <w:pPr>
+        <w:pStyle w:val="BodyText"/>
+      </w:pPr>
+      <w:r>
+        <w:t xml:space="preserve">In our new model formula, we should specify how our latent constructs are measured just as we did before. However, we can now add a structural part to test whether mathematical reasoning (</w:t>
+      </w:r>
+      <w:r>
+        <w:rPr>
+          <w:rStyle w:val="VerbatimChar"/>
+        </w:rPr>
+        <w:t xml:space="preserve">t3_mr</w:t>
+      </w:r>
+      <w:r>
+        <w:t xml:space="preserve">) is predicted by (</w:t>
+      </w:r>
+      <w:r>
+        <w:rPr>
+          <w:rStyle w:val="VerbatimChar"/>
+        </w:rPr>
+        <w:t xml:space="preserve">~</w:t>
+      </w:r>
+      <w:r>
+        <w:t xml:space="preserve">) our two latent variables. This part of the model formula should feel familiar—you have written similar regression formulas in earlier practicals.</w:t>
+      </w:r>
+    </w:p>
+    <w:p>
+      <w:pPr>
+        <w:pStyle w:val="BodyText"/>
+      </w:pPr>
+      <w:r>
+        <w:t xml:space="preserve">Specify the model, and use the</w:t>
+      </w:r>
+      <w:r>
+        <w:t xml:space="preserve"> </w:t>
+      </w:r>
+      <w:r>
+        <w:rPr>
+          <w:rStyle w:val="VerbatimChar"/>
+        </w:rPr>
+        <w:t xml:space="preserve">sem()</w:t>
+      </w:r>
+      <w:r>
+        <w:t xml:space="preserve"> </w:t>
+      </w:r>
+      <w:r>
+        <w:t xml:space="preserve">function this time to fit it.</w:t>
+      </w:r>
+    </w:p>
+    <w:p>
+      <w:pPr>
+        <w:pStyle w:val="SourceCode"/>
+      </w:pPr>
+      <w:r>
+        <w:rPr>
+          <w:rStyle w:val="CommentTok"/>
+        </w:rPr>
+        <w:t xml:space="preserve"># Longitudinal model specification</w:t>
+      </w:r>
+      <w:r>
+        <w:br/>
+      </w:r>
+      <w:r>
+        <w:rPr>
+          <w:rStyle w:val="NormalTok"/>
+        </w:rPr>
+        <w:t xml:space="preserve">pred_mr </w:t>
+      </w:r>
+      <w:r>
+        <w:rPr>
+          <w:rStyle w:val="OtherTok"/>
+        </w:rPr>
+        <w:t xml:space="preserve">&lt;-</w:t>
+      </w:r>
+      <w:r>
+        <w:rPr>
+          <w:rStyle w:val="NormalTok"/>
+        </w:rPr>
+        <w:t xml:space="preserve"> </w:t>
+      </w:r>
+      <w:r>
+        <w:rPr>
+          <w:rStyle w:val="StringTok"/>
+        </w:rPr>
+        <w:t xml:space="preserve">"   # measurement model </w:t>
+      </w:r>
+      <w:r>
+        <w:br/>
+      </w:r>
+      <w:r>
+        <w:rPr>
+          <w:rStyle w:val="StringTok"/>
+        </w:rPr>
+        <w:t xml:space="preserve">               transcoding =~ t1_tc1 + t1_tc2 + t1_tc3</w:t>
+      </w:r>
+      <w:r>
+        <w:br/>
+      </w:r>
+      <w:r>
+        <w:rPr>
+          <w:rStyle w:val="StringTok"/>
+        </w:rPr>
+        <w:t xml:space="preserve">               num_comparison =~ t1_nc1 + t1_nc2 + t1_nc3 + </w:t>
+      </w:r>
+      <w:r>
+        <w:br/>
+      </w:r>
+      <w:r>
+        <w:rPr>
+          <w:rStyle w:val="StringTok"/>
+        </w:rPr>
+        <w:t xml:space="preserve">                                 t1_nc4 + t1_nc5 + t1_nc6</w:t>
+      </w:r>
+      <w:r>
+        <w:br/>
+      </w:r>
+      <w:r>
+        <w:rPr>
+          <w:rStyle w:val="StringTok"/>
+        </w:rPr>
+        <w:t xml:space="preserve">                              </w:t>
+      </w:r>
+      <w:r>
+        <w:br/>
+      </w:r>
+      <w:r>
+        <w:rPr>
+          <w:rStyle w:val="StringTok"/>
+        </w:rPr>
+        <w:t xml:space="preserve">               # regressions</w:t>
+      </w:r>
+      <w:r>
+        <w:br/>
+      </w:r>
+      <w:r>
+        <w:rPr>
+          <w:rStyle w:val="StringTok"/>
+        </w:rPr>
+        <w:t xml:space="preserve">               t3_mr ~ transcoding + num_comparison"</w:t>
+      </w:r>
+      <w:r>
+        <w:br/>
+      </w:r>
+      <w:r>
+        <w:br/>
+      </w:r>
+      <w:r>
+        <w:rPr>
+          <w:rStyle w:val="CommentTok"/>
+        </w:rPr>
+        <w:t xml:space="preserve"># Fit model</w:t>
+      </w:r>
+      <w:r>
+        <w:br/>
+      </w:r>
+      <w:r>
+        <w:rPr>
+          <w:rStyle w:val="NormalTok"/>
+        </w:rPr>
+        <w:t xml:space="preserve">fit_predict </w:t>
+      </w:r>
+      <w:r>
+        <w:rPr>
+          <w:rStyle w:val="OtherTok"/>
+        </w:rPr>
+        <w:t xml:space="preserve">&lt;-</w:t>
+      </w:r>
+      <w:r>
+        <w:rPr>
+          <w:rStyle w:val="NormalTok"/>
+        </w:rPr>
+        <w:t xml:space="preserve"> </w:t>
+      </w:r>
+      <w:r>
+        <w:rPr>
+          <w:rStyle w:val="FunctionTok"/>
+        </w:rPr>
+        <w:t xml:space="preserve">sem</w:t>
+      </w:r>
+      <w:r>
+        <w:rPr>
+          <w:rStyle w:val="NormalTok"/>
+        </w:rPr>
+        <w:t xml:space="preserve">(pred_mr, </w:t>
+      </w:r>
+      <w:r>
+        <w:rPr>
+          <w:rStyle w:val="AttributeTok"/>
+        </w:rPr>
+        <w:t xml:space="preserve">data =</w:t>
+      </w:r>
+      <w:r>
+        <w:rPr>
+          <w:rStyle w:val="NormalTok"/>
+        </w:rPr>
+        <w:t xml:space="preserve"> maths_dat)</w:t>
+      </w:r>
+    </w:p>
+    <w:p>
+      <w:pPr>
+        <w:pStyle w:val="FirstParagraph"/>
+      </w:pPr>
+      <w:r>
+        <w:t xml:space="preserve">Complete the following remaining steps for your analysis:</w:t>
+      </w:r>
+    </w:p>
+    <w:p>
+      <w:pPr>
+        <w:pStyle w:val="Compact"/>
+        <w:numPr>
+          <w:ilvl w:val="0"/>
+          <w:numId w:val="1010"/>
+        </w:numPr>
+      </w:pPr>
+      <w:r>
+        <w:t xml:space="preserve">Evaluate the model: Is it a good fit to the data? Are any further modifications required/justified?</w:t>
+      </w:r>
+    </w:p>
+    <w:p>
+      <w:pPr>
+        <w:pStyle w:val="Compact"/>
+        <w:numPr>
+          <w:ilvl w:val="0"/>
+          <w:numId w:val="1010"/>
+        </w:numPr>
+      </w:pPr>
+      <w:r>
+        <w:t xml:space="preserve">Use</w:t>
+      </w:r>
+      <w:r>
+        <w:t xml:space="preserve"> </w:t>
+      </w:r>
+      <w:r>
+        <w:rPr>
+          <w:rStyle w:val="VerbatimChar"/>
+        </w:rPr>
+        <w:t xml:space="preserve">semPaths()</w:t>
+      </w:r>
+      <w:r>
+        <w:t xml:space="preserve"> </w:t>
+      </w:r>
+      <w:r>
+        <w:t xml:space="preserve">to plot the path diagram.</w:t>
+      </w:r>
+    </w:p>
+    <w:p>
+      <w:pPr>
+        <w:pStyle w:val="Compact"/>
+        <w:numPr>
+          <w:ilvl w:val="0"/>
+          <w:numId w:val="1010"/>
+        </w:numPr>
+      </w:pPr>
+      <w:r>
+        <w:t xml:space="preserve">Interpret the output: Which early numerical skills is a stronger predictor of later mathematical reasoning?</w:t>
+      </w:r>
+    </w:p>
+    <w:p>
+      <w:pPr>
+        <w:pStyle w:val="SourceCode"/>
+      </w:pPr>
+      <w:r>
+        <w:rPr>
+          <w:rStyle w:val="CommentTok"/>
+        </w:rPr>
+        <w:t xml:space="preserve"># Inspect model - fit indices indicate good fit as is</w:t>
+      </w:r>
+      <w:r>
+        <w:br/>
+      </w:r>
+      <w:r>
+        <w:rPr>
+          <w:rStyle w:val="FunctionTok"/>
+        </w:rPr>
+        <w:t xml:space="preserve">summary</w:t>
+      </w:r>
+      <w:r>
+        <w:rPr>
+          <w:rStyle w:val="NormalTok"/>
+        </w:rPr>
+        <w:t xml:space="preserve">(fit_predict, </w:t>
+      </w:r>
+      <w:r>
+        <w:rPr>
+          <w:rStyle w:val="AttributeTok"/>
+        </w:rPr>
+        <w:t xml:space="preserve">fit.measures =</w:t>
+      </w:r>
+      <w:r>
+        <w:rPr>
+          <w:rStyle w:val="NormalTok"/>
+        </w:rPr>
+        <w:t xml:space="preserve"> </w:t>
+      </w:r>
+      <w:r>
+        <w:rPr>
+          <w:rStyle w:val="ConstantTok"/>
+        </w:rPr>
+        <w:t xml:space="preserve">TRUE</w:t>
+      </w:r>
+      <w:r>
+        <w:rPr>
+          <w:rStyle w:val="NormalTok"/>
+        </w:rPr>
+        <w:t xml:space="preserve">)</w:t>
+      </w:r>
+      <w:r>
+        <w:br/>
+      </w:r>
+      <w:r>
+        <w:br/>
+      </w:r>
+      <w:r>
+        <w:rPr>
+          <w:rStyle w:val="CommentTok"/>
+        </w:rPr>
+        <w:t xml:space="preserve"># Path diagram</w:t>
+      </w:r>
+      <w:r>
+        <w:br/>
+      </w:r>
+      <w:r>
+        <w:rPr>
+          <w:rStyle w:val="FunctionTok"/>
+        </w:rPr>
+        <w:t xml:space="preserve">semPaths</w:t>
+      </w:r>
+      <w:r>
+        <w:rPr>
+          <w:rStyle w:val="NormalTok"/>
+        </w:rPr>
+        <w:t xml:space="preserve">(fit_predict, </w:t>
+      </w:r>
+      <w:r>
+        <w:rPr>
+          <w:rStyle w:val="AttributeTok"/>
+        </w:rPr>
+        <w:t xml:space="preserve">whatLabels =</w:t>
+      </w:r>
+      <w:r>
+        <w:rPr>
+          <w:rStyle w:val="NormalTok"/>
+        </w:rPr>
+        <w:t xml:space="preserve"> </w:t>
+      </w:r>
+      <w:r>
+        <w:rPr>
+          <w:rStyle w:val="StringTok"/>
+        </w:rPr>
+        <w:t xml:space="preserve">"std"</w:t>
+      </w:r>
+      <w:r>
+        <w:rPr>
+          <w:rStyle w:val="NormalTok"/>
+        </w:rPr>
+        <w:t xml:space="preserve">)</w:t>
+      </w:r>
+      <w:r>
+        <w:br/>
+      </w:r>
+      <w:r>
+        <w:rPr>
+          <w:rStyle w:val="DocumentationTok"/>
+        </w:rPr>
+        <w:t xml:space="preserve">## ...transcoding skills a stronger predictor </w:t>
+      </w:r>
+    </w:p>
+    <w:bookmarkEnd w:id="56"/>
+    <w:bookmarkStart w:id="57" w:name="dealing-with-missing-data"/>
+    <w:p>
+      <w:pPr>
+        <w:pStyle w:val="Heading2"/>
+      </w:pPr>
+      <w:r>
+        <w:t xml:space="preserve">4.4 Dealing with missing data</w:t>
+      </w:r>
+    </w:p>
+    <w:p>
+      <w:pPr>
+        <w:pStyle w:val="FirstParagraph"/>
+      </w:pPr>
+      <w:r>
+        <w:t xml:space="preserve">Take a look at your SEM model output. What do you notice about the number of observations used in the model, relative to when we fitted the measurement model using only Year 1 data?</w:t>
+      </w:r>
+    </w:p>
+    <w:p>
+      <w:pPr>
+        <w:pStyle w:val="BodyText"/>
+      </w:pPr>
+      <w:r>
+        <w:t xml:space="preserve">In the lecture, we mentioned some possible ways of dealing with missing data, including using a different fitting algorithm called</w:t>
+      </w:r>
+      <w:r>
+        <w:t xml:space="preserve"> </w:t>
+      </w:r>
+      <w:r>
+        <w:rPr>
+          <w:i/>
+          <w:iCs/>
+        </w:rPr>
+        <w:t xml:space="preserve">Full Information Maximum Likelihood.</w:t>
+      </w:r>
+      <w:r>
+        <w:t xml:space="preserve"> </w:t>
+      </w:r>
+      <w:r>
+        <w:t xml:space="preserve">These techniques require several assumptions about the nature of missingness in the dataset, which we’ll be discussing in more detail in Week 10.</w:t>
+      </w:r>
+    </w:p>
+    <w:p>
+      <w:pPr>
+        <w:pStyle w:val="BodyText"/>
+      </w:pPr>
+      <w:r>
+        <w:t xml:space="preserve">However, its implementation in</w:t>
+      </w:r>
+      <w:r>
+        <w:t xml:space="preserve"> </w:t>
+      </w:r>
+      <w:r>
+        <w:rPr>
+          <w:i/>
+          <w:iCs/>
+        </w:rPr>
+        <w:t xml:space="preserve">lavaan</w:t>
+      </w:r>
+      <w:r>
+        <w:t xml:space="preserve"> </w:t>
+      </w:r>
+      <w:r>
+        <w:t xml:space="preserve">is surprisingly simple: we just need to add an argument within the</w:t>
+      </w:r>
+      <w:r>
+        <w:t xml:space="preserve"> </w:t>
+      </w:r>
+      <w:r>
+        <w:rPr>
+          <w:rStyle w:val="VerbatimChar"/>
+        </w:rPr>
+        <w:t xml:space="preserve">sem()</w:t>
+      </w:r>
+      <w:r>
+        <w:t xml:space="preserve"> </w:t>
+      </w:r>
+      <w:r>
+        <w:t xml:space="preserve">function to specify that we want missingness to be addressed using (full information) maximum likelihood estimation. Try adding</w:t>
+      </w:r>
+      <w:r>
+        <w:t xml:space="preserve"> </w:t>
+      </w:r>
+      <w:r>
+        <w:rPr>
+          <w:rStyle w:val="VerbatimChar"/>
+        </w:rPr>
+        <w:t xml:space="preserve">missing = "ML"</w:t>
+      </w:r>
+      <w:r>
+        <w:t xml:space="preserve"> </w:t>
+      </w:r>
+      <w:r>
+        <w:t xml:space="preserve">to your SEM model above, and inspect the output. You should see that the number of observations included in the model increase.</w:t>
+      </w:r>
+    </w:p>
+    <w:p>
+      <w:pPr>
+        <w:pStyle w:val="SourceCode"/>
+      </w:pPr>
+      <w:r>
+        <w:rPr>
+          <w:rStyle w:val="CommentTok"/>
+        </w:rPr>
+        <w:t xml:space="preserve"># Fit model</w:t>
+      </w:r>
+      <w:r>
+        <w:br/>
+      </w:r>
+      <w:r>
+        <w:rPr>
+          <w:rStyle w:val="NormalTok"/>
+        </w:rPr>
+        <w:t xml:space="preserve">fit_predict_fiml </w:t>
+      </w:r>
+      <w:r>
+        <w:rPr>
+          <w:rStyle w:val="OtherTok"/>
+        </w:rPr>
+        <w:t xml:space="preserve">&lt;-</w:t>
+      </w:r>
+      <w:r>
+        <w:rPr>
+          <w:rStyle w:val="NormalTok"/>
+        </w:rPr>
+        <w:t xml:space="preserve"> </w:t>
+      </w:r>
+      <w:r>
+        <w:rPr>
+          <w:rStyle w:val="FunctionTok"/>
+        </w:rPr>
+        <w:t xml:space="preserve">sem</w:t>
+      </w:r>
+      <w:r>
+        <w:rPr>
+          <w:rStyle w:val="NormalTok"/>
+        </w:rPr>
+        <w:t xml:space="preserve">(pred_mr, </w:t>
+      </w:r>
+      <w:r>
+        <w:rPr>
+          <w:rStyle w:val="AttributeTok"/>
+        </w:rPr>
+        <w:t xml:space="preserve">data =</w:t>
+      </w:r>
+      <w:r>
+        <w:rPr>
+          <w:rStyle w:val="NormalTok"/>
+        </w:rPr>
+        <w:t xml:space="preserve"> maths_dat, </w:t>
+      </w:r>
+      <w:r>
+        <w:rPr>
+          <w:rStyle w:val="AttributeTok"/>
+        </w:rPr>
+        <w:t xml:space="preserve">missing =</w:t>
+      </w:r>
+      <w:r>
+        <w:rPr>
+          <w:rStyle w:val="NormalTok"/>
+        </w:rPr>
+        <w:t xml:space="preserve"> </w:t>
+      </w:r>
+      <w:r>
+        <w:rPr>
+          <w:rStyle w:val="StringTok"/>
+        </w:rPr>
+        <w:t xml:space="preserve">"ML"</w:t>
+      </w:r>
+      <w:r>
+        <w:rPr>
+          <w:rStyle w:val="NormalTok"/>
+        </w:rPr>
+        <w:t xml:space="preserve">)</w:t>
+      </w:r>
+      <w:r>
+        <w:br/>
+      </w:r>
+      <w:r>
+        <w:br/>
+      </w:r>
+      <w:r>
+        <w:rPr>
+          <w:rStyle w:val="CommentTok"/>
+        </w:rPr>
+        <w:t xml:space="preserve"># Inspect output</w:t>
+      </w:r>
+      <w:r>
+        <w:br/>
+      </w:r>
+      <w:r>
+        <w:rPr>
+          <w:rStyle w:val="FunctionTok"/>
+        </w:rPr>
+        <w:t xml:space="preserve">summary</w:t>
+      </w:r>
+      <w:r>
+        <w:rPr>
+          <w:rStyle w:val="NormalTok"/>
+        </w:rPr>
+        <w:t xml:space="preserve">(fit_predict_fiml, </w:t>
+      </w:r>
+      <w:r>
+        <w:rPr>
+          <w:rStyle w:val="AttributeTok"/>
+        </w:rPr>
+        <w:t xml:space="preserve">fit.measures =</w:t>
+      </w:r>
+      <w:r>
+        <w:rPr>
+          <w:rStyle w:val="NormalTok"/>
+        </w:rPr>
+        <w:t xml:space="preserve"> </w:t>
+      </w:r>
+      <w:r>
+        <w:rPr>
+          <w:rStyle w:val="ConstantTok"/>
+        </w:rPr>
+        <w:t xml:space="preserve">TRUE</w:t>
+      </w:r>
+      <w:r>
+        <w:rPr>
+          <w:rStyle w:val="NormalTok"/>
+        </w:rPr>
+        <w:t xml:space="preserve">)</w:t>
+      </w:r>
+    </w:p>
+    <w:p>
+      <w:r>
+        <w:pict>
+          <v:rect style="width:0;height:1.5pt" o:hralign="center" o:hrstd="t" o:hr="t"/>
+        </w:pict>
+      </w:r>
+    </w:p>
+    <w:bookmarkEnd w:id="57"/>
+    <w:bookmarkEnd w:id="58"/>
+    <w:bookmarkStart w:id="62" w:name="part-c-challenge-yourself"/>
+    <w:p>
+      <w:pPr>
+        <w:pStyle w:val="Heading1"/>
+      </w:pPr>
+      <w:r>
+        <w:t xml:space="preserve">5. Part C: Challenge yourself!</w:t>
+      </w:r>
+    </w:p>
+    <w:p>
+      <w:pPr>
+        <w:pStyle w:val="FirstParagraph"/>
+      </w:pPr>
+      <w:r>
+        <w:t xml:space="preserve">Mathematical reasoning is only</w:t>
+      </w:r>
+      <w:r>
+        <w:t xml:space="preserve"> </w:t>
+      </w:r>
+      <w:r>
+        <w:rPr>
+          <w:i/>
+          <w:iCs/>
+        </w:rPr>
+        <w:t xml:space="preserve">one</w:t>
+      </w:r>
+      <w:r>
+        <w:t xml:space="preserve"> </w:t>
+      </w:r>
+      <w:r>
+        <w:t xml:space="preserve">aspect of mathematical ability in developing learners. The researchers were also interested in speeded arithmetic skills, which they measured in Year 3 using 6 different tasks (labelled</w:t>
+      </w:r>
+      <w:r>
+        <w:t xml:space="preserve"> </w:t>
+      </w:r>
+      <w:r>
+        <w:rPr>
+          <w:rStyle w:val="VerbatimChar"/>
+        </w:rPr>
+        <w:t xml:space="preserve">t3_add1</w:t>
+      </w:r>
+      <w:r>
+        <w:t xml:space="preserve">,</w:t>
+      </w:r>
+      <w:r>
+        <w:t xml:space="preserve"> </w:t>
+      </w:r>
+      <w:r>
+        <w:rPr>
+          <w:rStyle w:val="VerbatimChar"/>
+        </w:rPr>
+        <w:t xml:space="preserve">t3_add2</w:t>
+      </w:r>
+      <w:r>
+        <w:t xml:space="preserve">,</w:t>
+      </w:r>
+      <w:r>
+        <w:t xml:space="preserve"> </w:t>
+      </w:r>
+      <w:r>
+        <w:rPr>
+          <w:rStyle w:val="VerbatimChar"/>
+        </w:rPr>
+        <w:t xml:space="preserve">t3_sub1</w:t>
+      </w:r>
+      <w:r>
+        <w:t xml:space="preserve">,</w:t>
+      </w:r>
+      <w:r>
+        <w:t xml:space="preserve"> </w:t>
+      </w:r>
+      <w:r>
+        <w:rPr>
+          <w:rStyle w:val="VerbatimChar"/>
+        </w:rPr>
+        <w:t xml:space="preserve">t3_sub2</w:t>
+      </w:r>
+      <w:r>
+        <w:t xml:space="preserve">,</w:t>
+      </w:r>
+      <w:r>
+        <w:t xml:space="preserve"> </w:t>
+      </w:r>
+      <w:r>
+        <w:rPr>
+          <w:rStyle w:val="VerbatimChar"/>
+        </w:rPr>
+        <w:t xml:space="preserve">t3_mult</w:t>
+      </w:r>
+      <w:r>
+        <w:t xml:space="preserve">,</w:t>
+      </w:r>
+      <w:r>
+        <w:t xml:space="preserve"> </w:t>
+      </w:r>
+      <w:r>
+        <w:rPr>
+          <w:rStyle w:val="VerbatimChar"/>
+        </w:rPr>
+        <w:t xml:space="preserve">t3_div</w:t>
+      </w:r>
+      <w:r>
+        <w:t xml:space="preserve">).</w:t>
+      </w:r>
+    </w:p>
+    <w:p>
+      <w:pPr>
+        <w:pStyle w:val="BodyText"/>
+      </w:pPr>
+      <w:r>
+        <w:t xml:space="preserve">Fit a new model in which early numerical skills (transcoding, number comparison) predict subsequent performance in speeded arithmetic, captured by a third latent variable (as depicted below). You will need to specify how this latent variable is measured, and then use it in a regression path.</w:t>
+      </w:r>
+    </w:p>
     <w:p>
       <w:pPr>
         <w:pStyle w:val="CaptionedFigure"/>
@@ -4313,18 +5551,18 @@
           <wp:inline>
             <wp:extent cx="4620126" cy="3696101"/>
             <wp:effectExtent b="0" l="0" r="0" t="0"/>
-            <wp:docPr descr="Path diagram depicting all transcoding and number comparison skills as two related constructs." title="" id="56" name="Picture"/>
+            <wp:docPr descr="Simplified path diagram showing how number comparison and transcoding skills measured in Year 1 predict speeded arithmetic skills in Year 3." title="" id="60" name="Picture"/>
             <a:graphic>
               <a:graphicData uri="http://schemas.openxmlformats.org/drawingml/2006/picture">
                 <pic:pic>
                   <pic:nvPicPr>
-                    <pic:cNvPr descr="ambr4_sem_files/figure-docx/maths-cfa-2f-1.png" id="57" name="Picture"/>
+                    <pic:cNvPr descr="ambr4_sem_files/figure-docx/challenge-plot-1.png" id="61" name="Picture"/>
                     <pic:cNvPicPr>
                       <a:picLocks noChangeArrowheads="1" noChangeAspect="1"/>
                     </pic:cNvPicPr>
                   </pic:nvPicPr>
                   <pic:blipFill>
-                    <a:blip r:embed="rId55"/>
+                    <a:blip r:embed="rId59"/>
                     <a:stretch>
                       <a:fillRect/>
                     </a:stretch>
@@ -4356,1068 +5594,7 @@
         <w:pStyle w:val="ImageCaption"/>
       </w:pPr>
       <w:r>
-        <w:t xml:space="preserve">Path diagram depicting all transcoding and number comparison skills as two related constructs.</w:t>
-      </w:r>
-    </w:p>
-    <w:p>
-      <w:pPr>
-        <w:pStyle w:val="SourceCode"/>
-      </w:pPr>
-      <w:r>
-        <w:rPr>
-          <w:rStyle w:val="CommentTok"/>
-        </w:rPr>
-        <w:t xml:space="preserve"># Correlations</w:t>
-      </w:r>
-      <w:r>
-        <w:br/>
-      </w:r>
-      <w:r>
-        <w:rPr>
-          <w:rStyle w:val="NormalTok"/>
-        </w:rPr>
-        <w:t xml:space="preserve">maths_dat </w:t>
-      </w:r>
-      <w:r>
-        <w:rPr>
-          <w:rStyle w:val="SpecialCharTok"/>
-        </w:rPr>
-        <w:t xml:space="preserve">%&gt;%</w:t>
-      </w:r>
-      <w:r>
-        <w:rPr>
-          <w:rStyle w:val="NormalTok"/>
-        </w:rPr>
-        <w:t xml:space="preserve"> </w:t>
-      </w:r>
-      <w:r>
-        <w:br/>
-      </w:r>
-      <w:r>
-        <w:rPr>
-          <w:rStyle w:val="NormalTok"/>
-        </w:rPr>
-        <w:t xml:space="preserve">  </w:t>
-      </w:r>
-      <w:r>
-        <w:rPr>
-          <w:rStyle w:val="FunctionTok"/>
-        </w:rPr>
-        <w:t xml:space="preserve">select</w:t>
-      </w:r>
-      <w:r>
-        <w:rPr>
-          <w:rStyle w:val="NormalTok"/>
-        </w:rPr>
-        <w:t xml:space="preserve">(t1_tc1</w:t>
-      </w:r>
-      <w:r>
-        <w:rPr>
-          <w:rStyle w:val="SpecialCharTok"/>
-        </w:rPr>
-        <w:t xml:space="preserve">:</w:t>
-      </w:r>
-      <w:r>
-        <w:rPr>
-          <w:rStyle w:val="NormalTok"/>
-        </w:rPr>
-        <w:t xml:space="preserve">t1_nc6) </w:t>
-      </w:r>
-      <w:r>
-        <w:rPr>
-          <w:rStyle w:val="SpecialCharTok"/>
-        </w:rPr>
-        <w:t xml:space="preserve">%&gt;%</w:t>
-      </w:r>
-      <w:r>
-        <w:rPr>
-          <w:rStyle w:val="NormalTok"/>
-        </w:rPr>
-        <w:t xml:space="preserve"> </w:t>
-      </w:r>
-      <w:r>
-        <w:br/>
-      </w:r>
-      <w:r>
-        <w:rPr>
-          <w:rStyle w:val="NormalTok"/>
-        </w:rPr>
-        <w:t xml:space="preserve">  </w:t>
-      </w:r>
-      <w:r>
-        <w:rPr>
-          <w:rStyle w:val="FunctionTok"/>
-        </w:rPr>
-        <w:t xml:space="preserve">cor</w:t>
-      </w:r>
-      <w:r>
-        <w:rPr>
-          <w:rStyle w:val="NormalTok"/>
-        </w:rPr>
-        <w:t xml:space="preserve">() </w:t>
-      </w:r>
-      <w:r>
-        <w:rPr>
-          <w:rStyle w:val="SpecialCharTok"/>
-        </w:rPr>
-        <w:t xml:space="preserve">%&gt;%</w:t>
-      </w:r>
-      <w:r>
-        <w:rPr>
-          <w:rStyle w:val="NormalTok"/>
-        </w:rPr>
-        <w:t xml:space="preserve"> </w:t>
-      </w:r>
-      <w:r>
-        <w:br/>
-      </w:r>
-      <w:r>
-        <w:rPr>
-          <w:rStyle w:val="NormalTok"/>
-        </w:rPr>
-        <w:t xml:space="preserve">  </w:t>
-      </w:r>
-      <w:r>
-        <w:rPr>
-          <w:rStyle w:val="FunctionTok"/>
-        </w:rPr>
-        <w:t xml:space="preserve">round</w:t>
-      </w:r>
-      <w:r>
-        <w:rPr>
-          <w:rStyle w:val="NormalTok"/>
-        </w:rPr>
-        <w:t xml:space="preserve">(</w:t>
-      </w:r>
-      <w:r>
-        <w:rPr>
-          <w:rStyle w:val="DecValTok"/>
-        </w:rPr>
-        <w:t xml:space="preserve">2</w:t>
-      </w:r>
-      <w:r>
-        <w:rPr>
-          <w:rStyle w:val="NormalTok"/>
-        </w:rPr>
-        <w:t xml:space="preserve">)</w:t>
-      </w:r>
-      <w:r>
-        <w:br/>
-      </w:r>
-      <w:r>
-        <w:br/>
-      </w:r>
-      <w:r>
-        <w:rPr>
-          <w:rStyle w:val="CommentTok"/>
-        </w:rPr>
-        <w:t xml:space="preserve"># One factor model</w:t>
-      </w:r>
-      <w:r>
-        <w:br/>
-      </w:r>
-      <w:r>
-        <w:rPr>
-          <w:rStyle w:val="NormalTok"/>
-        </w:rPr>
-        <w:t xml:space="preserve">numerical_1f </w:t>
-      </w:r>
-      <w:r>
-        <w:rPr>
-          <w:rStyle w:val="OtherTok"/>
-        </w:rPr>
-        <w:t xml:space="preserve">&lt;-</w:t>
-      </w:r>
-      <w:r>
-        <w:rPr>
-          <w:rStyle w:val="NormalTok"/>
-        </w:rPr>
-        <w:t xml:space="preserve"> </w:t>
-      </w:r>
-      <w:r>
-        <w:rPr>
-          <w:rStyle w:val="StringTok"/>
-        </w:rPr>
-        <w:t xml:space="preserve">"numerical =~ t1_tc1 + t1_tc2 + t1_tc3 + </w:t>
-      </w:r>
-      <w:r>
-        <w:br/>
-      </w:r>
-      <w:r>
-        <w:rPr>
-          <w:rStyle w:val="StringTok"/>
-        </w:rPr>
-        <w:t xml:space="preserve">                              t1_nc1 + t1_nc2 + t1_nc3 + </w:t>
-      </w:r>
-      <w:r>
-        <w:br/>
-      </w:r>
-      <w:r>
-        <w:rPr>
-          <w:rStyle w:val="StringTok"/>
-        </w:rPr>
-        <w:t xml:space="preserve">                              t1_nc4 + t1_nc5 + t1_nc6"</w:t>
-      </w:r>
-      <w:r>
-        <w:br/>
-      </w:r>
-      <w:r>
-        <w:rPr>
-          <w:rStyle w:val="NormalTok"/>
-        </w:rPr>
-        <w:t xml:space="preserve">fit_1f </w:t>
-      </w:r>
-      <w:r>
-        <w:rPr>
-          <w:rStyle w:val="OtherTok"/>
-        </w:rPr>
-        <w:t xml:space="preserve">&lt;-</w:t>
-      </w:r>
-      <w:r>
-        <w:rPr>
-          <w:rStyle w:val="NormalTok"/>
-        </w:rPr>
-        <w:t xml:space="preserve"> </w:t>
-      </w:r>
-      <w:r>
-        <w:rPr>
-          <w:rStyle w:val="FunctionTok"/>
-        </w:rPr>
-        <w:t xml:space="preserve">cfa</w:t>
-      </w:r>
-      <w:r>
-        <w:rPr>
-          <w:rStyle w:val="NormalTok"/>
-        </w:rPr>
-        <w:t xml:space="preserve">(numerical_1f, </w:t>
-      </w:r>
-      <w:r>
-        <w:rPr>
-          <w:rStyle w:val="AttributeTok"/>
-        </w:rPr>
-        <w:t xml:space="preserve">data =</w:t>
-      </w:r>
-      <w:r>
-        <w:rPr>
-          <w:rStyle w:val="NormalTok"/>
-        </w:rPr>
-        <w:t xml:space="preserve"> maths_dat)</w:t>
-      </w:r>
-      <w:r>
-        <w:br/>
-      </w:r>
-      <w:r>
-        <w:br/>
-      </w:r>
-      <w:r>
-        <w:rPr>
-          <w:rStyle w:val="CommentTok"/>
-        </w:rPr>
-        <w:t xml:space="preserve"># Two-factor model </w:t>
-      </w:r>
-      <w:r>
-        <w:br/>
-      </w:r>
-      <w:r>
-        <w:rPr>
-          <w:rStyle w:val="NormalTok"/>
-        </w:rPr>
-        <w:t xml:space="preserve">numerical_2f </w:t>
-      </w:r>
-      <w:r>
-        <w:rPr>
-          <w:rStyle w:val="OtherTok"/>
-        </w:rPr>
-        <w:t xml:space="preserve">&lt;-</w:t>
-      </w:r>
-      <w:r>
-        <w:rPr>
-          <w:rStyle w:val="NormalTok"/>
-        </w:rPr>
-        <w:t xml:space="preserve"> </w:t>
-      </w:r>
-      <w:r>
-        <w:rPr>
-          <w:rStyle w:val="StringTok"/>
-        </w:rPr>
-        <w:t xml:space="preserve">"transcoding =~ t1_tc1 + t1_tc2 + t1_tc3 </w:t>
-      </w:r>
-      <w:r>
-        <w:br/>
-      </w:r>
-      <w:r>
-        <w:rPr>
-          <w:rStyle w:val="StringTok"/>
-        </w:rPr>
-        <w:t xml:space="preserve">                 num_comparison =~ t1_nc1 + t1_nc2 + t1_nc3 + </w:t>
-      </w:r>
-      <w:r>
-        <w:br/>
-      </w:r>
-      <w:r>
-        <w:rPr>
-          <w:rStyle w:val="StringTok"/>
-        </w:rPr>
-        <w:t xml:space="preserve">                                   t1_nc4 + t1_nc5 + t1_nc6"</w:t>
-      </w:r>
-      <w:r>
-        <w:br/>
-      </w:r>
-      <w:r>
-        <w:rPr>
-          <w:rStyle w:val="NormalTok"/>
-        </w:rPr>
-        <w:t xml:space="preserve">fit_2f </w:t>
-      </w:r>
-      <w:r>
-        <w:rPr>
-          <w:rStyle w:val="OtherTok"/>
-        </w:rPr>
-        <w:t xml:space="preserve">&lt;-</w:t>
-      </w:r>
-      <w:r>
-        <w:rPr>
-          <w:rStyle w:val="NormalTok"/>
-        </w:rPr>
-        <w:t xml:space="preserve"> </w:t>
-      </w:r>
-      <w:r>
-        <w:rPr>
-          <w:rStyle w:val="FunctionTok"/>
-        </w:rPr>
-        <w:t xml:space="preserve">cfa</w:t>
-      </w:r>
-      <w:r>
-        <w:rPr>
-          <w:rStyle w:val="NormalTok"/>
-        </w:rPr>
-        <w:t xml:space="preserve">(numerical_2f, </w:t>
-      </w:r>
-      <w:r>
-        <w:rPr>
-          <w:rStyle w:val="AttributeTok"/>
-        </w:rPr>
-        <w:t xml:space="preserve">data =</w:t>
-      </w:r>
-      <w:r>
-        <w:rPr>
-          <w:rStyle w:val="NormalTok"/>
-        </w:rPr>
-        <w:t xml:space="preserve"> maths_dat)</w:t>
-      </w:r>
-      <w:r>
-        <w:br/>
-      </w:r>
-      <w:r>
-        <w:br/>
-      </w:r>
-      <w:r>
-        <w:rPr>
-          <w:rStyle w:val="CommentTok"/>
-        </w:rPr>
-        <w:t xml:space="preserve"># Inspect fit of each</w:t>
-      </w:r>
-      <w:r>
-        <w:br/>
-      </w:r>
-      <w:r>
-        <w:rPr>
-          <w:rStyle w:val="FunctionTok"/>
-        </w:rPr>
-        <w:t xml:space="preserve">summary</w:t>
-      </w:r>
-      <w:r>
-        <w:rPr>
-          <w:rStyle w:val="NormalTok"/>
-        </w:rPr>
-        <w:t xml:space="preserve">(fit_1f, </w:t>
-      </w:r>
-      <w:r>
-        <w:rPr>
-          <w:rStyle w:val="AttributeTok"/>
-        </w:rPr>
-        <w:t xml:space="preserve">fit.measures =</w:t>
-      </w:r>
-      <w:r>
-        <w:rPr>
-          <w:rStyle w:val="NormalTok"/>
-        </w:rPr>
-        <w:t xml:space="preserve"> </w:t>
-      </w:r>
-      <w:r>
-        <w:rPr>
-          <w:rStyle w:val="ConstantTok"/>
-        </w:rPr>
-        <w:t xml:space="preserve">TRUE</w:t>
-      </w:r>
-      <w:r>
-        <w:rPr>
-          <w:rStyle w:val="NormalTok"/>
-        </w:rPr>
-        <w:t xml:space="preserve">) </w:t>
-      </w:r>
-      <w:r>
-        <w:rPr>
-          <w:rStyle w:val="CommentTok"/>
-        </w:rPr>
-        <w:t xml:space="preserve"># inadequate</w:t>
-      </w:r>
-      <w:r>
-        <w:br/>
-      </w:r>
-      <w:r>
-        <w:rPr>
-          <w:rStyle w:val="FunctionTok"/>
-        </w:rPr>
-        <w:t xml:space="preserve">summary</w:t>
-      </w:r>
-      <w:r>
-        <w:rPr>
-          <w:rStyle w:val="NormalTok"/>
-        </w:rPr>
-        <w:t xml:space="preserve">(fit_2f, </w:t>
-      </w:r>
-      <w:r>
-        <w:rPr>
-          <w:rStyle w:val="AttributeTok"/>
-        </w:rPr>
-        <w:t xml:space="preserve">fit.measures =</w:t>
-      </w:r>
-      <w:r>
-        <w:rPr>
-          <w:rStyle w:val="NormalTok"/>
-        </w:rPr>
-        <w:t xml:space="preserve"> </w:t>
-      </w:r>
-      <w:r>
-        <w:rPr>
-          <w:rStyle w:val="ConstantTok"/>
-        </w:rPr>
-        <w:t xml:space="preserve">TRUE</w:t>
-      </w:r>
-      <w:r>
-        <w:rPr>
-          <w:rStyle w:val="NormalTok"/>
-        </w:rPr>
-        <w:t xml:space="preserve">) </w:t>
-      </w:r>
-      <w:r>
-        <w:rPr>
-          <w:rStyle w:val="CommentTok"/>
-        </w:rPr>
-        <w:t xml:space="preserve"># good fit - nothing further needed</w:t>
-      </w:r>
-    </w:p>
-    <w:bookmarkEnd w:id="58"/>
-    <w:bookmarkStart w:id="59" w:name="structural-model"/>
-    <w:p>
-      <w:pPr>
-        <w:pStyle w:val="Heading2"/>
-      </w:pPr>
-      <w:r>
-        <w:t xml:space="preserve">4.3 Structural model</w:t>
-      </w:r>
-    </w:p>
-    <w:p>
-      <w:pPr>
-        <w:pStyle w:val="FirstParagraph"/>
-      </w:pPr>
-      <w:r>
-        <w:t xml:space="preserve">Now we have successfully modelled the latent constructs relating to early numeric skills, we can see whether they relate to long-term mathematical performance. The researchers followed up the same children two years later to see how Year 1 abilities predicted mathematical reasoning in Year 3.</w:t>
-      </w:r>
-    </w:p>
-    <w:p>
-      <w:pPr>
-        <w:pStyle w:val="BodyText"/>
-      </w:pPr>
-      <w:r>
-        <w:t xml:space="preserve">In our new model formula, we should specify how our latent constructs are measured just as we did before. However, we can now add a structural part to test whether mathematical reasoning (</w:t>
-      </w:r>
-      <w:r>
-        <w:rPr>
-          <w:rStyle w:val="VerbatimChar"/>
-        </w:rPr>
-        <w:t xml:space="preserve">t3_mr</w:t>
-      </w:r>
-      <w:r>
-        <w:t xml:space="preserve">) is predicted by (</w:t>
-      </w:r>
-      <w:r>
-        <w:rPr>
-          <w:rStyle w:val="VerbatimChar"/>
-        </w:rPr>
-        <w:t xml:space="preserve">~</w:t>
-      </w:r>
-      <w:r>
-        <w:t xml:space="preserve">) our two latent variables. This part of the model formula should feel familiar - you have written similar regression formulas in earlier practicals.</w:t>
-      </w:r>
-    </w:p>
-    <w:p>
-      <w:pPr>
-        <w:pStyle w:val="BodyText"/>
-      </w:pPr>
-      <w:r>
-        <w:t xml:space="preserve">Specify the model, and use the</w:t>
-      </w:r>
-      <w:r>
-        <w:t xml:space="preserve"> </w:t>
-      </w:r>
-      <w:r>
-        <w:rPr>
-          <w:rStyle w:val="VerbatimChar"/>
-        </w:rPr>
-        <w:t xml:space="preserve">sem()</w:t>
-      </w:r>
-      <w:r>
-        <w:t xml:space="preserve"> </w:t>
-      </w:r>
-      <w:r>
-        <w:t xml:space="preserve">function this time to fit it.</w:t>
-      </w:r>
-    </w:p>
-    <w:p>
-      <w:pPr>
-        <w:pStyle w:val="SourceCode"/>
-      </w:pPr>
-      <w:r>
-        <w:rPr>
-          <w:rStyle w:val="CommentTok"/>
-        </w:rPr>
-        <w:t xml:space="preserve"># Longitudinal model specification</w:t>
-      </w:r>
-      <w:r>
-        <w:br/>
-      </w:r>
-      <w:r>
-        <w:rPr>
-          <w:rStyle w:val="NormalTok"/>
-        </w:rPr>
-        <w:t xml:space="preserve">pred_mr </w:t>
-      </w:r>
-      <w:r>
-        <w:rPr>
-          <w:rStyle w:val="OtherTok"/>
-        </w:rPr>
-        <w:t xml:space="preserve">&lt;-</w:t>
-      </w:r>
-      <w:r>
-        <w:rPr>
-          <w:rStyle w:val="NormalTok"/>
-        </w:rPr>
-        <w:t xml:space="preserve"> </w:t>
-      </w:r>
-      <w:r>
-        <w:rPr>
-          <w:rStyle w:val="StringTok"/>
-        </w:rPr>
-        <w:t xml:space="preserve">"   # measurement model </w:t>
-      </w:r>
-      <w:r>
-        <w:br/>
-      </w:r>
-      <w:r>
-        <w:rPr>
-          <w:rStyle w:val="StringTok"/>
-        </w:rPr>
-        <w:t xml:space="preserve">               transcoding =~ t1_tc1 + t1_tc2 + t1_tc3</w:t>
-      </w:r>
-      <w:r>
-        <w:br/>
-      </w:r>
-      <w:r>
-        <w:rPr>
-          <w:rStyle w:val="StringTok"/>
-        </w:rPr>
-        <w:t xml:space="preserve">               num_comparison =~ t1_nc1 + t1_nc2 + t1_nc3 + </w:t>
-      </w:r>
-      <w:r>
-        <w:br/>
-      </w:r>
-      <w:r>
-        <w:rPr>
-          <w:rStyle w:val="StringTok"/>
-        </w:rPr>
-        <w:t xml:space="preserve">                                 t1_nc4 + t1_nc5 + t1_nc6</w:t>
-      </w:r>
-      <w:r>
-        <w:br/>
-      </w:r>
-      <w:r>
-        <w:rPr>
-          <w:rStyle w:val="StringTok"/>
-        </w:rPr>
-        <w:t xml:space="preserve">                              </w:t>
-      </w:r>
-      <w:r>
-        <w:br/>
-      </w:r>
-      <w:r>
-        <w:rPr>
-          <w:rStyle w:val="StringTok"/>
-        </w:rPr>
-        <w:t xml:space="preserve">               # regressions</w:t>
-      </w:r>
-      <w:r>
-        <w:br/>
-      </w:r>
-      <w:r>
-        <w:rPr>
-          <w:rStyle w:val="StringTok"/>
-        </w:rPr>
-        <w:t xml:space="preserve">               t3_mr ~ transcoding + num_comparison"</w:t>
-      </w:r>
-      <w:r>
-        <w:br/>
-      </w:r>
-      <w:r>
-        <w:br/>
-      </w:r>
-      <w:r>
-        <w:rPr>
-          <w:rStyle w:val="CommentTok"/>
-        </w:rPr>
-        <w:t xml:space="preserve"># Fit model</w:t>
-      </w:r>
-      <w:r>
-        <w:br/>
-      </w:r>
-      <w:r>
-        <w:rPr>
-          <w:rStyle w:val="NormalTok"/>
-        </w:rPr>
-        <w:t xml:space="preserve">fit_predict </w:t>
-      </w:r>
-      <w:r>
-        <w:rPr>
-          <w:rStyle w:val="OtherTok"/>
-        </w:rPr>
-        <w:t xml:space="preserve">&lt;-</w:t>
-      </w:r>
-      <w:r>
-        <w:rPr>
-          <w:rStyle w:val="NormalTok"/>
-        </w:rPr>
-        <w:t xml:space="preserve"> </w:t>
-      </w:r>
-      <w:r>
-        <w:rPr>
-          <w:rStyle w:val="FunctionTok"/>
-        </w:rPr>
-        <w:t xml:space="preserve">sem</w:t>
-      </w:r>
-      <w:r>
-        <w:rPr>
-          <w:rStyle w:val="NormalTok"/>
-        </w:rPr>
-        <w:t xml:space="preserve">(pred_mr, </w:t>
-      </w:r>
-      <w:r>
-        <w:rPr>
-          <w:rStyle w:val="AttributeTok"/>
-        </w:rPr>
-        <w:t xml:space="preserve">data =</w:t>
-      </w:r>
-      <w:r>
-        <w:rPr>
-          <w:rStyle w:val="NormalTok"/>
-        </w:rPr>
-        <w:t xml:space="preserve"> maths_dat)</w:t>
-      </w:r>
-    </w:p>
-    <w:p>
-      <w:pPr>
-        <w:pStyle w:val="FirstParagraph"/>
-      </w:pPr>
-      <w:r>
-        <w:t xml:space="preserve">Complete the following remaining steps for your analysis:</w:t>
-      </w:r>
-    </w:p>
-    <w:p>
-      <w:pPr>
-        <w:pStyle w:val="Compact"/>
-        <w:numPr>
-          <w:ilvl w:val="0"/>
-          <w:numId w:val="1010"/>
-        </w:numPr>
-      </w:pPr>
-      <w:r>
-        <w:t xml:space="preserve">Evaluate the model: Is it a good fit to the data? Are any further modifications required/justified?</w:t>
-      </w:r>
-    </w:p>
-    <w:p>
-      <w:pPr>
-        <w:pStyle w:val="Compact"/>
-        <w:numPr>
-          <w:ilvl w:val="0"/>
-          <w:numId w:val="1010"/>
-        </w:numPr>
-      </w:pPr>
-      <w:r>
-        <w:t xml:space="preserve">Use</w:t>
-      </w:r>
-      <w:r>
-        <w:t xml:space="preserve"> </w:t>
-      </w:r>
-      <w:r>
-        <w:rPr>
-          <w:rStyle w:val="VerbatimChar"/>
-        </w:rPr>
-        <w:t xml:space="preserve">semPaths()</w:t>
-      </w:r>
-      <w:r>
-        <w:t xml:space="preserve"> </w:t>
-      </w:r>
-      <w:r>
-        <w:t xml:space="preserve">to plot the path diagram.</w:t>
-      </w:r>
-    </w:p>
-    <w:p>
-      <w:pPr>
-        <w:pStyle w:val="Compact"/>
-        <w:numPr>
-          <w:ilvl w:val="0"/>
-          <w:numId w:val="1010"/>
-        </w:numPr>
-      </w:pPr>
-      <w:r>
-        <w:t xml:space="preserve">Interpret the output: Which early numerical skills is a stronger predictor of later mathematical reasoning?</w:t>
-      </w:r>
-    </w:p>
-    <w:p>
-      <w:pPr>
-        <w:pStyle w:val="SourceCode"/>
-      </w:pPr>
-      <w:r>
-        <w:rPr>
-          <w:rStyle w:val="CommentTok"/>
-        </w:rPr>
-        <w:t xml:space="preserve"># Inspect model - fit indices indicate good fit as is</w:t>
-      </w:r>
-      <w:r>
-        <w:br/>
-      </w:r>
-      <w:r>
-        <w:rPr>
-          <w:rStyle w:val="FunctionTok"/>
-        </w:rPr>
-        <w:t xml:space="preserve">summary</w:t>
-      </w:r>
-      <w:r>
-        <w:rPr>
-          <w:rStyle w:val="NormalTok"/>
-        </w:rPr>
-        <w:t xml:space="preserve">(fit_predict, </w:t>
-      </w:r>
-      <w:r>
-        <w:rPr>
-          <w:rStyle w:val="AttributeTok"/>
-        </w:rPr>
-        <w:t xml:space="preserve">fit.measures =</w:t>
-      </w:r>
-      <w:r>
-        <w:rPr>
-          <w:rStyle w:val="NormalTok"/>
-        </w:rPr>
-        <w:t xml:space="preserve"> </w:t>
-      </w:r>
-      <w:r>
-        <w:rPr>
-          <w:rStyle w:val="ConstantTok"/>
-        </w:rPr>
-        <w:t xml:space="preserve">TRUE</w:t>
-      </w:r>
-      <w:r>
-        <w:rPr>
-          <w:rStyle w:val="NormalTok"/>
-        </w:rPr>
-        <w:t xml:space="preserve">)</w:t>
-      </w:r>
-      <w:r>
-        <w:br/>
-      </w:r>
-      <w:r>
-        <w:br/>
-      </w:r>
-      <w:r>
-        <w:rPr>
-          <w:rStyle w:val="CommentTok"/>
-        </w:rPr>
-        <w:t xml:space="preserve"># Path diagram</w:t>
-      </w:r>
-      <w:r>
-        <w:br/>
-      </w:r>
-      <w:r>
-        <w:rPr>
-          <w:rStyle w:val="FunctionTok"/>
-        </w:rPr>
-        <w:t xml:space="preserve">semPaths</w:t>
-      </w:r>
-      <w:r>
-        <w:rPr>
-          <w:rStyle w:val="NormalTok"/>
-        </w:rPr>
-        <w:t xml:space="preserve">(fit_predict, </w:t>
-      </w:r>
-      <w:r>
-        <w:rPr>
-          <w:rStyle w:val="AttributeTok"/>
-        </w:rPr>
-        <w:t xml:space="preserve">whatLabels =</w:t>
-      </w:r>
-      <w:r>
-        <w:rPr>
-          <w:rStyle w:val="NormalTok"/>
-        </w:rPr>
-        <w:t xml:space="preserve"> </w:t>
-      </w:r>
-      <w:r>
-        <w:rPr>
-          <w:rStyle w:val="StringTok"/>
-        </w:rPr>
-        <w:t xml:space="preserve">"std"</w:t>
-      </w:r>
-      <w:r>
-        <w:rPr>
-          <w:rStyle w:val="NormalTok"/>
-        </w:rPr>
-        <w:t xml:space="preserve">)</w:t>
-      </w:r>
-      <w:r>
-        <w:br/>
-      </w:r>
-      <w:r>
-        <w:rPr>
-          <w:rStyle w:val="DocumentationTok"/>
-        </w:rPr>
-        <w:t xml:space="preserve">## ...transcoding skills a stronger predictor </w:t>
-      </w:r>
-    </w:p>
-    <w:bookmarkEnd w:id="59"/>
-    <w:bookmarkStart w:id="60" w:name="dealing-with-missing-data"/>
-    <w:p>
-      <w:pPr>
-        <w:pStyle w:val="Heading2"/>
-      </w:pPr>
-      <w:r>
-        <w:t xml:space="preserve">4.4 Dealing with missing data</w:t>
-      </w:r>
-    </w:p>
-    <w:p>
-      <w:pPr>
-        <w:pStyle w:val="FirstParagraph"/>
-      </w:pPr>
-      <w:r>
-        <w:t xml:space="preserve">Take a look at your SEM model output. What do you notice about the number of observations used in the model, relative to when we fitted the measurement model using only Year 1 data?</w:t>
-      </w:r>
-    </w:p>
-    <w:p>
-      <w:pPr>
-        <w:pStyle w:val="BodyText"/>
-      </w:pPr>
-      <w:r>
-        <w:t xml:space="preserve">In the lecture, we mentioned some possible ways of dealing with missing data, including using a different fitting algorithm called</w:t>
-      </w:r>
-      <w:r>
-        <w:t xml:space="preserve"> </w:t>
-      </w:r>
-      <w:r>
-        <w:rPr>
-          <w:i/>
-          <w:iCs/>
-        </w:rPr>
-        <w:t xml:space="preserve">Full Information Maximum Likelihood.</w:t>
-      </w:r>
-      <w:r>
-        <w:t xml:space="preserve"> </w:t>
-      </w:r>
-      <w:r>
-        <w:t xml:space="preserve">These techniques require several assumptions about the nature of missingness in the dataset, which we’ll be discussing in more detail in Week 10.</w:t>
-      </w:r>
-    </w:p>
-    <w:p>
-      <w:pPr>
-        <w:pStyle w:val="BodyText"/>
-      </w:pPr>
-      <w:r>
-        <w:t xml:space="preserve">However, its implementation in</w:t>
-      </w:r>
-      <w:r>
-        <w:t xml:space="preserve"> </w:t>
-      </w:r>
-      <w:r>
-        <w:rPr>
-          <w:i/>
-          <w:iCs/>
-        </w:rPr>
-        <w:t xml:space="preserve">lavaan</w:t>
-      </w:r>
-      <w:r>
-        <w:t xml:space="preserve"> </w:t>
-      </w:r>
-      <w:r>
-        <w:t xml:space="preserve">is surprisingly simple: we just need to add an argument within the</w:t>
-      </w:r>
-      <w:r>
-        <w:t xml:space="preserve"> </w:t>
-      </w:r>
-      <w:r>
-        <w:rPr>
-          <w:rStyle w:val="VerbatimChar"/>
-        </w:rPr>
-        <w:t xml:space="preserve">sem()</w:t>
-      </w:r>
-      <w:r>
-        <w:t xml:space="preserve"> </w:t>
-      </w:r>
-      <w:r>
-        <w:t xml:space="preserve">function to specify that we want missingness to be addressed using (full information) maximum likelihood estimation. Try adding</w:t>
-      </w:r>
-      <w:r>
-        <w:t xml:space="preserve"> </w:t>
-      </w:r>
-      <w:r>
-        <w:rPr>
-          <w:rStyle w:val="VerbatimChar"/>
-        </w:rPr>
-        <w:t xml:space="preserve">missing = "ML"</w:t>
-      </w:r>
-      <w:r>
-        <w:t xml:space="preserve"> </w:t>
-      </w:r>
-      <w:r>
-        <w:t xml:space="preserve">to your SEM model above, and inspect the output. You should see that the number of observations included in the model increase.</w:t>
-      </w:r>
-    </w:p>
-    <w:p>
-      <w:pPr>
-        <w:pStyle w:val="SourceCode"/>
-      </w:pPr>
-      <w:r>
-        <w:rPr>
-          <w:rStyle w:val="CommentTok"/>
-        </w:rPr>
-        <w:t xml:space="preserve"># Fit model</w:t>
-      </w:r>
-      <w:r>
-        <w:br/>
-      </w:r>
-      <w:r>
-        <w:rPr>
-          <w:rStyle w:val="NormalTok"/>
-        </w:rPr>
-        <w:t xml:space="preserve">fit_predict_fiml </w:t>
-      </w:r>
-      <w:r>
-        <w:rPr>
-          <w:rStyle w:val="OtherTok"/>
-        </w:rPr>
-        <w:t xml:space="preserve">&lt;-</w:t>
-      </w:r>
-      <w:r>
-        <w:rPr>
-          <w:rStyle w:val="NormalTok"/>
-        </w:rPr>
-        <w:t xml:space="preserve"> </w:t>
-      </w:r>
-      <w:r>
-        <w:rPr>
-          <w:rStyle w:val="FunctionTok"/>
-        </w:rPr>
-        <w:t xml:space="preserve">sem</w:t>
-      </w:r>
-      <w:r>
-        <w:rPr>
-          <w:rStyle w:val="NormalTok"/>
-        </w:rPr>
-        <w:t xml:space="preserve">(pred_mr, </w:t>
-      </w:r>
-      <w:r>
-        <w:rPr>
-          <w:rStyle w:val="AttributeTok"/>
-        </w:rPr>
-        <w:t xml:space="preserve">data =</w:t>
-      </w:r>
-      <w:r>
-        <w:rPr>
-          <w:rStyle w:val="NormalTok"/>
-        </w:rPr>
-        <w:t xml:space="preserve"> maths_dat, </w:t>
-      </w:r>
-      <w:r>
-        <w:rPr>
-          <w:rStyle w:val="AttributeTok"/>
-        </w:rPr>
-        <w:t xml:space="preserve">missing =</w:t>
-      </w:r>
-      <w:r>
-        <w:rPr>
-          <w:rStyle w:val="NormalTok"/>
-        </w:rPr>
-        <w:t xml:space="preserve"> </w:t>
-      </w:r>
-      <w:r>
-        <w:rPr>
-          <w:rStyle w:val="StringTok"/>
-        </w:rPr>
-        <w:t xml:space="preserve">"ML"</w:t>
-      </w:r>
-      <w:r>
-        <w:rPr>
-          <w:rStyle w:val="NormalTok"/>
-        </w:rPr>
-        <w:t xml:space="preserve">)</w:t>
-      </w:r>
-      <w:r>
-        <w:br/>
-      </w:r>
-      <w:r>
-        <w:br/>
-      </w:r>
-      <w:r>
-        <w:rPr>
-          <w:rStyle w:val="CommentTok"/>
-        </w:rPr>
-        <w:t xml:space="preserve"># Inspect output</w:t>
-      </w:r>
-      <w:r>
-        <w:br/>
-      </w:r>
-      <w:r>
-        <w:rPr>
-          <w:rStyle w:val="FunctionTok"/>
-        </w:rPr>
-        <w:t xml:space="preserve">summary</w:t>
-      </w:r>
-      <w:r>
-        <w:rPr>
-          <w:rStyle w:val="NormalTok"/>
-        </w:rPr>
-        <w:t xml:space="preserve">(fit_predict_fiml, </w:t>
-      </w:r>
-      <w:r>
-        <w:rPr>
-          <w:rStyle w:val="AttributeTok"/>
-        </w:rPr>
-        <w:t xml:space="preserve">fit.measures =</w:t>
-      </w:r>
-      <w:r>
-        <w:rPr>
-          <w:rStyle w:val="NormalTok"/>
-        </w:rPr>
-        <w:t xml:space="preserve"> </w:t>
-      </w:r>
-      <w:r>
-        <w:rPr>
-          <w:rStyle w:val="ConstantTok"/>
-        </w:rPr>
-        <w:t xml:space="preserve">TRUE</w:t>
-      </w:r>
-      <w:r>
-        <w:rPr>
-          <w:rStyle w:val="NormalTok"/>
-        </w:rPr>
-        <w:t xml:space="preserve">)</w:t>
+        <w:t xml:space="preserve">Simplified path diagram showing how number comparison and transcoding skills measured in Year 1 predict speeded arithmetic skills in Year 3.</w:t>
       </w:r>
     </w:p>
     <w:p>
@@ -5427,15 +5604,23 @@
         </w:pict>
       </w:r>
     </w:p>
-    <w:bookmarkEnd w:id="60"/>
-    <w:bookmarkEnd w:id="61"/>
-    <w:bookmarkStart w:id="65" w:name="part-c-challenge-yourself"/>
+    <w:bookmarkEnd w:id="62"/>
+    <w:bookmarkStart w:id="73" w:name="summary"/>
     <w:p>
       <w:pPr>
         <w:pStyle w:val="Heading1"/>
       </w:pPr>
       <w:r>
-        <w:t xml:space="preserve">5. Part C: Challenge yourself!</w:t>
+        <w:t xml:space="preserve">6. Summary</w:t>
+      </w:r>
+    </w:p>
+    <w:bookmarkStart w:id="63" w:name="recap"/>
+    <w:p>
+      <w:pPr>
+        <w:pStyle w:val="Heading2"/>
+      </w:pPr>
+      <w:r>
+        <w:t xml:space="preserve">6.1 Recap</w:t>
       </w:r>
     </w:p>
     <w:p>
@@ -5443,7 +5628,7 @@
         <w:pStyle w:val="FirstParagraph"/>
       </w:pPr>
       <w:r>
-        <w:t xml:space="preserve">Mathematical reasoning is only</w:t>
+        <w:t xml:space="preserve">This week we have begun to see how</w:t>
       </w:r>
       <w:r>
         <w:t xml:space="preserve"> </w:t>
@@ -5453,182 +5638,13 @@
           <w:i/>
           <w:iCs/>
         </w:rPr>
-        <w:t xml:space="preserve">one</w:t>
-      </w:r>
-      <w:r>
-        <w:t xml:space="preserve"> </w:t>
-      </w:r>
-      <w:r>
-        <w:t xml:space="preserve">aspect of mathematical ability in developing learners. The researchers were also interested in speeded arithmetic skills, which they measured in Year 3 using 6 different tasks (labelled</w:t>
-      </w:r>
-      <w:r>
-        <w:t xml:space="preserve"> </w:t>
-      </w:r>
-      <w:r>
-        <w:rPr>
-          <w:rStyle w:val="VerbatimChar"/>
-        </w:rPr>
-        <w:t xml:space="preserve">t3_add1</w:t>
-      </w:r>
-      <w:r>
-        <w:t xml:space="preserve">,</w:t>
-      </w:r>
-      <w:r>
-        <w:t xml:space="preserve"> </w:t>
-      </w:r>
-      <w:r>
-        <w:rPr>
-          <w:rStyle w:val="VerbatimChar"/>
-        </w:rPr>
-        <w:t xml:space="preserve">t3_add2</w:t>
-      </w:r>
-      <w:r>
-        <w:t xml:space="preserve">,</w:t>
-      </w:r>
-      <w:r>
-        <w:t xml:space="preserve"> </w:t>
-      </w:r>
-      <w:r>
-        <w:rPr>
-          <w:rStyle w:val="VerbatimChar"/>
-        </w:rPr>
-        <w:t xml:space="preserve">t3_sub1</w:t>
-      </w:r>
-      <w:r>
-        <w:t xml:space="preserve">,</w:t>
-      </w:r>
-      <w:r>
-        <w:t xml:space="preserve"> </w:t>
-      </w:r>
-      <w:r>
-        <w:rPr>
-          <w:rStyle w:val="VerbatimChar"/>
-        </w:rPr>
-        <w:t xml:space="preserve">t3_sub2</w:t>
-      </w:r>
-      <w:r>
-        <w:t xml:space="preserve">,</w:t>
-      </w:r>
-      <w:r>
-        <w:t xml:space="preserve"> </w:t>
-      </w:r>
-      <w:r>
-        <w:rPr>
-          <w:rStyle w:val="VerbatimChar"/>
-        </w:rPr>
-        <w:t xml:space="preserve">t3_mult</w:t>
-      </w:r>
-      <w:r>
-        <w:t xml:space="preserve">,</w:t>
-      </w:r>
-      <w:r>
-        <w:t xml:space="preserve"> </w:t>
-      </w:r>
-      <w:r>
-        <w:rPr>
-          <w:rStyle w:val="VerbatimChar"/>
-        </w:rPr>
-        <w:t xml:space="preserve">t3_div</w:t>
-      </w:r>
-      <w:r>
-        <w:t xml:space="preserve">).</w:t>
-      </w:r>
-    </w:p>
-    <w:p>
-      <w:pPr>
-        <w:pStyle w:val="BodyText"/>
-      </w:pPr>
-      <w:r>
-        <w:t xml:space="preserve">Fit a new model in which early numerical skills (transcoding, number comparison) predict subsequent performance in speeded arithmetic, captured by a third latent variable (as depicted below). You will need to specify how this latent variable is measured, and then use it in a regression path.</w:t>
-      </w:r>
-    </w:p>
-    <w:p>
-      <w:pPr>
-        <w:pStyle w:val="CaptionedFigure"/>
-      </w:pPr>
-      <w:r>
-        <w:drawing>
-          <wp:inline>
-            <wp:extent cx="4620126" cy="3696101"/>
-            <wp:effectExtent b="0" l="0" r="0" t="0"/>
-            <wp:docPr descr="Simplified path diagram showing how number comparison and transcoding skills measured in Year 1 predict speeded arithmetic skills in Year 3." title="" id="63" name="Picture"/>
-            <a:graphic>
-              <a:graphicData uri="http://schemas.openxmlformats.org/drawingml/2006/picture">
-                <pic:pic>
-                  <pic:nvPicPr>
-                    <pic:cNvPr descr="ambr4_sem_files/figure-docx/challenge-plot-1.png" id="64" name="Picture"/>
-                    <pic:cNvPicPr>
-                      <a:picLocks noChangeArrowheads="1" noChangeAspect="1"/>
-                    </pic:cNvPicPr>
-                  </pic:nvPicPr>
-                  <pic:blipFill>
-                    <a:blip r:embed="rId62"/>
-                    <a:stretch>
-                      <a:fillRect/>
-                    </a:stretch>
-                  </pic:blipFill>
-                  <pic:spPr bwMode="auto">
-                    <a:xfrm>
-                      <a:off x="0" y="0"/>
-                      <a:ext cx="4620126" cy="3696101"/>
-                    </a:xfrm>
-                    <a:prstGeom prst="rect">
-                      <a:avLst/>
-                    </a:prstGeom>
-                    <a:noFill/>
-                    <a:ln w="9525">
-                      <a:noFill/>
-                      <a:headEnd/>
-                      <a:tailEnd/>
-                    </a:ln>
-                  </pic:spPr>
-                </pic:pic>
-              </a:graphicData>
-            </a:graphic>
-          </wp:inline>
-        </w:drawing>
-      </w:r>
-    </w:p>
-    <w:p>
-      <w:pPr>
-        <w:pStyle w:val="ImageCaption"/>
-      </w:pPr>
-      <w:r>
-        <w:t xml:space="preserve">Simplified path diagram showing how number comparison and transcoding skills measured in Year 1 predict speeded arithmetic skills in Year 3.</w:t>
-      </w:r>
-    </w:p>
-    <w:p>
-      <w:r>
-        <w:pict>
-          <v:rect style="width:0;height:1.5pt" o:hralign="center" o:hrstd="t" o:hr="t"/>
-        </w:pict>
-      </w:r>
-    </w:p>
-    <w:bookmarkEnd w:id="65"/>
-    <w:bookmarkStart w:id="76" w:name="summary"/>
-    <w:p>
-      <w:pPr>
-        <w:pStyle w:val="Heading1"/>
-      </w:pPr>
-      <w:r>
-        <w:t xml:space="preserve">6. Summary</w:t>
-      </w:r>
-    </w:p>
-    <w:bookmarkStart w:id="66" w:name="recap"/>
-    <w:p>
-      <w:pPr>
-        <w:pStyle w:val="Heading2"/>
-      </w:pPr>
-      <w:r>
-        <w:t xml:space="preserve">6.1 Recap</w:t>
-      </w:r>
-    </w:p>
-    <w:p>
-      <w:pPr>
-        <w:pStyle w:val="FirstParagraph"/>
-      </w:pPr>
-      <w:r>
-        <w:t xml:space="preserve">This week we have begun to see how</w:t>
+        <w:t xml:space="preserve">multivariate</w:t>
+      </w:r>
+      <w:r>
+        <w:t xml:space="preserve"> </w:t>
+      </w:r>
+      <w:r>
+        <w:t xml:space="preserve">approaches can be used to model large numbers of variables. You should now know that latent constructs can be inferred from several observed measures, estimating the common variance among related tasks and incorporating measurement error. We’ve seen how structural equation models can incorporate latent constructs alongside regression paths in a flexible manner, providing a powerful framework for statistical modelling. We’ve walked through the five key stages of model fitting, as implemented within the</w:t>
       </w:r>
       <w:r>
         <w:t xml:space="preserve"> </w:t>
@@ -5638,22 +5654,6 @@
           <w:i/>
           <w:iCs/>
         </w:rPr>
-        <w:t xml:space="preserve">multivariate</w:t>
-      </w:r>
-      <w:r>
-        <w:t xml:space="preserve"> </w:t>
-      </w:r>
-      <w:r>
-        <w:t xml:space="preserve">approaches can be used to model large numbers of variables. You should now know that latent constructs can be inferred from several observed measures, estimating the common variance among related tasks and incorporating measurement error. We’ve seen how structural equation models can incorporate latent constructs alongside regression paths in a flexible manner, providing a powerful framework for statistical modelling. We’ve walked through the five key stages of model fitting, as implemented within the</w:t>
-      </w:r>
-      <w:r>
-        <w:t xml:space="preserve"> </w:t>
-      </w:r>
-      <w:r>
-        <w:rPr>
-          <w:i/>
-          <w:iCs/>
-        </w:rPr>
         <w:t xml:space="preserve">lavaan</w:t>
       </w:r>
       <w:r>
@@ -5663,8 +5663,8 @@
         <w:t xml:space="preserve">package, and considered issues relating to over-fitting along the way.</w:t>
       </w:r>
     </w:p>
-    <w:bookmarkEnd w:id="66"/>
-    <w:bookmarkStart w:id="75" w:name="further-learning"/>
+    <w:bookmarkEnd w:id="63"/>
+    <w:bookmarkStart w:id="72" w:name="further-learning"/>
     <w:p>
       <w:pPr>
         <w:pStyle w:val="Heading2"/>
@@ -5683,7 +5683,7 @@
       <w:r>
         <w:t xml:space="preserve"> </w:t>
       </w:r>
-      <w:hyperlink r:id="rId67">
+      <w:hyperlink r:id="rId64">
         <w:r>
           <w:rPr>
             <w:rStyle w:val="Hyperlink"/>
@@ -5700,7 +5700,7 @@
       <w:r>
         <w:t xml:space="preserve"> </w:t>
       </w:r>
-      <w:hyperlink r:id="rId68">
+      <w:hyperlink r:id="rId65">
         <w:r>
           <w:rPr>
             <w:rStyle w:val="Hyperlink"/>
@@ -5717,7 +5717,7 @@
       <w:r>
         <w:t xml:space="preserve"> </w:t>
       </w:r>
-      <w:hyperlink r:id="rId69">
+      <w:hyperlink r:id="rId66">
         <w:r>
           <w:rPr>
             <w:rStyle w:val="Hyperlink"/>
@@ -5804,18 +5804,18 @@
                 <wp:inline>
                   <wp:extent cx="152400" cy="152400"/>
                   <wp:effectExtent b="0" l="0" r="0" t="0"/>
-                  <wp:docPr descr="" title="" id="71" name="Picture"/>
+                  <wp:docPr descr="" title="" id="68" name="Picture"/>
                   <a:graphic>
                     <a:graphicData uri="http://schemas.openxmlformats.org/drawingml/2006/picture">
                       <pic:pic>
                         <pic:nvPicPr>
-                          <pic:cNvPr descr="C:\Users\elj504\AppData\Local\Programs\Quarto\share\formats\docx\important.png" id="72" name="Picture"/>
+                          <pic:cNvPr descr="C:\Users\elj504\AppData\Local\Programs\Quarto\share\formats\docx\important.png" id="69" name="Picture"/>
                           <pic:cNvPicPr>
                             <a:picLocks noChangeArrowheads="1" noChangeAspect="1"/>
                           </pic:cNvPicPr>
                         </pic:nvPicPr>
                         <pic:blipFill>
-                          <a:blip r:embed="rId70"/>
+                          <a:blip r:embed="rId67"/>
                           <a:stretch>
                             <a:fillRect/>
                           </a:stretch>
@@ -5877,7 +5877,7 @@
             <w:r>
               <w:t xml:space="preserve"> </w:t>
             </w:r>
-            <w:hyperlink r:id="rId73">
+            <w:hyperlink r:id="rId70">
               <w:r>
                 <w:rPr>
                   <w:rStyle w:val="Hyperlink"/>
@@ -5902,7 +5902,7 @@
             <w:r>
               <w:t xml:space="preserve"> </w:t>
             </w:r>
-            <w:hyperlink r:id="rId74">
+            <w:hyperlink r:id="rId71">
               <w:r>
                 <w:rPr>
                   <w:rStyle w:val="Hyperlink"/>
@@ -5917,8 +5917,8 @@
         </w:tc>
       </w:tr>
     </w:tbl>
-    <w:bookmarkEnd w:id="75"/>
-    <w:bookmarkEnd w:id="76"/>
+    <w:bookmarkEnd w:id="72"/>
+    <w:bookmarkEnd w:id="73"/>
     <w:sectPr>
       <w:footnotePr>
         <w:numRestart w:val="eachSect"/>
@@ -6215,6 +6215,91 @@
       <w:rPr>
         <w:rFonts w:ascii="Wingdings" w:hAnsi="Wingdings" w:cs="Wingdings" w:hint="default"/>
       </w:rPr>
+    </w:lvl>
+  </w:abstractNum>
+  <w:abstractNum w:abstractNumId="99711">
+    <w:nsid w:val="00A99711"/>
+    <w:multiLevelType w:val="multilevel"/>
+    <w:lvl w:ilvl="0">
+      <w:start w:val="1"/>
+      <w:numFmt w:val="lowerLetter"/>
+      <w:lvlText w:val="%1."/>
+      <w:lvlJc w:val="left"/>
+      <w:pPr>
+        <w:ind w:left="720" w:hanging="360"/>
+      </w:pPr>
+    </w:lvl>
+    <w:lvl w:ilvl="1">
+      <w:start w:val="1"/>
+      <w:numFmt w:val="lowerLetter"/>
+      <w:lvlText w:val="%2."/>
+      <w:lvlJc w:val="left"/>
+      <w:pPr>
+        <w:ind w:left="1440" w:hanging="360"/>
+      </w:pPr>
+    </w:lvl>
+    <w:lvl w:ilvl="2">
+      <w:start w:val="1"/>
+      <w:numFmt w:val="lowerLetter"/>
+      <w:lvlText w:val="%3."/>
+      <w:lvlJc w:val="left"/>
+      <w:pPr>
+        <w:ind w:left="2160" w:hanging="360"/>
+      </w:pPr>
+    </w:lvl>
+    <w:lvl w:ilvl="3">
+      <w:start w:val="1"/>
+      <w:numFmt w:val="lowerLetter"/>
+      <w:lvlText w:val="%4."/>
+      <w:lvlJc w:val="left"/>
+      <w:pPr>
+        <w:ind w:left="2880" w:hanging="360"/>
+      </w:pPr>
+    </w:lvl>
+    <w:lvl w:ilvl="4">
+      <w:start w:val="1"/>
+      <w:numFmt w:val="lowerLetter"/>
+      <w:lvlText w:val="%5."/>
+      <w:lvlJc w:val="left"/>
+      <w:pPr>
+        <w:ind w:left="3600" w:hanging="360"/>
+      </w:pPr>
+    </w:lvl>
+    <w:lvl w:ilvl="5">
+      <w:start w:val="1"/>
+      <w:numFmt w:val="lowerLetter"/>
+      <w:lvlText w:val="%6."/>
+      <w:lvlJc w:val="left"/>
+      <w:pPr>
+        <w:ind w:left="4320" w:hanging="360"/>
+      </w:pPr>
+    </w:lvl>
+    <w:lvl w:ilvl="6">
+      <w:start w:val="1"/>
+      <w:numFmt w:val="lowerLetter"/>
+      <w:lvlText w:val="%7."/>
+      <w:lvlJc w:val="left"/>
+      <w:pPr>
+        <w:ind w:left="5040" w:hanging="360"/>
+      </w:pPr>
+    </w:lvl>
+    <w:lvl w:ilvl="7">
+      <w:start w:val="1"/>
+      <w:numFmt w:val="lowerLetter"/>
+      <w:lvlText w:val="%8."/>
+      <w:lvlJc w:val="left"/>
+      <w:pPr>
+        <w:ind w:left="5760" w:hanging="360"/>
+      </w:pPr>
+    </w:lvl>
+    <w:lvl w:ilvl="8">
+      <w:start w:val="1"/>
+      <w:numFmt w:val="lowerLetter"/>
+      <w:lvlText w:val="%9."/>
+      <w:lvlJc w:val="left"/>
+      <w:pPr>
+        <w:ind w:left="6480" w:hanging="360"/>
+      </w:pPr>
     </w:lvl>
   </w:abstractNum>
   <w:num w:numId="1000">
@@ -6251,7 +6336,34 @@
     </w:lvlOverride>
   </w:num>
   <w:num w:numId="1002">
-    <w:abstractNumId w:val="991"/>
+    <w:abstractNumId w:val="99411"/>
+    <w:lvlOverride w:ilvl="0">
+      <w:startOverride w:val="1"/>
+    </w:lvlOverride>
+    <w:lvlOverride w:ilvl="1">
+      <w:startOverride w:val="1"/>
+    </w:lvlOverride>
+    <w:lvlOverride w:ilvl="2">
+      <w:startOverride w:val="1"/>
+    </w:lvlOverride>
+    <w:lvlOverride w:ilvl="3">
+      <w:startOverride w:val="1"/>
+    </w:lvlOverride>
+    <w:lvlOverride w:ilvl="4">
+      <w:startOverride w:val="1"/>
+    </w:lvlOverride>
+    <w:lvlOverride w:ilvl="5">
+      <w:startOverride w:val="1"/>
+    </w:lvlOverride>
+    <w:lvlOverride w:ilvl="6">
+      <w:startOverride w:val="1"/>
+    </w:lvlOverride>
+    <w:lvlOverride w:ilvl="7">
+      <w:startOverride w:val="1"/>
+    </w:lvlOverride>
+    <w:lvlOverride w:ilvl="8">
+      <w:startOverride w:val="1"/>
+    </w:lvlOverride>
   </w:num>
   <w:num w:numId="1003">
     <w:abstractNumId w:val="991"/>
@@ -6260,13 +6372,67 @@
     <w:abstractNumId w:val="991"/>
   </w:num>
   <w:num w:numId="1005">
-    <w:abstractNumId w:val="991"/>
+    <w:abstractNumId w:val="99411"/>
+    <w:lvlOverride w:ilvl="0">
+      <w:startOverride w:val="1"/>
+    </w:lvlOverride>
+    <w:lvlOverride w:ilvl="1">
+      <w:startOverride w:val="1"/>
+    </w:lvlOverride>
+    <w:lvlOverride w:ilvl="2">
+      <w:startOverride w:val="1"/>
+    </w:lvlOverride>
+    <w:lvlOverride w:ilvl="3">
+      <w:startOverride w:val="1"/>
+    </w:lvlOverride>
+    <w:lvlOverride w:ilvl="4">
+      <w:startOverride w:val="1"/>
+    </w:lvlOverride>
+    <w:lvlOverride w:ilvl="5">
+      <w:startOverride w:val="1"/>
+    </w:lvlOverride>
+    <w:lvlOverride w:ilvl="6">
+      <w:startOverride w:val="1"/>
+    </w:lvlOverride>
+    <w:lvlOverride w:ilvl="7">
+      <w:startOverride w:val="1"/>
+    </w:lvlOverride>
+    <w:lvlOverride w:ilvl="8">
+      <w:startOverride w:val="1"/>
+    </w:lvlOverride>
   </w:num>
   <w:num w:numId="1006">
     <w:abstractNumId w:val="991"/>
   </w:num>
   <w:num w:numId="1007">
-    <w:abstractNumId w:val="991"/>
+    <w:abstractNumId w:val="99411"/>
+    <w:lvlOverride w:ilvl="0">
+      <w:startOverride w:val="1"/>
+    </w:lvlOverride>
+    <w:lvlOverride w:ilvl="1">
+      <w:startOverride w:val="1"/>
+    </w:lvlOverride>
+    <w:lvlOverride w:ilvl="2">
+      <w:startOverride w:val="1"/>
+    </w:lvlOverride>
+    <w:lvlOverride w:ilvl="3">
+      <w:startOverride w:val="1"/>
+    </w:lvlOverride>
+    <w:lvlOverride w:ilvl="4">
+      <w:startOverride w:val="1"/>
+    </w:lvlOverride>
+    <w:lvlOverride w:ilvl="5">
+      <w:startOverride w:val="1"/>
+    </w:lvlOverride>
+    <w:lvlOverride w:ilvl="6">
+      <w:startOverride w:val="1"/>
+    </w:lvlOverride>
+    <w:lvlOverride w:ilvl="7">
+      <w:startOverride w:val="1"/>
+    </w:lvlOverride>
+    <w:lvlOverride w:ilvl="8">
+      <w:startOverride w:val="1"/>
+    </w:lvlOverride>
   </w:num>
   <w:num w:numId="1008">
     <w:abstractNumId w:val="99411"/>
@@ -6299,10 +6465,64 @@
     </w:lvlOverride>
   </w:num>
   <w:num w:numId="1009">
-    <w:abstractNumId w:val="991"/>
+    <w:abstractNumId w:val="99711"/>
+    <w:lvlOverride w:ilvl="0">
+      <w:startOverride w:val="1"/>
+    </w:lvlOverride>
+    <w:lvlOverride w:ilvl="1">
+      <w:startOverride w:val="1"/>
+    </w:lvlOverride>
+    <w:lvlOverride w:ilvl="2">
+      <w:startOverride w:val="1"/>
+    </w:lvlOverride>
+    <w:lvlOverride w:ilvl="3">
+      <w:startOverride w:val="1"/>
+    </w:lvlOverride>
+    <w:lvlOverride w:ilvl="4">
+      <w:startOverride w:val="1"/>
+    </w:lvlOverride>
+    <w:lvlOverride w:ilvl="5">
+      <w:startOverride w:val="1"/>
+    </w:lvlOverride>
+    <w:lvlOverride w:ilvl="6">
+      <w:startOverride w:val="1"/>
+    </w:lvlOverride>
+    <w:lvlOverride w:ilvl="7">
+      <w:startOverride w:val="1"/>
+    </w:lvlOverride>
+    <w:lvlOverride w:ilvl="8">
+      <w:startOverride w:val="1"/>
+    </w:lvlOverride>
   </w:num>
   <w:num w:numId="1010">
-    <w:abstractNumId w:val="991"/>
+    <w:abstractNumId w:val="99411"/>
+    <w:lvlOverride w:ilvl="0">
+      <w:startOverride w:val="1"/>
+    </w:lvlOverride>
+    <w:lvlOverride w:ilvl="1">
+      <w:startOverride w:val="1"/>
+    </w:lvlOverride>
+    <w:lvlOverride w:ilvl="2">
+      <w:startOverride w:val="1"/>
+    </w:lvlOverride>
+    <w:lvlOverride w:ilvl="3">
+      <w:startOverride w:val="1"/>
+    </w:lvlOverride>
+    <w:lvlOverride w:ilvl="4">
+      <w:startOverride w:val="1"/>
+    </w:lvlOverride>
+    <w:lvlOverride w:ilvl="5">
+      <w:startOverride w:val="1"/>
+    </w:lvlOverride>
+    <w:lvlOverride w:ilvl="6">
+      <w:startOverride w:val="1"/>
+    </w:lvlOverride>
+    <w:lvlOverride w:ilvl="7">
+      <w:startOverride w:val="1"/>
+    </w:lvlOverride>
+    <w:lvlOverride w:ilvl="8">
+      <w:startOverride w:val="1"/>
+    </w:lvlOverride>
   </w:num>
 </w:numbering>
 </file>

--- a/ambr4_sem.docx
+++ b/ambr4_sem.docx
@@ -2758,7 +2758,7 @@
     <w:bookmarkEnd w:id="44"/>
     <w:bookmarkEnd w:id="45"/>
     <w:bookmarkEnd w:id="46"/>
-    <w:bookmarkStart w:id="58" w:name="part-b-apply-your-knowledge"/>
+    <w:bookmarkStart w:id="61" w:name="part-b-apply-your-knowledge"/>
     <w:p>
       <w:pPr>
         <w:pStyle w:val="Heading1"/>
@@ -4058,7 +4058,7 @@
       </w:r>
     </w:p>
     <w:bookmarkEnd w:id="51"/>
-    <w:bookmarkStart w:id="55" w:name="measurement-model-1"/>
+    <w:bookmarkStart w:id="58" w:name="measurement-model-1"/>
     <w:p>
       <w:pPr>
         <w:pStyle w:val="Heading2"/>
@@ -4326,1222 +4326,6 @@
         <w:t xml:space="preserve">Path diagram depicting all 9 numerical measures as a single latent construct.</w:t>
       </w:r>
     </w:p>
-    <w:tbl>
-      <w:tblPr>
-        <w:tblStyle w:val="FigureTable"/>
-        <w:tblW w:type="auto" w:w="0"/>
-        <w:jc w:val="center"/>
-        <w:tblLook w:firstRow="0" w:lastRow="0" w:firstColumn="0" w:lastColumn="0"/>
-      </w:tblPr>
-      <w:tblGrid>
-        <w:gridCol w:w="7920"/>
-      </w:tblGrid>
-      <w:tr>
-        <w:tc>
-          <w:tcPr/>
-          <w:p>
-            <w:pPr>
-              <w:pStyle w:val="Compact"/>
-              <w:jc w:val="center"/>
-            </w:pPr>
-            <w:r>
-              <w:t xml:space="preserve">Path diagram depicting all transcoding and number comparison skills as two related constructs.</w:t>
-            </w:r>
-          </w:p>
-        </w:tc>
-      </w:tr>
-    </w:tbl>
-    <w:p>
-      <w:pPr>
-        <w:pStyle w:val="ImageCaption"/>
-      </w:pPr>
-      <w:r>
-        <w:t xml:space="preserve">Path diagram depicting all transcoding and number comparison skills as two related constructs.</w:t>
-      </w:r>
-    </w:p>
-    <w:p>
-      <w:pPr>
-        <w:pStyle w:val="SourceCode"/>
-      </w:pPr>
-      <w:r>
-        <w:rPr>
-          <w:rStyle w:val="CommentTok"/>
-        </w:rPr>
-        <w:t xml:space="preserve"># Correlations</w:t>
-      </w:r>
-      <w:r>
-        <w:br/>
-      </w:r>
-      <w:r>
-        <w:rPr>
-          <w:rStyle w:val="NormalTok"/>
-        </w:rPr>
-        <w:t xml:space="preserve">maths_dat </w:t>
-      </w:r>
-      <w:r>
-        <w:rPr>
-          <w:rStyle w:val="SpecialCharTok"/>
-        </w:rPr>
-        <w:t xml:space="preserve">%&gt;%</w:t>
-      </w:r>
-      <w:r>
-        <w:rPr>
-          <w:rStyle w:val="NormalTok"/>
-        </w:rPr>
-        <w:t xml:space="preserve"> </w:t>
-      </w:r>
-      <w:r>
-        <w:br/>
-      </w:r>
-      <w:r>
-        <w:rPr>
-          <w:rStyle w:val="NormalTok"/>
-        </w:rPr>
-        <w:t xml:space="preserve">  </w:t>
-      </w:r>
-      <w:r>
-        <w:rPr>
-          <w:rStyle w:val="FunctionTok"/>
-        </w:rPr>
-        <w:t xml:space="preserve">select</w:t>
-      </w:r>
-      <w:r>
-        <w:rPr>
-          <w:rStyle w:val="NormalTok"/>
-        </w:rPr>
-        <w:t xml:space="preserve">(t1_tc1</w:t>
-      </w:r>
-      <w:r>
-        <w:rPr>
-          <w:rStyle w:val="SpecialCharTok"/>
-        </w:rPr>
-        <w:t xml:space="preserve">:</w:t>
-      </w:r>
-      <w:r>
-        <w:rPr>
-          <w:rStyle w:val="NormalTok"/>
-        </w:rPr>
-        <w:t xml:space="preserve">t1_nc6) </w:t>
-      </w:r>
-      <w:r>
-        <w:rPr>
-          <w:rStyle w:val="SpecialCharTok"/>
-        </w:rPr>
-        <w:t xml:space="preserve">%&gt;%</w:t>
-      </w:r>
-      <w:r>
-        <w:rPr>
-          <w:rStyle w:val="NormalTok"/>
-        </w:rPr>
-        <w:t xml:space="preserve"> </w:t>
-      </w:r>
-      <w:r>
-        <w:br/>
-      </w:r>
-      <w:r>
-        <w:rPr>
-          <w:rStyle w:val="NormalTok"/>
-        </w:rPr>
-        <w:t xml:space="preserve">  </w:t>
-      </w:r>
-      <w:r>
-        <w:rPr>
-          <w:rStyle w:val="FunctionTok"/>
-        </w:rPr>
-        <w:t xml:space="preserve">cor</w:t>
-      </w:r>
-      <w:r>
-        <w:rPr>
-          <w:rStyle w:val="NormalTok"/>
-        </w:rPr>
-        <w:t xml:space="preserve">() </w:t>
-      </w:r>
-      <w:r>
-        <w:rPr>
-          <w:rStyle w:val="SpecialCharTok"/>
-        </w:rPr>
-        <w:t xml:space="preserve">%&gt;%</w:t>
-      </w:r>
-      <w:r>
-        <w:rPr>
-          <w:rStyle w:val="NormalTok"/>
-        </w:rPr>
-        <w:t xml:space="preserve"> </w:t>
-      </w:r>
-      <w:r>
-        <w:br/>
-      </w:r>
-      <w:r>
-        <w:rPr>
-          <w:rStyle w:val="NormalTok"/>
-        </w:rPr>
-        <w:t xml:space="preserve">  </w:t>
-      </w:r>
-      <w:r>
-        <w:rPr>
-          <w:rStyle w:val="FunctionTok"/>
-        </w:rPr>
-        <w:t xml:space="preserve">round</w:t>
-      </w:r>
-      <w:r>
-        <w:rPr>
-          <w:rStyle w:val="NormalTok"/>
-        </w:rPr>
-        <w:t xml:space="preserve">(</w:t>
-      </w:r>
-      <w:r>
-        <w:rPr>
-          <w:rStyle w:val="DecValTok"/>
-        </w:rPr>
-        <w:t xml:space="preserve">2</w:t>
-      </w:r>
-      <w:r>
-        <w:rPr>
-          <w:rStyle w:val="NormalTok"/>
-        </w:rPr>
-        <w:t xml:space="preserve">)</w:t>
-      </w:r>
-      <w:r>
-        <w:br/>
-      </w:r>
-      <w:r>
-        <w:br/>
-      </w:r>
-      <w:r>
-        <w:rPr>
-          <w:rStyle w:val="CommentTok"/>
-        </w:rPr>
-        <w:t xml:space="preserve"># One factor model</w:t>
-      </w:r>
-      <w:r>
-        <w:br/>
-      </w:r>
-      <w:r>
-        <w:rPr>
-          <w:rStyle w:val="NormalTok"/>
-        </w:rPr>
-        <w:t xml:space="preserve">numerical_1f </w:t>
-      </w:r>
-      <w:r>
-        <w:rPr>
-          <w:rStyle w:val="OtherTok"/>
-        </w:rPr>
-        <w:t xml:space="preserve">&lt;-</w:t>
-      </w:r>
-      <w:r>
-        <w:rPr>
-          <w:rStyle w:val="NormalTok"/>
-        </w:rPr>
-        <w:t xml:space="preserve"> </w:t>
-      </w:r>
-      <w:r>
-        <w:rPr>
-          <w:rStyle w:val="StringTok"/>
-        </w:rPr>
-        <w:t xml:space="preserve">"numerical =~ t1_tc1 + t1_tc2 + t1_tc3 + </w:t>
-      </w:r>
-      <w:r>
-        <w:br/>
-      </w:r>
-      <w:r>
-        <w:rPr>
-          <w:rStyle w:val="StringTok"/>
-        </w:rPr>
-        <w:t xml:space="preserve">                              t1_nc1 + t1_nc2 + t1_nc3 + </w:t>
-      </w:r>
-      <w:r>
-        <w:br/>
-      </w:r>
-      <w:r>
-        <w:rPr>
-          <w:rStyle w:val="StringTok"/>
-        </w:rPr>
-        <w:t xml:space="preserve">                              t1_nc4 + t1_nc5 + t1_nc6"</w:t>
-      </w:r>
-      <w:r>
-        <w:br/>
-      </w:r>
-      <w:r>
-        <w:rPr>
-          <w:rStyle w:val="NormalTok"/>
-        </w:rPr>
-        <w:t xml:space="preserve">fit_1f </w:t>
-      </w:r>
-      <w:r>
-        <w:rPr>
-          <w:rStyle w:val="OtherTok"/>
-        </w:rPr>
-        <w:t xml:space="preserve">&lt;-</w:t>
-      </w:r>
-      <w:r>
-        <w:rPr>
-          <w:rStyle w:val="NormalTok"/>
-        </w:rPr>
-        <w:t xml:space="preserve"> </w:t>
-      </w:r>
-      <w:r>
-        <w:rPr>
-          <w:rStyle w:val="FunctionTok"/>
-        </w:rPr>
-        <w:t xml:space="preserve">cfa</w:t>
-      </w:r>
-      <w:r>
-        <w:rPr>
-          <w:rStyle w:val="NormalTok"/>
-        </w:rPr>
-        <w:t xml:space="preserve">(numerical_1f, </w:t>
-      </w:r>
-      <w:r>
-        <w:rPr>
-          <w:rStyle w:val="AttributeTok"/>
-        </w:rPr>
-        <w:t xml:space="preserve">data =</w:t>
-      </w:r>
-      <w:r>
-        <w:rPr>
-          <w:rStyle w:val="NormalTok"/>
-        </w:rPr>
-        <w:t xml:space="preserve"> maths_dat)</w:t>
-      </w:r>
-      <w:r>
-        <w:br/>
-      </w:r>
-      <w:r>
-        <w:br/>
-      </w:r>
-      <w:r>
-        <w:rPr>
-          <w:rStyle w:val="CommentTok"/>
-        </w:rPr>
-        <w:t xml:space="preserve"># Two-factor model </w:t>
-      </w:r>
-      <w:r>
-        <w:br/>
-      </w:r>
-      <w:r>
-        <w:rPr>
-          <w:rStyle w:val="NormalTok"/>
-        </w:rPr>
-        <w:t xml:space="preserve">numerical_2f </w:t>
-      </w:r>
-      <w:r>
-        <w:rPr>
-          <w:rStyle w:val="OtherTok"/>
-        </w:rPr>
-        <w:t xml:space="preserve">&lt;-</w:t>
-      </w:r>
-      <w:r>
-        <w:rPr>
-          <w:rStyle w:val="NormalTok"/>
-        </w:rPr>
-        <w:t xml:space="preserve"> </w:t>
-      </w:r>
-      <w:r>
-        <w:rPr>
-          <w:rStyle w:val="StringTok"/>
-        </w:rPr>
-        <w:t xml:space="preserve">"transcoding =~ t1_tc1 + t1_tc2 + t1_tc3 </w:t>
-      </w:r>
-      <w:r>
-        <w:br/>
-      </w:r>
-      <w:r>
-        <w:rPr>
-          <w:rStyle w:val="StringTok"/>
-        </w:rPr>
-        <w:t xml:space="preserve">                 num_comparison =~ t1_nc1 + t1_nc2 + t1_nc3 + </w:t>
-      </w:r>
-      <w:r>
-        <w:br/>
-      </w:r>
-      <w:r>
-        <w:rPr>
-          <w:rStyle w:val="StringTok"/>
-        </w:rPr>
-        <w:t xml:space="preserve">                                   t1_nc4 + t1_nc5 + t1_nc6"</w:t>
-      </w:r>
-      <w:r>
-        <w:br/>
-      </w:r>
-      <w:r>
-        <w:rPr>
-          <w:rStyle w:val="NormalTok"/>
-        </w:rPr>
-        <w:t xml:space="preserve">fit_2f </w:t>
-      </w:r>
-      <w:r>
-        <w:rPr>
-          <w:rStyle w:val="OtherTok"/>
-        </w:rPr>
-        <w:t xml:space="preserve">&lt;-</w:t>
-      </w:r>
-      <w:r>
-        <w:rPr>
-          <w:rStyle w:val="NormalTok"/>
-        </w:rPr>
-        <w:t xml:space="preserve"> </w:t>
-      </w:r>
-      <w:r>
-        <w:rPr>
-          <w:rStyle w:val="FunctionTok"/>
-        </w:rPr>
-        <w:t xml:space="preserve">cfa</w:t>
-      </w:r>
-      <w:r>
-        <w:rPr>
-          <w:rStyle w:val="NormalTok"/>
-        </w:rPr>
-        <w:t xml:space="preserve">(numerical_2f, </w:t>
-      </w:r>
-      <w:r>
-        <w:rPr>
-          <w:rStyle w:val="AttributeTok"/>
-        </w:rPr>
-        <w:t xml:space="preserve">data =</w:t>
-      </w:r>
-      <w:r>
-        <w:rPr>
-          <w:rStyle w:val="NormalTok"/>
-        </w:rPr>
-        <w:t xml:space="preserve"> maths_dat)</w:t>
-      </w:r>
-      <w:r>
-        <w:br/>
-      </w:r>
-      <w:r>
-        <w:br/>
-      </w:r>
-      <w:r>
-        <w:rPr>
-          <w:rStyle w:val="CommentTok"/>
-        </w:rPr>
-        <w:t xml:space="preserve"># Inspect fit of each</w:t>
-      </w:r>
-      <w:r>
-        <w:br/>
-      </w:r>
-      <w:r>
-        <w:rPr>
-          <w:rStyle w:val="FunctionTok"/>
-        </w:rPr>
-        <w:t xml:space="preserve">summary</w:t>
-      </w:r>
-      <w:r>
-        <w:rPr>
-          <w:rStyle w:val="NormalTok"/>
-        </w:rPr>
-        <w:t xml:space="preserve">(fit_1f, </w:t>
-      </w:r>
-      <w:r>
-        <w:rPr>
-          <w:rStyle w:val="AttributeTok"/>
-        </w:rPr>
-        <w:t xml:space="preserve">fit.measures =</w:t>
-      </w:r>
-      <w:r>
-        <w:rPr>
-          <w:rStyle w:val="NormalTok"/>
-        </w:rPr>
-        <w:t xml:space="preserve"> </w:t>
-      </w:r>
-      <w:r>
-        <w:rPr>
-          <w:rStyle w:val="ConstantTok"/>
-        </w:rPr>
-        <w:t xml:space="preserve">TRUE</w:t>
-      </w:r>
-      <w:r>
-        <w:rPr>
-          <w:rStyle w:val="NormalTok"/>
-        </w:rPr>
-        <w:t xml:space="preserve">) </w:t>
-      </w:r>
-      <w:r>
-        <w:rPr>
-          <w:rStyle w:val="CommentTok"/>
-        </w:rPr>
-        <w:t xml:space="preserve"># inadequate</w:t>
-      </w:r>
-      <w:r>
-        <w:br/>
-      </w:r>
-      <w:r>
-        <w:rPr>
-          <w:rStyle w:val="FunctionTok"/>
-        </w:rPr>
-        <w:t xml:space="preserve">summary</w:t>
-      </w:r>
-      <w:r>
-        <w:rPr>
-          <w:rStyle w:val="NormalTok"/>
-        </w:rPr>
-        <w:t xml:space="preserve">(fit_2f, </w:t>
-      </w:r>
-      <w:r>
-        <w:rPr>
-          <w:rStyle w:val="AttributeTok"/>
-        </w:rPr>
-        <w:t xml:space="preserve">fit.measures =</w:t>
-      </w:r>
-      <w:r>
-        <w:rPr>
-          <w:rStyle w:val="NormalTok"/>
-        </w:rPr>
-        <w:t xml:space="preserve"> </w:t>
-      </w:r>
-      <w:r>
-        <w:rPr>
-          <w:rStyle w:val="ConstantTok"/>
-        </w:rPr>
-        <w:t xml:space="preserve">TRUE</w:t>
-      </w:r>
-      <w:r>
-        <w:rPr>
-          <w:rStyle w:val="NormalTok"/>
-        </w:rPr>
-        <w:t xml:space="preserve">) </w:t>
-      </w:r>
-      <w:r>
-        <w:rPr>
-          <w:rStyle w:val="CommentTok"/>
-        </w:rPr>
-        <w:t xml:space="preserve"># good fit - nothing further needed</w:t>
-      </w:r>
-    </w:p>
-    <w:bookmarkEnd w:id="55"/>
-    <w:bookmarkStart w:id="56" w:name="structural-model"/>
-    <w:p>
-      <w:pPr>
-        <w:pStyle w:val="Heading2"/>
-      </w:pPr>
-      <w:r>
-        <w:t xml:space="preserve">4.3 Structural model</w:t>
-      </w:r>
-    </w:p>
-    <w:p>
-      <w:pPr>
-        <w:pStyle w:val="FirstParagraph"/>
-      </w:pPr>
-      <w:r>
-        <w:t xml:space="preserve">Now we have successfully modelled the latent constructs relating to early numeric skills, we can see whether they relate to long-term mathematical performance. The researchers followed up the same children two years later to see how Year 1 abilities predicted mathematical reasoning in Year 3.</w:t>
-      </w:r>
-    </w:p>
-    <w:p>
-      <w:pPr>
-        <w:pStyle w:val="BodyText"/>
-      </w:pPr>
-      <w:r>
-        <w:t xml:space="preserve">In our new model formula, we should specify how our latent constructs are measured just as we did before. However, we can now add a structural part to test whether mathematical reasoning (</w:t>
-      </w:r>
-      <w:r>
-        <w:rPr>
-          <w:rStyle w:val="VerbatimChar"/>
-        </w:rPr>
-        <w:t xml:space="preserve">t3_mr</w:t>
-      </w:r>
-      <w:r>
-        <w:t xml:space="preserve">) is predicted by (</w:t>
-      </w:r>
-      <w:r>
-        <w:rPr>
-          <w:rStyle w:val="VerbatimChar"/>
-        </w:rPr>
-        <w:t xml:space="preserve">~</w:t>
-      </w:r>
-      <w:r>
-        <w:t xml:space="preserve">) our two latent variables. This part of the model formula should feel familiar—you have written similar regression formulas in earlier practicals.</w:t>
-      </w:r>
-    </w:p>
-    <w:p>
-      <w:pPr>
-        <w:pStyle w:val="BodyText"/>
-      </w:pPr>
-      <w:r>
-        <w:t xml:space="preserve">Specify the model, and use the</w:t>
-      </w:r>
-      <w:r>
-        <w:t xml:space="preserve"> </w:t>
-      </w:r>
-      <w:r>
-        <w:rPr>
-          <w:rStyle w:val="VerbatimChar"/>
-        </w:rPr>
-        <w:t xml:space="preserve">sem()</w:t>
-      </w:r>
-      <w:r>
-        <w:t xml:space="preserve"> </w:t>
-      </w:r>
-      <w:r>
-        <w:t xml:space="preserve">function this time to fit it.</w:t>
-      </w:r>
-    </w:p>
-    <w:p>
-      <w:pPr>
-        <w:pStyle w:val="SourceCode"/>
-      </w:pPr>
-      <w:r>
-        <w:rPr>
-          <w:rStyle w:val="CommentTok"/>
-        </w:rPr>
-        <w:t xml:space="preserve"># Longitudinal model specification</w:t>
-      </w:r>
-      <w:r>
-        <w:br/>
-      </w:r>
-      <w:r>
-        <w:rPr>
-          <w:rStyle w:val="NormalTok"/>
-        </w:rPr>
-        <w:t xml:space="preserve">pred_mr </w:t>
-      </w:r>
-      <w:r>
-        <w:rPr>
-          <w:rStyle w:val="OtherTok"/>
-        </w:rPr>
-        <w:t xml:space="preserve">&lt;-</w:t>
-      </w:r>
-      <w:r>
-        <w:rPr>
-          <w:rStyle w:val="NormalTok"/>
-        </w:rPr>
-        <w:t xml:space="preserve"> </w:t>
-      </w:r>
-      <w:r>
-        <w:rPr>
-          <w:rStyle w:val="StringTok"/>
-        </w:rPr>
-        <w:t xml:space="preserve">"   # measurement model </w:t>
-      </w:r>
-      <w:r>
-        <w:br/>
-      </w:r>
-      <w:r>
-        <w:rPr>
-          <w:rStyle w:val="StringTok"/>
-        </w:rPr>
-        <w:t xml:space="preserve">               transcoding =~ t1_tc1 + t1_tc2 + t1_tc3</w:t>
-      </w:r>
-      <w:r>
-        <w:br/>
-      </w:r>
-      <w:r>
-        <w:rPr>
-          <w:rStyle w:val="StringTok"/>
-        </w:rPr>
-        <w:t xml:space="preserve">               num_comparison =~ t1_nc1 + t1_nc2 + t1_nc3 + </w:t>
-      </w:r>
-      <w:r>
-        <w:br/>
-      </w:r>
-      <w:r>
-        <w:rPr>
-          <w:rStyle w:val="StringTok"/>
-        </w:rPr>
-        <w:t xml:space="preserve">                                 t1_nc4 + t1_nc5 + t1_nc6</w:t>
-      </w:r>
-      <w:r>
-        <w:br/>
-      </w:r>
-      <w:r>
-        <w:rPr>
-          <w:rStyle w:val="StringTok"/>
-        </w:rPr>
-        <w:t xml:space="preserve">                              </w:t>
-      </w:r>
-      <w:r>
-        <w:br/>
-      </w:r>
-      <w:r>
-        <w:rPr>
-          <w:rStyle w:val="StringTok"/>
-        </w:rPr>
-        <w:t xml:space="preserve">               # regressions</w:t>
-      </w:r>
-      <w:r>
-        <w:br/>
-      </w:r>
-      <w:r>
-        <w:rPr>
-          <w:rStyle w:val="StringTok"/>
-        </w:rPr>
-        <w:t xml:space="preserve">               t3_mr ~ transcoding + num_comparison"</w:t>
-      </w:r>
-      <w:r>
-        <w:br/>
-      </w:r>
-      <w:r>
-        <w:br/>
-      </w:r>
-      <w:r>
-        <w:rPr>
-          <w:rStyle w:val="CommentTok"/>
-        </w:rPr>
-        <w:t xml:space="preserve"># Fit model</w:t>
-      </w:r>
-      <w:r>
-        <w:br/>
-      </w:r>
-      <w:r>
-        <w:rPr>
-          <w:rStyle w:val="NormalTok"/>
-        </w:rPr>
-        <w:t xml:space="preserve">fit_predict </w:t>
-      </w:r>
-      <w:r>
-        <w:rPr>
-          <w:rStyle w:val="OtherTok"/>
-        </w:rPr>
-        <w:t xml:space="preserve">&lt;-</w:t>
-      </w:r>
-      <w:r>
-        <w:rPr>
-          <w:rStyle w:val="NormalTok"/>
-        </w:rPr>
-        <w:t xml:space="preserve"> </w:t>
-      </w:r>
-      <w:r>
-        <w:rPr>
-          <w:rStyle w:val="FunctionTok"/>
-        </w:rPr>
-        <w:t xml:space="preserve">sem</w:t>
-      </w:r>
-      <w:r>
-        <w:rPr>
-          <w:rStyle w:val="NormalTok"/>
-        </w:rPr>
-        <w:t xml:space="preserve">(pred_mr, </w:t>
-      </w:r>
-      <w:r>
-        <w:rPr>
-          <w:rStyle w:val="AttributeTok"/>
-        </w:rPr>
-        <w:t xml:space="preserve">data =</w:t>
-      </w:r>
-      <w:r>
-        <w:rPr>
-          <w:rStyle w:val="NormalTok"/>
-        </w:rPr>
-        <w:t xml:space="preserve"> maths_dat)</w:t>
-      </w:r>
-    </w:p>
-    <w:p>
-      <w:pPr>
-        <w:pStyle w:val="FirstParagraph"/>
-      </w:pPr>
-      <w:r>
-        <w:t xml:space="preserve">Complete the following remaining steps for your analysis:</w:t>
-      </w:r>
-    </w:p>
-    <w:p>
-      <w:pPr>
-        <w:pStyle w:val="Compact"/>
-        <w:numPr>
-          <w:ilvl w:val="0"/>
-          <w:numId w:val="1010"/>
-        </w:numPr>
-      </w:pPr>
-      <w:r>
-        <w:t xml:space="preserve">Evaluate the model: Is it a good fit to the data? Are any further modifications required/justified?</w:t>
-      </w:r>
-    </w:p>
-    <w:p>
-      <w:pPr>
-        <w:pStyle w:val="Compact"/>
-        <w:numPr>
-          <w:ilvl w:val="0"/>
-          <w:numId w:val="1010"/>
-        </w:numPr>
-      </w:pPr>
-      <w:r>
-        <w:t xml:space="preserve">Use</w:t>
-      </w:r>
-      <w:r>
-        <w:t xml:space="preserve"> </w:t>
-      </w:r>
-      <w:r>
-        <w:rPr>
-          <w:rStyle w:val="VerbatimChar"/>
-        </w:rPr>
-        <w:t xml:space="preserve">semPaths()</w:t>
-      </w:r>
-      <w:r>
-        <w:t xml:space="preserve"> </w:t>
-      </w:r>
-      <w:r>
-        <w:t xml:space="preserve">to plot the path diagram.</w:t>
-      </w:r>
-    </w:p>
-    <w:p>
-      <w:pPr>
-        <w:pStyle w:val="Compact"/>
-        <w:numPr>
-          <w:ilvl w:val="0"/>
-          <w:numId w:val="1010"/>
-        </w:numPr>
-      </w:pPr>
-      <w:r>
-        <w:t xml:space="preserve">Interpret the output: Which early numerical skills is a stronger predictor of later mathematical reasoning?</w:t>
-      </w:r>
-    </w:p>
-    <w:p>
-      <w:pPr>
-        <w:pStyle w:val="SourceCode"/>
-      </w:pPr>
-      <w:r>
-        <w:rPr>
-          <w:rStyle w:val="CommentTok"/>
-        </w:rPr>
-        <w:t xml:space="preserve"># Inspect model - fit indices indicate good fit as is</w:t>
-      </w:r>
-      <w:r>
-        <w:br/>
-      </w:r>
-      <w:r>
-        <w:rPr>
-          <w:rStyle w:val="FunctionTok"/>
-        </w:rPr>
-        <w:t xml:space="preserve">summary</w:t>
-      </w:r>
-      <w:r>
-        <w:rPr>
-          <w:rStyle w:val="NormalTok"/>
-        </w:rPr>
-        <w:t xml:space="preserve">(fit_predict, </w:t>
-      </w:r>
-      <w:r>
-        <w:rPr>
-          <w:rStyle w:val="AttributeTok"/>
-        </w:rPr>
-        <w:t xml:space="preserve">fit.measures =</w:t>
-      </w:r>
-      <w:r>
-        <w:rPr>
-          <w:rStyle w:val="NormalTok"/>
-        </w:rPr>
-        <w:t xml:space="preserve"> </w:t>
-      </w:r>
-      <w:r>
-        <w:rPr>
-          <w:rStyle w:val="ConstantTok"/>
-        </w:rPr>
-        <w:t xml:space="preserve">TRUE</w:t>
-      </w:r>
-      <w:r>
-        <w:rPr>
-          <w:rStyle w:val="NormalTok"/>
-        </w:rPr>
-        <w:t xml:space="preserve">)</w:t>
-      </w:r>
-      <w:r>
-        <w:br/>
-      </w:r>
-      <w:r>
-        <w:br/>
-      </w:r>
-      <w:r>
-        <w:rPr>
-          <w:rStyle w:val="CommentTok"/>
-        </w:rPr>
-        <w:t xml:space="preserve"># Path diagram</w:t>
-      </w:r>
-      <w:r>
-        <w:br/>
-      </w:r>
-      <w:r>
-        <w:rPr>
-          <w:rStyle w:val="FunctionTok"/>
-        </w:rPr>
-        <w:t xml:space="preserve">semPaths</w:t>
-      </w:r>
-      <w:r>
-        <w:rPr>
-          <w:rStyle w:val="NormalTok"/>
-        </w:rPr>
-        <w:t xml:space="preserve">(fit_predict, </w:t>
-      </w:r>
-      <w:r>
-        <w:rPr>
-          <w:rStyle w:val="AttributeTok"/>
-        </w:rPr>
-        <w:t xml:space="preserve">whatLabels =</w:t>
-      </w:r>
-      <w:r>
-        <w:rPr>
-          <w:rStyle w:val="NormalTok"/>
-        </w:rPr>
-        <w:t xml:space="preserve"> </w:t>
-      </w:r>
-      <w:r>
-        <w:rPr>
-          <w:rStyle w:val="StringTok"/>
-        </w:rPr>
-        <w:t xml:space="preserve">"std"</w:t>
-      </w:r>
-      <w:r>
-        <w:rPr>
-          <w:rStyle w:val="NormalTok"/>
-        </w:rPr>
-        <w:t xml:space="preserve">)</w:t>
-      </w:r>
-      <w:r>
-        <w:br/>
-      </w:r>
-      <w:r>
-        <w:rPr>
-          <w:rStyle w:val="DocumentationTok"/>
-        </w:rPr>
-        <w:t xml:space="preserve">## ...transcoding skills a stronger predictor </w:t>
-      </w:r>
-    </w:p>
-    <w:bookmarkEnd w:id="56"/>
-    <w:bookmarkStart w:id="57" w:name="dealing-with-missing-data"/>
-    <w:p>
-      <w:pPr>
-        <w:pStyle w:val="Heading2"/>
-      </w:pPr>
-      <w:r>
-        <w:t xml:space="preserve">4.4 Dealing with missing data</w:t>
-      </w:r>
-    </w:p>
-    <w:p>
-      <w:pPr>
-        <w:pStyle w:val="FirstParagraph"/>
-      </w:pPr>
-      <w:r>
-        <w:t xml:space="preserve">Take a look at your SEM model output. What do you notice about the number of observations used in the model, relative to when we fitted the measurement model using only Year 1 data?</w:t>
-      </w:r>
-    </w:p>
-    <w:p>
-      <w:pPr>
-        <w:pStyle w:val="BodyText"/>
-      </w:pPr>
-      <w:r>
-        <w:t xml:space="preserve">In the lecture, we mentioned some possible ways of dealing with missing data, including using a different fitting algorithm called</w:t>
-      </w:r>
-      <w:r>
-        <w:t xml:space="preserve"> </w:t>
-      </w:r>
-      <w:r>
-        <w:rPr>
-          <w:i/>
-          <w:iCs/>
-        </w:rPr>
-        <w:t xml:space="preserve">Full Information Maximum Likelihood.</w:t>
-      </w:r>
-      <w:r>
-        <w:t xml:space="preserve"> </w:t>
-      </w:r>
-      <w:r>
-        <w:t xml:space="preserve">These techniques require several assumptions about the nature of missingness in the dataset, which we’ll be discussing in more detail in Week 10.</w:t>
-      </w:r>
-    </w:p>
-    <w:p>
-      <w:pPr>
-        <w:pStyle w:val="BodyText"/>
-      </w:pPr>
-      <w:r>
-        <w:t xml:space="preserve">However, its implementation in</w:t>
-      </w:r>
-      <w:r>
-        <w:t xml:space="preserve"> </w:t>
-      </w:r>
-      <w:r>
-        <w:rPr>
-          <w:i/>
-          <w:iCs/>
-        </w:rPr>
-        <w:t xml:space="preserve">lavaan</w:t>
-      </w:r>
-      <w:r>
-        <w:t xml:space="preserve"> </w:t>
-      </w:r>
-      <w:r>
-        <w:t xml:space="preserve">is surprisingly simple: we just need to add an argument within the</w:t>
-      </w:r>
-      <w:r>
-        <w:t xml:space="preserve"> </w:t>
-      </w:r>
-      <w:r>
-        <w:rPr>
-          <w:rStyle w:val="VerbatimChar"/>
-        </w:rPr>
-        <w:t xml:space="preserve">sem()</w:t>
-      </w:r>
-      <w:r>
-        <w:t xml:space="preserve"> </w:t>
-      </w:r>
-      <w:r>
-        <w:t xml:space="preserve">function to specify that we want missingness to be addressed using (full information) maximum likelihood estimation. Try adding</w:t>
-      </w:r>
-      <w:r>
-        <w:t xml:space="preserve"> </w:t>
-      </w:r>
-      <w:r>
-        <w:rPr>
-          <w:rStyle w:val="VerbatimChar"/>
-        </w:rPr>
-        <w:t xml:space="preserve">missing = "ML"</w:t>
-      </w:r>
-      <w:r>
-        <w:t xml:space="preserve"> </w:t>
-      </w:r>
-      <w:r>
-        <w:t xml:space="preserve">to your SEM model above, and inspect the output. You should see that the number of observations included in the model increase.</w:t>
-      </w:r>
-    </w:p>
-    <w:p>
-      <w:pPr>
-        <w:pStyle w:val="SourceCode"/>
-      </w:pPr>
-      <w:r>
-        <w:rPr>
-          <w:rStyle w:val="CommentTok"/>
-        </w:rPr>
-        <w:t xml:space="preserve"># Fit model</w:t>
-      </w:r>
-      <w:r>
-        <w:br/>
-      </w:r>
-      <w:r>
-        <w:rPr>
-          <w:rStyle w:val="NormalTok"/>
-        </w:rPr>
-        <w:t xml:space="preserve">fit_predict_fiml </w:t>
-      </w:r>
-      <w:r>
-        <w:rPr>
-          <w:rStyle w:val="OtherTok"/>
-        </w:rPr>
-        <w:t xml:space="preserve">&lt;-</w:t>
-      </w:r>
-      <w:r>
-        <w:rPr>
-          <w:rStyle w:val="NormalTok"/>
-        </w:rPr>
-        <w:t xml:space="preserve"> </w:t>
-      </w:r>
-      <w:r>
-        <w:rPr>
-          <w:rStyle w:val="FunctionTok"/>
-        </w:rPr>
-        <w:t xml:space="preserve">sem</w:t>
-      </w:r>
-      <w:r>
-        <w:rPr>
-          <w:rStyle w:val="NormalTok"/>
-        </w:rPr>
-        <w:t xml:space="preserve">(pred_mr, </w:t>
-      </w:r>
-      <w:r>
-        <w:rPr>
-          <w:rStyle w:val="AttributeTok"/>
-        </w:rPr>
-        <w:t xml:space="preserve">data =</w:t>
-      </w:r>
-      <w:r>
-        <w:rPr>
-          <w:rStyle w:val="NormalTok"/>
-        </w:rPr>
-        <w:t xml:space="preserve"> maths_dat, </w:t>
-      </w:r>
-      <w:r>
-        <w:rPr>
-          <w:rStyle w:val="AttributeTok"/>
-        </w:rPr>
-        <w:t xml:space="preserve">missing =</w:t>
-      </w:r>
-      <w:r>
-        <w:rPr>
-          <w:rStyle w:val="NormalTok"/>
-        </w:rPr>
-        <w:t xml:space="preserve"> </w:t>
-      </w:r>
-      <w:r>
-        <w:rPr>
-          <w:rStyle w:val="StringTok"/>
-        </w:rPr>
-        <w:t xml:space="preserve">"ML"</w:t>
-      </w:r>
-      <w:r>
-        <w:rPr>
-          <w:rStyle w:val="NormalTok"/>
-        </w:rPr>
-        <w:t xml:space="preserve">)</w:t>
-      </w:r>
-      <w:r>
-        <w:br/>
-      </w:r>
-      <w:r>
-        <w:br/>
-      </w:r>
-      <w:r>
-        <w:rPr>
-          <w:rStyle w:val="CommentTok"/>
-        </w:rPr>
-        <w:t xml:space="preserve"># Inspect output</w:t>
-      </w:r>
-      <w:r>
-        <w:br/>
-      </w:r>
-      <w:r>
-        <w:rPr>
-          <w:rStyle w:val="FunctionTok"/>
-        </w:rPr>
-        <w:t xml:space="preserve">summary</w:t>
-      </w:r>
-      <w:r>
-        <w:rPr>
-          <w:rStyle w:val="NormalTok"/>
-        </w:rPr>
-        <w:t xml:space="preserve">(fit_predict_fiml, </w:t>
-      </w:r>
-      <w:r>
-        <w:rPr>
-          <w:rStyle w:val="AttributeTok"/>
-        </w:rPr>
-        <w:t xml:space="preserve">fit.measures =</w:t>
-      </w:r>
-      <w:r>
-        <w:rPr>
-          <w:rStyle w:val="NormalTok"/>
-        </w:rPr>
-        <w:t xml:space="preserve"> </w:t>
-      </w:r>
-      <w:r>
-        <w:rPr>
-          <w:rStyle w:val="ConstantTok"/>
-        </w:rPr>
-        <w:t xml:space="preserve">TRUE</w:t>
-      </w:r>
-      <w:r>
-        <w:rPr>
-          <w:rStyle w:val="NormalTok"/>
-        </w:rPr>
-        <w:t xml:space="preserve">)</w:t>
-      </w:r>
-    </w:p>
-    <w:p>
-      <w:r>
-        <w:pict>
-          <v:rect style="width:0;height:1.5pt" o:hralign="center" o:hrstd="t" o:hr="t"/>
-        </w:pict>
-      </w:r>
-    </w:p>
-    <w:bookmarkEnd w:id="57"/>
-    <w:bookmarkEnd w:id="58"/>
-    <w:bookmarkStart w:id="62" w:name="part-c-challenge-yourself"/>
-    <w:p>
-      <w:pPr>
-        <w:pStyle w:val="Heading1"/>
-      </w:pPr>
-      <w:r>
-        <w:t xml:space="preserve">5. Part C: Challenge yourself!</w:t>
-      </w:r>
-    </w:p>
-    <w:p>
-      <w:pPr>
-        <w:pStyle w:val="FirstParagraph"/>
-      </w:pPr>
-      <w:r>
-        <w:t xml:space="preserve">Mathematical reasoning is only</w:t>
-      </w:r>
-      <w:r>
-        <w:t xml:space="preserve"> </w:t>
-      </w:r>
-      <w:r>
-        <w:rPr>
-          <w:i/>
-          <w:iCs/>
-        </w:rPr>
-        <w:t xml:space="preserve">one</w:t>
-      </w:r>
-      <w:r>
-        <w:t xml:space="preserve"> </w:t>
-      </w:r>
-      <w:r>
-        <w:t xml:space="preserve">aspect of mathematical ability in developing learners. The researchers were also interested in speeded arithmetic skills, which they measured in Year 3 using 6 different tasks (labelled</w:t>
-      </w:r>
-      <w:r>
-        <w:t xml:space="preserve"> </w:t>
-      </w:r>
-      <w:r>
-        <w:rPr>
-          <w:rStyle w:val="VerbatimChar"/>
-        </w:rPr>
-        <w:t xml:space="preserve">t3_add1</w:t>
-      </w:r>
-      <w:r>
-        <w:t xml:space="preserve">,</w:t>
-      </w:r>
-      <w:r>
-        <w:t xml:space="preserve"> </w:t>
-      </w:r>
-      <w:r>
-        <w:rPr>
-          <w:rStyle w:val="VerbatimChar"/>
-        </w:rPr>
-        <w:t xml:space="preserve">t3_add2</w:t>
-      </w:r>
-      <w:r>
-        <w:t xml:space="preserve">,</w:t>
-      </w:r>
-      <w:r>
-        <w:t xml:space="preserve"> </w:t>
-      </w:r>
-      <w:r>
-        <w:rPr>
-          <w:rStyle w:val="VerbatimChar"/>
-        </w:rPr>
-        <w:t xml:space="preserve">t3_sub1</w:t>
-      </w:r>
-      <w:r>
-        <w:t xml:space="preserve">,</w:t>
-      </w:r>
-      <w:r>
-        <w:t xml:space="preserve"> </w:t>
-      </w:r>
-      <w:r>
-        <w:rPr>
-          <w:rStyle w:val="VerbatimChar"/>
-        </w:rPr>
-        <w:t xml:space="preserve">t3_sub2</w:t>
-      </w:r>
-      <w:r>
-        <w:t xml:space="preserve">,</w:t>
-      </w:r>
-      <w:r>
-        <w:t xml:space="preserve"> </w:t>
-      </w:r>
-      <w:r>
-        <w:rPr>
-          <w:rStyle w:val="VerbatimChar"/>
-        </w:rPr>
-        <w:t xml:space="preserve">t3_mult</w:t>
-      </w:r>
-      <w:r>
-        <w:t xml:space="preserve">,</w:t>
-      </w:r>
-      <w:r>
-        <w:t xml:space="preserve"> </w:t>
-      </w:r>
-      <w:r>
-        <w:rPr>
-          <w:rStyle w:val="VerbatimChar"/>
-        </w:rPr>
-        <w:t xml:space="preserve">t3_div</w:t>
-      </w:r>
-      <w:r>
-        <w:t xml:space="preserve">).</w:t>
-      </w:r>
-    </w:p>
-    <w:p>
-      <w:pPr>
-        <w:pStyle w:val="BodyText"/>
-      </w:pPr>
-      <w:r>
-        <w:t xml:space="preserve">Fit a new model in which early numerical skills (transcoding, number comparison) predict subsequent performance in speeded arithmetic, captured by a third latent variable (as depicted below). You will need to specify how this latent variable is measured, and then use it in a regression path.</w:t>
-      </w:r>
-    </w:p>
     <w:p>
       <w:pPr>
         <w:pStyle w:val="CaptionedFigure"/>
@@ -5551,18 +4335,18 @@
           <wp:inline>
             <wp:extent cx="4620126" cy="3696101"/>
             <wp:effectExtent b="0" l="0" r="0" t="0"/>
-            <wp:docPr descr="Simplified path diagram showing how number comparison and transcoding skills measured in Year 1 predict speeded arithmetic skills in Year 3." title="" id="60" name="Picture"/>
+            <wp:docPr descr="Path diagram depicting all transcoding and number comparison skills as two related constructs." title="" id="56" name="Picture"/>
             <a:graphic>
               <a:graphicData uri="http://schemas.openxmlformats.org/drawingml/2006/picture">
                 <pic:pic>
                   <pic:nvPicPr>
-                    <pic:cNvPr descr="ambr4_sem_files/figure-docx/challenge-plot-1.png" id="61" name="Picture"/>
+                    <pic:cNvPr descr="ambr4_sem_files/figure-docx/maths-cfa-2f-1.png" id="57" name="Picture"/>
                     <pic:cNvPicPr>
                       <a:picLocks noChangeArrowheads="1" noChangeAspect="1"/>
                     </pic:cNvPicPr>
                   </pic:nvPicPr>
                   <pic:blipFill>
-                    <a:blip r:embed="rId59"/>
+                    <a:blip r:embed="rId55"/>
                     <a:stretch>
                       <a:fillRect/>
                     </a:stretch>
@@ -5594,7 +4378,1068 @@
         <w:pStyle w:val="ImageCaption"/>
       </w:pPr>
       <w:r>
-        <w:t xml:space="preserve">Simplified path diagram showing how number comparison and transcoding skills measured in Year 1 predict speeded arithmetic skills in Year 3.</w:t>
+        <w:t xml:space="preserve">Path diagram depicting all transcoding and number comparison skills as two related constructs.</w:t>
+      </w:r>
+    </w:p>
+    <w:p>
+      <w:pPr>
+        <w:pStyle w:val="SourceCode"/>
+      </w:pPr>
+      <w:r>
+        <w:rPr>
+          <w:rStyle w:val="CommentTok"/>
+        </w:rPr>
+        <w:t xml:space="preserve"># Correlations</w:t>
+      </w:r>
+      <w:r>
+        <w:br/>
+      </w:r>
+      <w:r>
+        <w:rPr>
+          <w:rStyle w:val="NormalTok"/>
+        </w:rPr>
+        <w:t xml:space="preserve">maths_dat </w:t>
+      </w:r>
+      <w:r>
+        <w:rPr>
+          <w:rStyle w:val="SpecialCharTok"/>
+        </w:rPr>
+        <w:t xml:space="preserve">%&gt;%</w:t>
+      </w:r>
+      <w:r>
+        <w:rPr>
+          <w:rStyle w:val="NormalTok"/>
+        </w:rPr>
+        <w:t xml:space="preserve"> </w:t>
+      </w:r>
+      <w:r>
+        <w:br/>
+      </w:r>
+      <w:r>
+        <w:rPr>
+          <w:rStyle w:val="NormalTok"/>
+        </w:rPr>
+        <w:t xml:space="preserve">  </w:t>
+      </w:r>
+      <w:r>
+        <w:rPr>
+          <w:rStyle w:val="FunctionTok"/>
+        </w:rPr>
+        <w:t xml:space="preserve">select</w:t>
+      </w:r>
+      <w:r>
+        <w:rPr>
+          <w:rStyle w:val="NormalTok"/>
+        </w:rPr>
+        <w:t xml:space="preserve">(t1_tc1</w:t>
+      </w:r>
+      <w:r>
+        <w:rPr>
+          <w:rStyle w:val="SpecialCharTok"/>
+        </w:rPr>
+        <w:t xml:space="preserve">:</w:t>
+      </w:r>
+      <w:r>
+        <w:rPr>
+          <w:rStyle w:val="NormalTok"/>
+        </w:rPr>
+        <w:t xml:space="preserve">t1_nc6) </w:t>
+      </w:r>
+      <w:r>
+        <w:rPr>
+          <w:rStyle w:val="SpecialCharTok"/>
+        </w:rPr>
+        <w:t xml:space="preserve">%&gt;%</w:t>
+      </w:r>
+      <w:r>
+        <w:rPr>
+          <w:rStyle w:val="NormalTok"/>
+        </w:rPr>
+        <w:t xml:space="preserve"> </w:t>
+      </w:r>
+      <w:r>
+        <w:br/>
+      </w:r>
+      <w:r>
+        <w:rPr>
+          <w:rStyle w:val="NormalTok"/>
+        </w:rPr>
+        <w:t xml:space="preserve">  </w:t>
+      </w:r>
+      <w:r>
+        <w:rPr>
+          <w:rStyle w:val="FunctionTok"/>
+        </w:rPr>
+        <w:t xml:space="preserve">cor</w:t>
+      </w:r>
+      <w:r>
+        <w:rPr>
+          <w:rStyle w:val="NormalTok"/>
+        </w:rPr>
+        <w:t xml:space="preserve">() </w:t>
+      </w:r>
+      <w:r>
+        <w:rPr>
+          <w:rStyle w:val="SpecialCharTok"/>
+        </w:rPr>
+        <w:t xml:space="preserve">%&gt;%</w:t>
+      </w:r>
+      <w:r>
+        <w:rPr>
+          <w:rStyle w:val="NormalTok"/>
+        </w:rPr>
+        <w:t xml:space="preserve"> </w:t>
+      </w:r>
+      <w:r>
+        <w:br/>
+      </w:r>
+      <w:r>
+        <w:rPr>
+          <w:rStyle w:val="NormalTok"/>
+        </w:rPr>
+        <w:t xml:space="preserve">  </w:t>
+      </w:r>
+      <w:r>
+        <w:rPr>
+          <w:rStyle w:val="FunctionTok"/>
+        </w:rPr>
+        <w:t xml:space="preserve">round</w:t>
+      </w:r>
+      <w:r>
+        <w:rPr>
+          <w:rStyle w:val="NormalTok"/>
+        </w:rPr>
+        <w:t xml:space="preserve">(</w:t>
+      </w:r>
+      <w:r>
+        <w:rPr>
+          <w:rStyle w:val="DecValTok"/>
+        </w:rPr>
+        <w:t xml:space="preserve">2</w:t>
+      </w:r>
+      <w:r>
+        <w:rPr>
+          <w:rStyle w:val="NormalTok"/>
+        </w:rPr>
+        <w:t xml:space="preserve">)</w:t>
+      </w:r>
+      <w:r>
+        <w:br/>
+      </w:r>
+      <w:r>
+        <w:br/>
+      </w:r>
+      <w:r>
+        <w:rPr>
+          <w:rStyle w:val="CommentTok"/>
+        </w:rPr>
+        <w:t xml:space="preserve"># One factor model</w:t>
+      </w:r>
+      <w:r>
+        <w:br/>
+      </w:r>
+      <w:r>
+        <w:rPr>
+          <w:rStyle w:val="NormalTok"/>
+        </w:rPr>
+        <w:t xml:space="preserve">numerical_1f </w:t>
+      </w:r>
+      <w:r>
+        <w:rPr>
+          <w:rStyle w:val="OtherTok"/>
+        </w:rPr>
+        <w:t xml:space="preserve">&lt;-</w:t>
+      </w:r>
+      <w:r>
+        <w:rPr>
+          <w:rStyle w:val="NormalTok"/>
+        </w:rPr>
+        <w:t xml:space="preserve"> </w:t>
+      </w:r>
+      <w:r>
+        <w:rPr>
+          <w:rStyle w:val="StringTok"/>
+        </w:rPr>
+        <w:t xml:space="preserve">"numerical =~ t1_tc1 + t1_tc2 + t1_tc3 + </w:t>
+      </w:r>
+      <w:r>
+        <w:br/>
+      </w:r>
+      <w:r>
+        <w:rPr>
+          <w:rStyle w:val="StringTok"/>
+        </w:rPr>
+        <w:t xml:space="preserve">                              t1_nc1 + t1_nc2 + t1_nc3 + </w:t>
+      </w:r>
+      <w:r>
+        <w:br/>
+      </w:r>
+      <w:r>
+        <w:rPr>
+          <w:rStyle w:val="StringTok"/>
+        </w:rPr>
+        <w:t xml:space="preserve">                              t1_nc4 + t1_nc5 + t1_nc6"</w:t>
+      </w:r>
+      <w:r>
+        <w:br/>
+      </w:r>
+      <w:r>
+        <w:rPr>
+          <w:rStyle w:val="NormalTok"/>
+        </w:rPr>
+        <w:t xml:space="preserve">fit_1f </w:t>
+      </w:r>
+      <w:r>
+        <w:rPr>
+          <w:rStyle w:val="OtherTok"/>
+        </w:rPr>
+        <w:t xml:space="preserve">&lt;-</w:t>
+      </w:r>
+      <w:r>
+        <w:rPr>
+          <w:rStyle w:val="NormalTok"/>
+        </w:rPr>
+        <w:t xml:space="preserve"> </w:t>
+      </w:r>
+      <w:r>
+        <w:rPr>
+          <w:rStyle w:val="FunctionTok"/>
+        </w:rPr>
+        <w:t xml:space="preserve">cfa</w:t>
+      </w:r>
+      <w:r>
+        <w:rPr>
+          <w:rStyle w:val="NormalTok"/>
+        </w:rPr>
+        <w:t xml:space="preserve">(numerical_1f, </w:t>
+      </w:r>
+      <w:r>
+        <w:rPr>
+          <w:rStyle w:val="AttributeTok"/>
+        </w:rPr>
+        <w:t xml:space="preserve">data =</w:t>
+      </w:r>
+      <w:r>
+        <w:rPr>
+          <w:rStyle w:val="NormalTok"/>
+        </w:rPr>
+        <w:t xml:space="preserve"> maths_dat)</w:t>
+      </w:r>
+      <w:r>
+        <w:br/>
+      </w:r>
+      <w:r>
+        <w:br/>
+      </w:r>
+      <w:r>
+        <w:rPr>
+          <w:rStyle w:val="CommentTok"/>
+        </w:rPr>
+        <w:t xml:space="preserve"># Two-factor model </w:t>
+      </w:r>
+      <w:r>
+        <w:br/>
+      </w:r>
+      <w:r>
+        <w:rPr>
+          <w:rStyle w:val="NormalTok"/>
+        </w:rPr>
+        <w:t xml:space="preserve">numerical_2f </w:t>
+      </w:r>
+      <w:r>
+        <w:rPr>
+          <w:rStyle w:val="OtherTok"/>
+        </w:rPr>
+        <w:t xml:space="preserve">&lt;-</w:t>
+      </w:r>
+      <w:r>
+        <w:rPr>
+          <w:rStyle w:val="NormalTok"/>
+        </w:rPr>
+        <w:t xml:space="preserve"> </w:t>
+      </w:r>
+      <w:r>
+        <w:rPr>
+          <w:rStyle w:val="StringTok"/>
+        </w:rPr>
+        <w:t xml:space="preserve">"transcoding =~ t1_tc1 + t1_tc2 + t1_tc3 </w:t>
+      </w:r>
+      <w:r>
+        <w:br/>
+      </w:r>
+      <w:r>
+        <w:rPr>
+          <w:rStyle w:val="StringTok"/>
+        </w:rPr>
+        <w:t xml:space="preserve">                 num_comparison =~ t1_nc1 + t1_nc2 + t1_nc3 + </w:t>
+      </w:r>
+      <w:r>
+        <w:br/>
+      </w:r>
+      <w:r>
+        <w:rPr>
+          <w:rStyle w:val="StringTok"/>
+        </w:rPr>
+        <w:t xml:space="preserve">                                   t1_nc4 + t1_nc5 + t1_nc6"</w:t>
+      </w:r>
+      <w:r>
+        <w:br/>
+      </w:r>
+      <w:r>
+        <w:rPr>
+          <w:rStyle w:val="NormalTok"/>
+        </w:rPr>
+        <w:t xml:space="preserve">fit_2f </w:t>
+      </w:r>
+      <w:r>
+        <w:rPr>
+          <w:rStyle w:val="OtherTok"/>
+        </w:rPr>
+        <w:t xml:space="preserve">&lt;-</w:t>
+      </w:r>
+      <w:r>
+        <w:rPr>
+          <w:rStyle w:val="NormalTok"/>
+        </w:rPr>
+        <w:t xml:space="preserve"> </w:t>
+      </w:r>
+      <w:r>
+        <w:rPr>
+          <w:rStyle w:val="FunctionTok"/>
+        </w:rPr>
+        <w:t xml:space="preserve">cfa</w:t>
+      </w:r>
+      <w:r>
+        <w:rPr>
+          <w:rStyle w:val="NormalTok"/>
+        </w:rPr>
+        <w:t xml:space="preserve">(numerical_2f, </w:t>
+      </w:r>
+      <w:r>
+        <w:rPr>
+          <w:rStyle w:val="AttributeTok"/>
+        </w:rPr>
+        <w:t xml:space="preserve">data =</w:t>
+      </w:r>
+      <w:r>
+        <w:rPr>
+          <w:rStyle w:val="NormalTok"/>
+        </w:rPr>
+        <w:t xml:space="preserve"> maths_dat)</w:t>
+      </w:r>
+      <w:r>
+        <w:br/>
+      </w:r>
+      <w:r>
+        <w:br/>
+      </w:r>
+      <w:r>
+        <w:rPr>
+          <w:rStyle w:val="CommentTok"/>
+        </w:rPr>
+        <w:t xml:space="preserve"># Inspect fit of each</w:t>
+      </w:r>
+      <w:r>
+        <w:br/>
+      </w:r>
+      <w:r>
+        <w:rPr>
+          <w:rStyle w:val="FunctionTok"/>
+        </w:rPr>
+        <w:t xml:space="preserve">summary</w:t>
+      </w:r>
+      <w:r>
+        <w:rPr>
+          <w:rStyle w:val="NormalTok"/>
+        </w:rPr>
+        <w:t xml:space="preserve">(fit_1f, </w:t>
+      </w:r>
+      <w:r>
+        <w:rPr>
+          <w:rStyle w:val="AttributeTok"/>
+        </w:rPr>
+        <w:t xml:space="preserve">fit.measures =</w:t>
+      </w:r>
+      <w:r>
+        <w:rPr>
+          <w:rStyle w:val="NormalTok"/>
+        </w:rPr>
+        <w:t xml:space="preserve"> </w:t>
+      </w:r>
+      <w:r>
+        <w:rPr>
+          <w:rStyle w:val="ConstantTok"/>
+        </w:rPr>
+        <w:t xml:space="preserve">TRUE</w:t>
+      </w:r>
+      <w:r>
+        <w:rPr>
+          <w:rStyle w:val="NormalTok"/>
+        </w:rPr>
+        <w:t xml:space="preserve">) </w:t>
+      </w:r>
+      <w:r>
+        <w:rPr>
+          <w:rStyle w:val="CommentTok"/>
+        </w:rPr>
+        <w:t xml:space="preserve"># inadequate</w:t>
+      </w:r>
+      <w:r>
+        <w:br/>
+      </w:r>
+      <w:r>
+        <w:rPr>
+          <w:rStyle w:val="FunctionTok"/>
+        </w:rPr>
+        <w:t xml:space="preserve">summary</w:t>
+      </w:r>
+      <w:r>
+        <w:rPr>
+          <w:rStyle w:val="NormalTok"/>
+        </w:rPr>
+        <w:t xml:space="preserve">(fit_2f, </w:t>
+      </w:r>
+      <w:r>
+        <w:rPr>
+          <w:rStyle w:val="AttributeTok"/>
+        </w:rPr>
+        <w:t xml:space="preserve">fit.measures =</w:t>
+      </w:r>
+      <w:r>
+        <w:rPr>
+          <w:rStyle w:val="NormalTok"/>
+        </w:rPr>
+        <w:t xml:space="preserve"> </w:t>
+      </w:r>
+      <w:r>
+        <w:rPr>
+          <w:rStyle w:val="ConstantTok"/>
+        </w:rPr>
+        <w:t xml:space="preserve">TRUE</w:t>
+      </w:r>
+      <w:r>
+        <w:rPr>
+          <w:rStyle w:val="NormalTok"/>
+        </w:rPr>
+        <w:t xml:space="preserve">) </w:t>
+      </w:r>
+      <w:r>
+        <w:rPr>
+          <w:rStyle w:val="CommentTok"/>
+        </w:rPr>
+        <w:t xml:space="preserve"># good fit - nothing further needed</w:t>
+      </w:r>
+    </w:p>
+    <w:bookmarkEnd w:id="58"/>
+    <w:bookmarkStart w:id="59" w:name="structural-model"/>
+    <w:p>
+      <w:pPr>
+        <w:pStyle w:val="Heading2"/>
+      </w:pPr>
+      <w:r>
+        <w:t xml:space="preserve">4.3 Structural model</w:t>
+      </w:r>
+    </w:p>
+    <w:p>
+      <w:pPr>
+        <w:pStyle w:val="FirstParagraph"/>
+      </w:pPr>
+      <w:r>
+        <w:t xml:space="preserve">Now we have successfully modelled the latent constructs relating to early numeric skills, we can see whether they relate to long-term mathematical performance. The researchers followed up the same children two years later to see how Year 1 abilities predicted mathematical reasoning in Year 3.</w:t>
+      </w:r>
+    </w:p>
+    <w:p>
+      <w:pPr>
+        <w:pStyle w:val="BodyText"/>
+      </w:pPr>
+      <w:r>
+        <w:t xml:space="preserve">In our new model formula, we should specify how our latent constructs are measured just as we did before. However, we can now add a structural part to test whether mathematical reasoning (</w:t>
+      </w:r>
+      <w:r>
+        <w:rPr>
+          <w:rStyle w:val="VerbatimChar"/>
+        </w:rPr>
+        <w:t xml:space="preserve">t3_mr</w:t>
+      </w:r>
+      <w:r>
+        <w:t xml:space="preserve">) is predicted by (</w:t>
+      </w:r>
+      <w:r>
+        <w:rPr>
+          <w:rStyle w:val="VerbatimChar"/>
+        </w:rPr>
+        <w:t xml:space="preserve">~</w:t>
+      </w:r>
+      <w:r>
+        <w:t xml:space="preserve">) our two latent variables. This part of the model formula should feel familiar—you have written similar regression formulas in earlier practicals.</w:t>
+      </w:r>
+    </w:p>
+    <w:p>
+      <w:pPr>
+        <w:pStyle w:val="BodyText"/>
+      </w:pPr>
+      <w:r>
+        <w:t xml:space="preserve">Specify the model, and use the</w:t>
+      </w:r>
+      <w:r>
+        <w:t xml:space="preserve"> </w:t>
+      </w:r>
+      <w:r>
+        <w:rPr>
+          <w:rStyle w:val="VerbatimChar"/>
+        </w:rPr>
+        <w:t xml:space="preserve">sem()</w:t>
+      </w:r>
+      <w:r>
+        <w:t xml:space="preserve"> </w:t>
+      </w:r>
+      <w:r>
+        <w:t xml:space="preserve">function this time to fit it.</w:t>
+      </w:r>
+    </w:p>
+    <w:p>
+      <w:pPr>
+        <w:pStyle w:val="SourceCode"/>
+      </w:pPr>
+      <w:r>
+        <w:rPr>
+          <w:rStyle w:val="CommentTok"/>
+        </w:rPr>
+        <w:t xml:space="preserve"># Longitudinal model specification</w:t>
+      </w:r>
+      <w:r>
+        <w:br/>
+      </w:r>
+      <w:r>
+        <w:rPr>
+          <w:rStyle w:val="NormalTok"/>
+        </w:rPr>
+        <w:t xml:space="preserve">pred_mr </w:t>
+      </w:r>
+      <w:r>
+        <w:rPr>
+          <w:rStyle w:val="OtherTok"/>
+        </w:rPr>
+        <w:t xml:space="preserve">&lt;-</w:t>
+      </w:r>
+      <w:r>
+        <w:rPr>
+          <w:rStyle w:val="NormalTok"/>
+        </w:rPr>
+        <w:t xml:space="preserve"> </w:t>
+      </w:r>
+      <w:r>
+        <w:rPr>
+          <w:rStyle w:val="StringTok"/>
+        </w:rPr>
+        <w:t xml:space="preserve">"   # measurement model </w:t>
+      </w:r>
+      <w:r>
+        <w:br/>
+      </w:r>
+      <w:r>
+        <w:rPr>
+          <w:rStyle w:val="StringTok"/>
+        </w:rPr>
+        <w:t xml:space="preserve">               transcoding =~ t1_tc1 + t1_tc2 + t1_tc3</w:t>
+      </w:r>
+      <w:r>
+        <w:br/>
+      </w:r>
+      <w:r>
+        <w:rPr>
+          <w:rStyle w:val="StringTok"/>
+        </w:rPr>
+        <w:t xml:space="preserve">               num_comparison =~ t1_nc1 + t1_nc2 + t1_nc3 + </w:t>
+      </w:r>
+      <w:r>
+        <w:br/>
+      </w:r>
+      <w:r>
+        <w:rPr>
+          <w:rStyle w:val="StringTok"/>
+        </w:rPr>
+        <w:t xml:space="preserve">                                 t1_nc4 + t1_nc5 + t1_nc6</w:t>
+      </w:r>
+      <w:r>
+        <w:br/>
+      </w:r>
+      <w:r>
+        <w:rPr>
+          <w:rStyle w:val="StringTok"/>
+        </w:rPr>
+        <w:t xml:space="preserve">                              </w:t>
+      </w:r>
+      <w:r>
+        <w:br/>
+      </w:r>
+      <w:r>
+        <w:rPr>
+          <w:rStyle w:val="StringTok"/>
+        </w:rPr>
+        <w:t xml:space="preserve">               # regressions</w:t>
+      </w:r>
+      <w:r>
+        <w:br/>
+      </w:r>
+      <w:r>
+        <w:rPr>
+          <w:rStyle w:val="StringTok"/>
+        </w:rPr>
+        <w:t xml:space="preserve">               t3_mr ~ transcoding + num_comparison"</w:t>
+      </w:r>
+      <w:r>
+        <w:br/>
+      </w:r>
+      <w:r>
+        <w:br/>
+      </w:r>
+      <w:r>
+        <w:rPr>
+          <w:rStyle w:val="CommentTok"/>
+        </w:rPr>
+        <w:t xml:space="preserve"># Fit model</w:t>
+      </w:r>
+      <w:r>
+        <w:br/>
+      </w:r>
+      <w:r>
+        <w:rPr>
+          <w:rStyle w:val="NormalTok"/>
+        </w:rPr>
+        <w:t xml:space="preserve">fit_predict </w:t>
+      </w:r>
+      <w:r>
+        <w:rPr>
+          <w:rStyle w:val="OtherTok"/>
+        </w:rPr>
+        <w:t xml:space="preserve">&lt;-</w:t>
+      </w:r>
+      <w:r>
+        <w:rPr>
+          <w:rStyle w:val="NormalTok"/>
+        </w:rPr>
+        <w:t xml:space="preserve"> </w:t>
+      </w:r>
+      <w:r>
+        <w:rPr>
+          <w:rStyle w:val="FunctionTok"/>
+        </w:rPr>
+        <w:t xml:space="preserve">sem</w:t>
+      </w:r>
+      <w:r>
+        <w:rPr>
+          <w:rStyle w:val="NormalTok"/>
+        </w:rPr>
+        <w:t xml:space="preserve">(pred_mr, </w:t>
+      </w:r>
+      <w:r>
+        <w:rPr>
+          <w:rStyle w:val="AttributeTok"/>
+        </w:rPr>
+        <w:t xml:space="preserve">data =</w:t>
+      </w:r>
+      <w:r>
+        <w:rPr>
+          <w:rStyle w:val="NormalTok"/>
+        </w:rPr>
+        <w:t xml:space="preserve"> maths_dat)</w:t>
+      </w:r>
+    </w:p>
+    <w:p>
+      <w:pPr>
+        <w:pStyle w:val="FirstParagraph"/>
+      </w:pPr>
+      <w:r>
+        <w:t xml:space="preserve">Complete the following remaining steps for your analysis:</w:t>
+      </w:r>
+    </w:p>
+    <w:p>
+      <w:pPr>
+        <w:pStyle w:val="Compact"/>
+        <w:numPr>
+          <w:ilvl w:val="0"/>
+          <w:numId w:val="1010"/>
+        </w:numPr>
+      </w:pPr>
+      <w:r>
+        <w:t xml:space="preserve">Evaluate the model: Is it a good fit to the data? Are any further modifications required/justified?</w:t>
+      </w:r>
+    </w:p>
+    <w:p>
+      <w:pPr>
+        <w:pStyle w:val="Compact"/>
+        <w:numPr>
+          <w:ilvl w:val="0"/>
+          <w:numId w:val="1010"/>
+        </w:numPr>
+      </w:pPr>
+      <w:r>
+        <w:t xml:space="preserve">Use</w:t>
+      </w:r>
+      <w:r>
+        <w:t xml:space="preserve"> </w:t>
+      </w:r>
+      <w:r>
+        <w:rPr>
+          <w:rStyle w:val="VerbatimChar"/>
+        </w:rPr>
+        <w:t xml:space="preserve">semPaths()</w:t>
+      </w:r>
+      <w:r>
+        <w:t xml:space="preserve"> </w:t>
+      </w:r>
+      <w:r>
+        <w:t xml:space="preserve">to plot the path diagram.</w:t>
+      </w:r>
+    </w:p>
+    <w:p>
+      <w:pPr>
+        <w:pStyle w:val="Compact"/>
+        <w:numPr>
+          <w:ilvl w:val="0"/>
+          <w:numId w:val="1010"/>
+        </w:numPr>
+      </w:pPr>
+      <w:r>
+        <w:t xml:space="preserve">Interpret the output: Which early numerical skills is a stronger predictor of later mathematical reasoning?</w:t>
+      </w:r>
+    </w:p>
+    <w:p>
+      <w:pPr>
+        <w:pStyle w:val="SourceCode"/>
+      </w:pPr>
+      <w:r>
+        <w:rPr>
+          <w:rStyle w:val="CommentTok"/>
+        </w:rPr>
+        <w:t xml:space="preserve"># Inspect model - fit indices indicate good fit as is</w:t>
+      </w:r>
+      <w:r>
+        <w:br/>
+      </w:r>
+      <w:r>
+        <w:rPr>
+          <w:rStyle w:val="FunctionTok"/>
+        </w:rPr>
+        <w:t xml:space="preserve">summary</w:t>
+      </w:r>
+      <w:r>
+        <w:rPr>
+          <w:rStyle w:val="NormalTok"/>
+        </w:rPr>
+        <w:t xml:space="preserve">(fit_predict, </w:t>
+      </w:r>
+      <w:r>
+        <w:rPr>
+          <w:rStyle w:val="AttributeTok"/>
+        </w:rPr>
+        <w:t xml:space="preserve">fit.measures =</w:t>
+      </w:r>
+      <w:r>
+        <w:rPr>
+          <w:rStyle w:val="NormalTok"/>
+        </w:rPr>
+        <w:t xml:space="preserve"> </w:t>
+      </w:r>
+      <w:r>
+        <w:rPr>
+          <w:rStyle w:val="ConstantTok"/>
+        </w:rPr>
+        <w:t xml:space="preserve">TRUE</w:t>
+      </w:r>
+      <w:r>
+        <w:rPr>
+          <w:rStyle w:val="NormalTok"/>
+        </w:rPr>
+        <w:t xml:space="preserve">)</w:t>
+      </w:r>
+      <w:r>
+        <w:br/>
+      </w:r>
+      <w:r>
+        <w:br/>
+      </w:r>
+      <w:r>
+        <w:rPr>
+          <w:rStyle w:val="CommentTok"/>
+        </w:rPr>
+        <w:t xml:space="preserve"># Path diagram</w:t>
+      </w:r>
+      <w:r>
+        <w:br/>
+      </w:r>
+      <w:r>
+        <w:rPr>
+          <w:rStyle w:val="FunctionTok"/>
+        </w:rPr>
+        <w:t xml:space="preserve">semPaths</w:t>
+      </w:r>
+      <w:r>
+        <w:rPr>
+          <w:rStyle w:val="NormalTok"/>
+        </w:rPr>
+        <w:t xml:space="preserve">(fit_predict, </w:t>
+      </w:r>
+      <w:r>
+        <w:rPr>
+          <w:rStyle w:val="AttributeTok"/>
+        </w:rPr>
+        <w:t xml:space="preserve">whatLabels =</w:t>
+      </w:r>
+      <w:r>
+        <w:rPr>
+          <w:rStyle w:val="NormalTok"/>
+        </w:rPr>
+        <w:t xml:space="preserve"> </w:t>
+      </w:r>
+      <w:r>
+        <w:rPr>
+          <w:rStyle w:val="StringTok"/>
+        </w:rPr>
+        <w:t xml:space="preserve">"std"</w:t>
+      </w:r>
+      <w:r>
+        <w:rPr>
+          <w:rStyle w:val="NormalTok"/>
+        </w:rPr>
+        <w:t xml:space="preserve">)</w:t>
+      </w:r>
+      <w:r>
+        <w:br/>
+      </w:r>
+      <w:r>
+        <w:rPr>
+          <w:rStyle w:val="DocumentationTok"/>
+        </w:rPr>
+        <w:t xml:space="preserve">## ...transcoding skills a stronger predictor </w:t>
+      </w:r>
+    </w:p>
+    <w:bookmarkEnd w:id="59"/>
+    <w:bookmarkStart w:id="60" w:name="dealing-with-missing-data"/>
+    <w:p>
+      <w:pPr>
+        <w:pStyle w:val="Heading2"/>
+      </w:pPr>
+      <w:r>
+        <w:t xml:space="preserve">4.4 Dealing with missing data</w:t>
+      </w:r>
+    </w:p>
+    <w:p>
+      <w:pPr>
+        <w:pStyle w:val="FirstParagraph"/>
+      </w:pPr>
+      <w:r>
+        <w:t xml:space="preserve">Take a look at your SEM model output. What do you notice about the number of observations used in the model, relative to when we fitted the measurement model using only Year 1 data?</w:t>
+      </w:r>
+    </w:p>
+    <w:p>
+      <w:pPr>
+        <w:pStyle w:val="BodyText"/>
+      </w:pPr>
+      <w:r>
+        <w:t xml:space="preserve">In the lecture, we mentioned some possible ways of dealing with missing data, including using a different fitting algorithm called</w:t>
+      </w:r>
+      <w:r>
+        <w:t xml:space="preserve"> </w:t>
+      </w:r>
+      <w:r>
+        <w:rPr>
+          <w:i/>
+          <w:iCs/>
+        </w:rPr>
+        <w:t xml:space="preserve">Full Information Maximum Likelihood.</w:t>
+      </w:r>
+      <w:r>
+        <w:t xml:space="preserve"> </w:t>
+      </w:r>
+      <w:r>
+        <w:t xml:space="preserve">These techniques require several assumptions about the nature of missingness in the dataset, which we’ll be discussing in more detail in Week 10.</w:t>
+      </w:r>
+    </w:p>
+    <w:p>
+      <w:pPr>
+        <w:pStyle w:val="BodyText"/>
+      </w:pPr>
+      <w:r>
+        <w:t xml:space="preserve">However, its implementation in</w:t>
+      </w:r>
+      <w:r>
+        <w:t xml:space="preserve"> </w:t>
+      </w:r>
+      <w:r>
+        <w:rPr>
+          <w:i/>
+          <w:iCs/>
+        </w:rPr>
+        <w:t xml:space="preserve">lavaan</w:t>
+      </w:r>
+      <w:r>
+        <w:t xml:space="preserve"> </w:t>
+      </w:r>
+      <w:r>
+        <w:t xml:space="preserve">is surprisingly simple: we just need to add an argument within the</w:t>
+      </w:r>
+      <w:r>
+        <w:t xml:space="preserve"> </w:t>
+      </w:r>
+      <w:r>
+        <w:rPr>
+          <w:rStyle w:val="VerbatimChar"/>
+        </w:rPr>
+        <w:t xml:space="preserve">sem()</w:t>
+      </w:r>
+      <w:r>
+        <w:t xml:space="preserve"> </w:t>
+      </w:r>
+      <w:r>
+        <w:t xml:space="preserve">function to specify that we want missingness to be addressed using (full information) maximum likelihood estimation. Try adding</w:t>
+      </w:r>
+      <w:r>
+        <w:t xml:space="preserve"> </w:t>
+      </w:r>
+      <w:r>
+        <w:rPr>
+          <w:rStyle w:val="VerbatimChar"/>
+        </w:rPr>
+        <w:t xml:space="preserve">missing = "ML"</w:t>
+      </w:r>
+      <w:r>
+        <w:t xml:space="preserve"> </w:t>
+      </w:r>
+      <w:r>
+        <w:t xml:space="preserve">to your SEM model above, and inspect the output. You should see that the number of observations included in the model increase.</w:t>
+      </w:r>
+    </w:p>
+    <w:p>
+      <w:pPr>
+        <w:pStyle w:val="SourceCode"/>
+      </w:pPr>
+      <w:r>
+        <w:rPr>
+          <w:rStyle w:val="CommentTok"/>
+        </w:rPr>
+        <w:t xml:space="preserve"># Fit model</w:t>
+      </w:r>
+      <w:r>
+        <w:br/>
+      </w:r>
+      <w:r>
+        <w:rPr>
+          <w:rStyle w:val="NormalTok"/>
+        </w:rPr>
+        <w:t xml:space="preserve">fit_predict_fiml </w:t>
+      </w:r>
+      <w:r>
+        <w:rPr>
+          <w:rStyle w:val="OtherTok"/>
+        </w:rPr>
+        <w:t xml:space="preserve">&lt;-</w:t>
+      </w:r>
+      <w:r>
+        <w:rPr>
+          <w:rStyle w:val="NormalTok"/>
+        </w:rPr>
+        <w:t xml:space="preserve"> </w:t>
+      </w:r>
+      <w:r>
+        <w:rPr>
+          <w:rStyle w:val="FunctionTok"/>
+        </w:rPr>
+        <w:t xml:space="preserve">sem</w:t>
+      </w:r>
+      <w:r>
+        <w:rPr>
+          <w:rStyle w:val="NormalTok"/>
+        </w:rPr>
+        <w:t xml:space="preserve">(pred_mr, </w:t>
+      </w:r>
+      <w:r>
+        <w:rPr>
+          <w:rStyle w:val="AttributeTok"/>
+        </w:rPr>
+        <w:t xml:space="preserve">data =</w:t>
+      </w:r>
+      <w:r>
+        <w:rPr>
+          <w:rStyle w:val="NormalTok"/>
+        </w:rPr>
+        <w:t xml:space="preserve"> maths_dat, </w:t>
+      </w:r>
+      <w:r>
+        <w:rPr>
+          <w:rStyle w:val="AttributeTok"/>
+        </w:rPr>
+        <w:t xml:space="preserve">missing =</w:t>
+      </w:r>
+      <w:r>
+        <w:rPr>
+          <w:rStyle w:val="NormalTok"/>
+        </w:rPr>
+        <w:t xml:space="preserve"> </w:t>
+      </w:r>
+      <w:r>
+        <w:rPr>
+          <w:rStyle w:val="StringTok"/>
+        </w:rPr>
+        <w:t xml:space="preserve">"ML"</w:t>
+      </w:r>
+      <w:r>
+        <w:rPr>
+          <w:rStyle w:val="NormalTok"/>
+        </w:rPr>
+        <w:t xml:space="preserve">)</w:t>
+      </w:r>
+      <w:r>
+        <w:br/>
+      </w:r>
+      <w:r>
+        <w:br/>
+      </w:r>
+      <w:r>
+        <w:rPr>
+          <w:rStyle w:val="CommentTok"/>
+        </w:rPr>
+        <w:t xml:space="preserve"># Inspect output</w:t>
+      </w:r>
+      <w:r>
+        <w:br/>
+      </w:r>
+      <w:r>
+        <w:rPr>
+          <w:rStyle w:val="FunctionTok"/>
+        </w:rPr>
+        <w:t xml:space="preserve">summary</w:t>
+      </w:r>
+      <w:r>
+        <w:rPr>
+          <w:rStyle w:val="NormalTok"/>
+        </w:rPr>
+        <w:t xml:space="preserve">(fit_predict_fiml, </w:t>
+      </w:r>
+      <w:r>
+        <w:rPr>
+          <w:rStyle w:val="AttributeTok"/>
+        </w:rPr>
+        <w:t xml:space="preserve">fit.measures =</w:t>
+      </w:r>
+      <w:r>
+        <w:rPr>
+          <w:rStyle w:val="NormalTok"/>
+        </w:rPr>
+        <w:t xml:space="preserve"> </w:t>
+      </w:r>
+      <w:r>
+        <w:rPr>
+          <w:rStyle w:val="ConstantTok"/>
+        </w:rPr>
+        <w:t xml:space="preserve">TRUE</w:t>
+      </w:r>
+      <w:r>
+        <w:rPr>
+          <w:rStyle w:val="NormalTok"/>
+        </w:rPr>
+        <w:t xml:space="preserve">)</w:t>
       </w:r>
     </w:p>
     <w:p>
@@ -5604,23 +5449,15 @@
         </w:pict>
       </w:r>
     </w:p>
-    <w:bookmarkEnd w:id="62"/>
-    <w:bookmarkStart w:id="73" w:name="summary"/>
+    <w:bookmarkEnd w:id="60"/>
+    <w:bookmarkEnd w:id="61"/>
+    <w:bookmarkStart w:id="65" w:name="part-c-challenge-yourself"/>
     <w:p>
       <w:pPr>
         <w:pStyle w:val="Heading1"/>
       </w:pPr>
       <w:r>
-        <w:t xml:space="preserve">6. Summary</w:t>
-      </w:r>
-    </w:p>
-    <w:bookmarkStart w:id="63" w:name="recap"/>
-    <w:p>
-      <w:pPr>
-        <w:pStyle w:val="Heading2"/>
-      </w:pPr>
-      <w:r>
-        <w:t xml:space="preserve">6.1 Recap</w:t>
+        <w:t xml:space="preserve">5. Part C: Challenge yourself!</w:t>
       </w:r>
     </w:p>
     <w:p>
@@ -5628,7 +5465,7 @@
         <w:pStyle w:val="FirstParagraph"/>
       </w:pPr>
       <w:r>
-        <w:t xml:space="preserve">This week we have begun to see how</w:t>
+        <w:t xml:space="preserve">Mathematical reasoning is only</w:t>
       </w:r>
       <w:r>
         <w:t xml:space="preserve"> </w:t>
@@ -5638,13 +5475,182 @@
           <w:i/>
           <w:iCs/>
         </w:rPr>
-        <w:t xml:space="preserve">multivariate</w:t>
-      </w:r>
-      <w:r>
-        <w:t xml:space="preserve"> </w:t>
-      </w:r>
-      <w:r>
-        <w:t xml:space="preserve">approaches can be used to model large numbers of variables. You should now know that latent constructs can be inferred from several observed measures, estimating the common variance among related tasks and incorporating measurement error. We’ve seen how structural equation models can incorporate latent constructs alongside regression paths in a flexible manner, providing a powerful framework for statistical modelling. We’ve walked through the five key stages of model fitting, as implemented within the</w:t>
+        <w:t xml:space="preserve">one</w:t>
+      </w:r>
+      <w:r>
+        <w:t xml:space="preserve"> </w:t>
+      </w:r>
+      <w:r>
+        <w:t xml:space="preserve">aspect of mathematical ability in developing learners. The researchers were also interested in speeded arithmetic skills, which they measured in Year 3 using 6 different tasks (labelled</w:t>
+      </w:r>
+      <w:r>
+        <w:t xml:space="preserve"> </w:t>
+      </w:r>
+      <w:r>
+        <w:rPr>
+          <w:rStyle w:val="VerbatimChar"/>
+        </w:rPr>
+        <w:t xml:space="preserve">t3_add1</w:t>
+      </w:r>
+      <w:r>
+        <w:t xml:space="preserve">,</w:t>
+      </w:r>
+      <w:r>
+        <w:t xml:space="preserve"> </w:t>
+      </w:r>
+      <w:r>
+        <w:rPr>
+          <w:rStyle w:val="VerbatimChar"/>
+        </w:rPr>
+        <w:t xml:space="preserve">t3_add2</w:t>
+      </w:r>
+      <w:r>
+        <w:t xml:space="preserve">,</w:t>
+      </w:r>
+      <w:r>
+        <w:t xml:space="preserve"> </w:t>
+      </w:r>
+      <w:r>
+        <w:rPr>
+          <w:rStyle w:val="VerbatimChar"/>
+        </w:rPr>
+        <w:t xml:space="preserve">t3_sub1</w:t>
+      </w:r>
+      <w:r>
+        <w:t xml:space="preserve">,</w:t>
+      </w:r>
+      <w:r>
+        <w:t xml:space="preserve"> </w:t>
+      </w:r>
+      <w:r>
+        <w:rPr>
+          <w:rStyle w:val="VerbatimChar"/>
+        </w:rPr>
+        <w:t xml:space="preserve">t3_sub2</w:t>
+      </w:r>
+      <w:r>
+        <w:t xml:space="preserve">,</w:t>
+      </w:r>
+      <w:r>
+        <w:t xml:space="preserve"> </w:t>
+      </w:r>
+      <w:r>
+        <w:rPr>
+          <w:rStyle w:val="VerbatimChar"/>
+        </w:rPr>
+        <w:t xml:space="preserve">t3_mult</w:t>
+      </w:r>
+      <w:r>
+        <w:t xml:space="preserve">,</w:t>
+      </w:r>
+      <w:r>
+        <w:t xml:space="preserve"> </w:t>
+      </w:r>
+      <w:r>
+        <w:rPr>
+          <w:rStyle w:val="VerbatimChar"/>
+        </w:rPr>
+        <w:t xml:space="preserve">t3_div</w:t>
+      </w:r>
+      <w:r>
+        <w:t xml:space="preserve">).</w:t>
+      </w:r>
+    </w:p>
+    <w:p>
+      <w:pPr>
+        <w:pStyle w:val="BodyText"/>
+      </w:pPr>
+      <w:r>
+        <w:t xml:space="preserve">Fit a new model in which early numerical skills (transcoding, number comparison) predict subsequent performance in speeded arithmetic, captured by a third latent variable (as depicted below). You will need to specify how this latent variable is measured, and then use it in a regression path.</w:t>
+      </w:r>
+    </w:p>
+    <w:p>
+      <w:pPr>
+        <w:pStyle w:val="CaptionedFigure"/>
+      </w:pPr>
+      <w:r>
+        <w:drawing>
+          <wp:inline>
+            <wp:extent cx="4620126" cy="3696101"/>
+            <wp:effectExtent b="0" l="0" r="0" t="0"/>
+            <wp:docPr descr="Simplified path diagram showing how number comparison and transcoding skills measured in Year 1 predict speeded arithmetic skills in Year 3." title="" id="63" name="Picture"/>
+            <a:graphic>
+              <a:graphicData uri="http://schemas.openxmlformats.org/drawingml/2006/picture">
+                <pic:pic>
+                  <pic:nvPicPr>
+                    <pic:cNvPr descr="ambr4_sem_files/figure-docx/challenge-plot-1.png" id="64" name="Picture"/>
+                    <pic:cNvPicPr>
+                      <a:picLocks noChangeArrowheads="1" noChangeAspect="1"/>
+                    </pic:cNvPicPr>
+                  </pic:nvPicPr>
+                  <pic:blipFill>
+                    <a:blip r:embed="rId62"/>
+                    <a:stretch>
+                      <a:fillRect/>
+                    </a:stretch>
+                  </pic:blipFill>
+                  <pic:spPr bwMode="auto">
+                    <a:xfrm>
+                      <a:off x="0" y="0"/>
+                      <a:ext cx="4620126" cy="3696101"/>
+                    </a:xfrm>
+                    <a:prstGeom prst="rect">
+                      <a:avLst/>
+                    </a:prstGeom>
+                    <a:noFill/>
+                    <a:ln w="9525">
+                      <a:noFill/>
+                      <a:headEnd/>
+                      <a:tailEnd/>
+                    </a:ln>
+                  </pic:spPr>
+                </pic:pic>
+              </a:graphicData>
+            </a:graphic>
+          </wp:inline>
+        </w:drawing>
+      </w:r>
+    </w:p>
+    <w:p>
+      <w:pPr>
+        <w:pStyle w:val="ImageCaption"/>
+      </w:pPr>
+      <w:r>
+        <w:t xml:space="preserve">Simplified path diagram showing how number comparison and transcoding skills measured in Year 1 predict speeded arithmetic skills in Year 3.</w:t>
+      </w:r>
+    </w:p>
+    <w:p>
+      <w:r>
+        <w:pict>
+          <v:rect style="width:0;height:1.5pt" o:hralign="center" o:hrstd="t" o:hr="t"/>
+        </w:pict>
+      </w:r>
+    </w:p>
+    <w:bookmarkEnd w:id="65"/>
+    <w:bookmarkStart w:id="76" w:name="summary"/>
+    <w:p>
+      <w:pPr>
+        <w:pStyle w:val="Heading1"/>
+      </w:pPr>
+      <w:r>
+        <w:t xml:space="preserve">6. Summary</w:t>
+      </w:r>
+    </w:p>
+    <w:bookmarkStart w:id="66" w:name="recap"/>
+    <w:p>
+      <w:pPr>
+        <w:pStyle w:val="Heading2"/>
+      </w:pPr>
+      <w:r>
+        <w:t xml:space="preserve">6.1 Recap</w:t>
+      </w:r>
+    </w:p>
+    <w:p>
+      <w:pPr>
+        <w:pStyle w:val="FirstParagraph"/>
+      </w:pPr>
+      <w:r>
+        <w:t xml:space="preserve">This week we have begun to see how</w:t>
       </w:r>
       <w:r>
         <w:t xml:space="preserve"> </w:t>
@@ -5654,6 +5660,22 @@
           <w:i/>
           <w:iCs/>
         </w:rPr>
+        <w:t xml:space="preserve">multivariate</w:t>
+      </w:r>
+      <w:r>
+        <w:t xml:space="preserve"> </w:t>
+      </w:r>
+      <w:r>
+        <w:t xml:space="preserve">approaches can be used to model large numbers of variables. You should now know that latent constructs can be inferred from several observed measures, estimating the common variance among related tasks and incorporating measurement error. We’ve seen how structural equation models can incorporate latent constructs alongside regression paths in a flexible manner, providing a powerful framework for statistical modelling. We’ve walked through the five key stages of model fitting, as implemented within the</w:t>
+      </w:r>
+      <w:r>
+        <w:t xml:space="preserve"> </w:t>
+      </w:r>
+      <w:r>
+        <w:rPr>
+          <w:i/>
+          <w:iCs/>
+        </w:rPr>
         <w:t xml:space="preserve">lavaan</w:t>
       </w:r>
       <w:r>
@@ -5663,8 +5685,8 @@
         <w:t xml:space="preserve">package, and considered issues relating to over-fitting along the way.</w:t>
       </w:r>
     </w:p>
-    <w:bookmarkEnd w:id="63"/>
-    <w:bookmarkStart w:id="72" w:name="further-learning"/>
+    <w:bookmarkEnd w:id="66"/>
+    <w:bookmarkStart w:id="75" w:name="further-learning"/>
     <w:p>
       <w:pPr>
         <w:pStyle w:val="Heading2"/>
@@ -5683,7 +5705,7 @@
       <w:r>
         <w:t xml:space="preserve"> </w:t>
       </w:r>
-      <w:hyperlink r:id="rId64">
+      <w:hyperlink r:id="rId67">
         <w:r>
           <w:rPr>
             <w:rStyle w:val="Hyperlink"/>
@@ -5700,7 +5722,7 @@
       <w:r>
         <w:t xml:space="preserve"> </w:t>
       </w:r>
-      <w:hyperlink r:id="rId65">
+      <w:hyperlink r:id="rId68">
         <w:r>
           <w:rPr>
             <w:rStyle w:val="Hyperlink"/>
@@ -5717,7 +5739,7 @@
       <w:r>
         <w:t xml:space="preserve"> </w:t>
       </w:r>
-      <w:hyperlink r:id="rId66">
+      <w:hyperlink r:id="rId69">
         <w:r>
           <w:rPr>
             <w:rStyle w:val="Hyperlink"/>
@@ -5804,18 +5826,18 @@
                 <wp:inline>
                   <wp:extent cx="152400" cy="152400"/>
                   <wp:effectExtent b="0" l="0" r="0" t="0"/>
-                  <wp:docPr descr="" title="" id="68" name="Picture"/>
+                  <wp:docPr descr="" title="" id="71" name="Picture"/>
                   <a:graphic>
                     <a:graphicData uri="http://schemas.openxmlformats.org/drawingml/2006/picture">
                       <pic:pic>
                         <pic:nvPicPr>
-                          <pic:cNvPr descr="C:\Users\elj504\AppData\Local\Programs\Quarto\share\formats\docx\important.png" id="69" name="Picture"/>
+                          <pic:cNvPr descr="C:\Users\elj504\AppData\Local\Programs\Quarto\share\formats\docx\important.png" id="72" name="Picture"/>
                           <pic:cNvPicPr>
                             <a:picLocks noChangeArrowheads="1" noChangeAspect="1"/>
                           </pic:cNvPicPr>
                         </pic:nvPicPr>
                         <pic:blipFill>
-                          <a:blip r:embed="rId67"/>
+                          <a:blip r:embed="rId70"/>
                           <a:stretch>
                             <a:fillRect/>
                           </a:stretch>
@@ -5877,7 +5899,7 @@
             <w:r>
               <w:t xml:space="preserve"> </w:t>
             </w:r>
-            <w:hyperlink r:id="rId70">
+            <w:hyperlink r:id="rId73">
               <w:r>
                 <w:rPr>
                   <w:rStyle w:val="Hyperlink"/>
@@ -5902,7 +5924,7 @@
             <w:r>
               <w:t xml:space="preserve"> </w:t>
             </w:r>
-            <w:hyperlink r:id="rId71">
+            <w:hyperlink r:id="rId74">
               <w:r>
                 <w:rPr>
                   <w:rStyle w:val="Hyperlink"/>
@@ -5917,8 +5939,8 @@
         </w:tc>
       </w:tr>
     </w:tbl>
-    <w:bookmarkEnd w:id="72"/>
-    <w:bookmarkEnd w:id="73"/>
+    <w:bookmarkEnd w:id="75"/>
+    <w:bookmarkEnd w:id="76"/>
     <w:sectPr>
       <w:footnotePr>
         <w:numRestart w:val="eachSect"/>
